--- a/refs/misc_w/impl-differences-and-improvements.docx
+++ b/refs/misc_w/impl-differences-and-improvements.docx
@@ -989,11 +989,9 @@
         <w:spacing w:after="0" w:line="240" w:lineRule="auto"/>
         <w:ind w:left="0" w:firstLine="0"/>
       </w:pPr>
-      <w:proofErr w:type="gramStart"/>
       <w:r>
         <w:t>inter company</w:t>
       </w:r>
-      <w:proofErr w:type="gramEnd"/>
     </w:p>
     <w:p>
       <w:pPr>
@@ -1037,15 +1035,7 @@
         <w:spacing w:after="0" w:line="240" w:lineRule="auto"/>
       </w:pPr>
       <w:r>
-        <w:t xml:space="preserve">The rerun is not using </w:t>
-      </w:r>
-      <w:proofErr w:type="gramStart"/>
-      <w:r>
-        <w:t>exactly the same</w:t>
-      </w:r>
-      <w:proofErr w:type="gramEnd"/>
-      <w:r>
-        <w:t xml:space="preserve"> observed keyword universe.</w:t>
+        <w:t>The rerun is not using exactly the same observed keyword universe.</w:t>
       </w:r>
     </w:p>
     <w:p>
@@ -1191,13 +1181,8 @@
         <w:spacing w:after="0" w:line="240" w:lineRule="auto"/>
         <w:ind w:left="0" w:firstLine="0"/>
       </w:pPr>
-      <w:proofErr w:type="gramStart"/>
-      <w:r>
-        <w:t>Form</w:t>
-      </w:r>
-      <w:proofErr w:type="gramEnd"/>
-      <w:r>
-        <w:t xml:space="preserve"> 8975</w:t>
+      <w:r>
+        <w:t>Form 8975</w:t>
       </w:r>
     </w:p>
     <w:p>
@@ -1326,29 +1311,8 @@
       <w:pPr>
         <w:spacing w:after="0" w:line="240" w:lineRule="auto"/>
       </w:pPr>
-      <w:proofErr w:type="gramStart"/>
-      <w:r>
-        <w:t>\[</w:t>
-      </w:r>
-      <w:proofErr w:type="gramEnd"/>
-      <w:r>
-        <w:t xml:space="preserve"> \text{ratio}=\frac{\</w:t>
-      </w:r>
-      <w:proofErr w:type="gramStart"/>
-      <w:r>
-        <w:t>text{</w:t>
-      </w:r>
-      <w:proofErr w:type="gramEnd"/>
-      <w:r>
-        <w:t>Freq</w:t>
-      </w:r>
-      <w:proofErr w:type="gramStart"/>
-      <w:r>
-        <w:t>}}{</w:t>
-      </w:r>
-      <w:proofErr w:type="gramEnd"/>
-      <w:r>
-        <w:t>\text{wordcount}} \]</w:t>
+      <w:r>
+        <w:t>\[ \text{ratio}=\frac{\text{Freq}}{\text{wordcount}} \]</w:t>
       </w:r>
     </w:p>
     <w:p>
@@ -1371,29 +1335,8 @@
       <w:pPr>
         <w:spacing w:after="0" w:line="240" w:lineRule="auto"/>
       </w:pPr>
-      <w:proofErr w:type="gramStart"/>
-      <w:r>
-        <w:t>\[</w:t>
-      </w:r>
-      <w:proofErr w:type="gramEnd"/>
-      <w:r>
-        <w:t xml:space="preserve"> \</w:t>
-      </w:r>
-      <w:proofErr w:type="gramStart"/>
-      <w:r>
-        <w:t>frac{4}{</w:t>
-      </w:r>
-      <w:proofErr w:type="gramEnd"/>
-      <w:r>
-        <w:t>6{,}</w:t>
-      </w:r>
-      <w:proofErr w:type="gramStart"/>
-      <w:r>
-        <w:t>000}=</w:t>
-      </w:r>
-      <w:proofErr w:type="gramEnd"/>
-      <w:r>
-        <w:t>0.000667 \]</w:t>
+      <w:r>
+        <w:t>\[ \frac{4}{6{,}000}=0.000667 \]</w:t>
       </w:r>
     </w:p>
     <w:p>
@@ -1408,29 +1351,8 @@
       <w:pPr>
         <w:spacing w:after="0" w:line="240" w:lineRule="auto"/>
       </w:pPr>
-      <w:proofErr w:type="gramStart"/>
-      <w:r>
-        <w:t>\[</w:t>
-      </w:r>
-      <w:proofErr w:type="gramEnd"/>
-      <w:r>
-        <w:t xml:space="preserve"> \</w:t>
-      </w:r>
-      <w:proofErr w:type="gramStart"/>
-      <w:r>
-        <w:t>frac{4}{</w:t>
-      </w:r>
-      <w:proofErr w:type="gramEnd"/>
-      <w:r>
-        <w:t>5{,}</w:t>
-      </w:r>
-      <w:proofErr w:type="gramStart"/>
-      <w:r>
-        <w:t>000}=</w:t>
-      </w:r>
-      <w:proofErr w:type="gramEnd"/>
-      <w:r>
-        <w:t>0.000800 \]</w:t>
+      <w:r>
+        <w:t>\[ \frac{4}{5{,}000}=0.000800 \]</w:t>
       </w:r>
     </w:p>
     <w:p>
@@ -1477,45 +1399,8 @@
       <w:pPr>
         <w:spacing w:after="0" w:line="240" w:lineRule="auto"/>
       </w:pPr>
-      <w:proofErr w:type="gramStart"/>
-      <w:r>
-        <w:t>\[</w:t>
-      </w:r>
-      <w:proofErr w:type="gramEnd"/>
-      <w:r>
-        <w:t xml:space="preserve"> \</w:t>
-      </w:r>
-      <w:proofErr w:type="gramStart"/>
-      <w:r>
-        <w:t>boxed{ \text{</w:t>
-      </w:r>
-      <w:proofErr w:type="gramEnd"/>
-      <w:r>
-        <w:t>Proportion} = \</w:t>
-      </w:r>
-      <w:proofErr w:type="gramStart"/>
-      <w:r>
-        <w:t>frac{</w:t>
-      </w:r>
-      <w:proofErr w:type="gramEnd"/>
-      <w:r>
-        <w:t>\sum \</w:t>
-      </w:r>
-      <w:proofErr w:type="gramStart"/>
-      <w:r>
-        <w:t>text{</w:t>
-      </w:r>
-      <w:proofErr w:type="gramEnd"/>
-      <w:r>
-        <w:t>Freq\_binary}}{31</w:t>
-      </w:r>
-      <w:proofErr w:type="gramStart"/>
-      <w:r>
-        <w:t>} }</w:t>
-      </w:r>
-      <w:proofErr w:type="gramEnd"/>
-      <w:r>
-        <w:t xml:space="preserve"> \]</w:t>
+      <w:r>
+        <w:t>\[ \boxed{ \text{Proportion} = \frac{\sum \text{Freq\_binary}}{31} } \]</w:t>
       </w:r>
     </w:p>
     <w:p>
@@ -1585,15 +1470,7 @@
         <w:ind w:left="0" w:firstLine="0"/>
       </w:pPr>
       <w:r>
-        <w:t xml:space="preserve">Each matched keyword row contributes </w:t>
-      </w:r>
-      <w:proofErr w:type="gramStart"/>
-      <w:r>
-        <w:t>\(</w:t>
-      </w:r>
-      <w:proofErr w:type="gramEnd"/>
-      <w:r>
-        <w:t>1/31\).</w:t>
+        <w:t>Each matched keyword row contributes \(1/31\).</w:t>
       </w:r>
     </w:p>
     <w:p>
@@ -1825,29 +1702,8 @@
       <w:pPr>
         <w:spacing w:after="0" w:line="240" w:lineRule="auto"/>
       </w:pPr>
-      <w:proofErr w:type="gramStart"/>
-      <w:r>
-        <w:t>\[</w:t>
-      </w:r>
-      <w:proofErr w:type="gramEnd"/>
-      <w:r>
-        <w:t xml:space="preserve"> \</w:t>
-      </w:r>
-      <w:proofErr w:type="gramStart"/>
-      <w:r>
-        <w:t>frac{</w:t>
-      </w:r>
-      <w:proofErr w:type="gramEnd"/>
-      <w:r>
-        <w:t>6}{</w:t>
-      </w:r>
-      <w:proofErr w:type="gramStart"/>
-      <w:r>
-        <w:t>31}=</w:t>
-      </w:r>
-      <w:proofErr w:type="gramEnd"/>
-      <w:r>
-        <w:t>0.193548 \]</w:t>
+      <w:r>
+        <w:t>\[ \frac{6}{31}=0.193548 \]</w:t>
       </w:r>
     </w:p>
     <w:p>
@@ -1862,145 +1718,48 @@
       <w:pPr>
         <w:spacing w:after="0" w:line="240" w:lineRule="auto"/>
       </w:pPr>
-      <w:proofErr w:type="gramStart"/>
-      <w:r>
-        <w:t>\[</w:t>
-      </w:r>
-      <w:proofErr w:type="gramEnd"/>
-      <w:r>
-        <w:t xml:space="preserve"> \</w:t>
-      </w:r>
-      <w:proofErr w:type="gramStart"/>
-      <w:r>
-        <w:t>boxed{ \text{</w:t>
-      </w:r>
-      <w:proofErr w:type="gramEnd"/>
-      <w:r>
-        <w:t>General TPP} = \</w:t>
+      <w:r>
+        <w:t>\[ \boxed{ \text{General TPP} = \</w:t>
       </w:r>
       <w:proofErr w:type="spellStart"/>
-      <w:proofErr w:type="gramStart"/>
       <w:r>
         <w:t>operatorname</w:t>
       </w:r>
       <w:proofErr w:type="spellEnd"/>
       <w:r>
-        <w:t>{</w:t>
-      </w:r>
-      <w:proofErr w:type="gramEnd"/>
-      <w:r>
-        <w:t>CEILING} \</w:t>
-      </w:r>
-      <w:proofErr w:type="gramStart"/>
-      <w:r>
-        <w:t>left( 5</w:t>
-      </w:r>
-      <w:proofErr w:type="gramEnd"/>
-      <w:r>
-        <w:t>\times \frac{\</w:t>
-      </w:r>
-      <w:proofErr w:type="gramStart"/>
-      <w:r>
-        <w:t>text{</w:t>
-      </w:r>
-      <w:proofErr w:type="gramEnd"/>
-      <w:r>
-        <w:t>Proportion}} {\max(\</w:t>
-      </w:r>
-      <w:proofErr w:type="gramStart"/>
-      <w:r>
-        <w:t>text{</w:t>
-      </w:r>
-      <w:proofErr w:type="gramEnd"/>
-      <w:r>
-        <w:t>Proportion})} \right</w:t>
-      </w:r>
-      <w:proofErr w:type="gramStart"/>
-      <w:r>
-        <w:t>) }</w:t>
-      </w:r>
-      <w:proofErr w:type="gramEnd"/>
-      <w:r>
-        <w:t xml:space="preserve"> \]</w:t>
-      </w:r>
-    </w:p>
-    <w:p>
-      <w:pPr>
-        <w:spacing w:after="0" w:line="240" w:lineRule="auto"/>
-      </w:pPr>
-      <w:r>
-        <w:t xml:space="preserve">Because the maximum was </w:t>
-      </w:r>
-      <w:proofErr w:type="gramStart"/>
-      <w:r>
-        <w:t>\(</w:t>
-      </w:r>
-      <w:proofErr w:type="gramEnd"/>
-      <w:r>
-        <w:t>6/31\), this is equivalent to:</w:t>
-      </w:r>
-    </w:p>
-    <w:p>
-      <w:pPr>
-        <w:spacing w:after="0" w:line="240" w:lineRule="auto"/>
-      </w:pPr>
-      <w:proofErr w:type="gramStart"/>
-      <w:r>
-        <w:t>\[</w:t>
-      </w:r>
-      <w:proofErr w:type="gramEnd"/>
-      <w:r>
-        <w:t xml:space="preserve"> \</w:t>
+        <w:t>{CEILING} \left( 5\times \frac{\text{Proportion}} {\max(\text{Proportion})} \right) } \]</w:t>
+      </w:r>
+    </w:p>
+    <w:p>
+      <w:pPr>
+        <w:spacing w:after="0" w:line="240" w:lineRule="auto"/>
+      </w:pPr>
+      <w:r>
+        <w:t>Because the maximum was \(6/31\), this is equivalent to:</w:t>
+      </w:r>
+    </w:p>
+    <w:p>
+      <w:pPr>
+        <w:spacing w:after="0" w:line="240" w:lineRule="auto"/>
+      </w:pPr>
+      <w:r>
+        <w:t>\[ \</w:t>
       </w:r>
       <w:proofErr w:type="spellStart"/>
-      <w:proofErr w:type="gramStart"/>
       <w:r>
         <w:t>operatorname</w:t>
       </w:r>
       <w:proofErr w:type="spellEnd"/>
       <w:r>
-        <w:t>{</w:t>
-      </w:r>
-      <w:proofErr w:type="gramEnd"/>
-      <w:r>
-        <w:t>CEILING} \</w:t>
-      </w:r>
-      <w:proofErr w:type="gramStart"/>
-      <w:r>
-        <w:t>left( 5</w:t>
-      </w:r>
-      <w:proofErr w:type="gramEnd"/>
-      <w:r>
-        <w:t>\times \</w:t>
-      </w:r>
-      <w:proofErr w:type="gramStart"/>
-      <w:r>
-        <w:t>frac{</w:t>
-      </w:r>
-      <w:proofErr w:type="gramEnd"/>
-      <w:r>
-        <w:t>\</w:t>
-      </w:r>
-      <w:proofErr w:type="gramStart"/>
-      <w:r>
-        <w:t>text{</w:t>
-      </w:r>
-      <w:proofErr w:type="gramEnd"/>
-      <w:r>
-        <w:t>number of matched binary keyword rows}}{6} \right) \]</w:t>
-      </w:r>
-    </w:p>
-    <w:p>
-      <w:pPr>
-        <w:spacing w:after="0" w:line="240" w:lineRule="auto"/>
-      </w:pPr>
-      <w:proofErr w:type="gramStart"/>
-      <w:r>
-        <w:t>So</w:t>
-      </w:r>
-      <w:proofErr w:type="gramEnd"/>
-      <w:r>
-        <w:t xml:space="preserve"> the original scoring is primarily a </w:t>
+        <w:t>{CEILING} \left( 5\times \frac{\text{number of matched binary keyword rows}}{6} \right) \]</w:t>
+      </w:r>
+    </w:p>
+    <w:p>
+      <w:pPr>
+        <w:spacing w:after="0" w:line="240" w:lineRule="auto"/>
+      </w:pPr>
+      <w:r>
+        <w:t xml:space="preserve">So the original scoring is primarily a </w:t>
       </w:r>
       <w:r>
         <w:rPr>
@@ -2019,15 +1778,7 @@
       </w:pPr>
       <w:r>
         <w:lastRenderedPageBreak/>
-        <w:t xml:space="preserve">One implication is that duplicate semantic variants can </w:t>
-      </w:r>
-      <w:proofErr w:type="gramStart"/>
-      <w:r>
-        <w:t>both contribute</w:t>
-      </w:r>
-      <w:proofErr w:type="gramEnd"/>
-      <w:r>
-        <w:t xml:space="preserve">. For example, </w:t>
+        <w:t xml:space="preserve">One implication is that duplicate semantic variants can both contribute. For example, </w:t>
       </w:r>
       <w:proofErr w:type="spellStart"/>
       <w:r>
@@ -2059,23 +1810,7 @@
           <w:b/>
           <w:bCs/>
         </w:rPr>
-        <w:t xml:space="preserve">4. </w:t>
-      </w:r>
-      <w:proofErr w:type="gramStart"/>
-      <w:r>
-        <w:rPr>
-          <w:b/>
-          <w:bCs/>
-        </w:rPr>
-        <w:t>How</w:t>
-      </w:r>
-      <w:proofErr w:type="gramEnd"/>
-      <w:r>
-        <w:rPr>
-          <w:b/>
-          <w:bCs/>
-        </w:rPr>
-        <w:t xml:space="preserve"> rerun ratio and </w:t>
+        <w:t xml:space="preserve">4. How rerun ratio and </w:t>
       </w:r>
       <w:proofErr w:type="spellStart"/>
       <w:r>
@@ -2130,45 +1865,8 @@
       <w:pPr>
         <w:spacing w:after="0" w:line="240" w:lineRule="auto"/>
       </w:pPr>
-      <w:proofErr w:type="gramStart"/>
-      <w:r>
-        <w:t>\[</w:t>
-      </w:r>
-      <w:proofErr w:type="gramEnd"/>
-      <w:r>
-        <w:t xml:space="preserve"> \</w:t>
-      </w:r>
-      <w:proofErr w:type="gramStart"/>
-      <w:r>
-        <w:t>boxed{ \</w:t>
-      </w:r>
-      <w:proofErr w:type="gramEnd"/>
-      <w:r>
-        <w:t>text{ratio} = \frac{\</w:t>
-      </w:r>
-      <w:proofErr w:type="gramStart"/>
-      <w:r>
-        <w:t>text{</w:t>
-      </w:r>
-      <w:proofErr w:type="gramEnd"/>
-      <w:r>
-        <w:t>Freq</w:t>
-      </w:r>
-      <w:proofErr w:type="gramStart"/>
-      <w:r>
-        <w:t>}}{</w:t>
-      </w:r>
-      <w:proofErr w:type="gramEnd"/>
-      <w:r>
-        <w:t>\text{wordcount}</w:t>
-      </w:r>
-      <w:proofErr w:type="gramStart"/>
-      <w:r>
-        <w:t>} }</w:t>
-      </w:r>
-      <w:proofErr w:type="gramEnd"/>
-      <w:r>
-        <w:t xml:space="preserve"> \]</w:t>
+      <w:r>
+        <w:t>\[ \boxed{ \text{ratio} = \frac{\text{Freq}}{\text{wordcount}} } \]</w:t>
       </w:r>
     </w:p>
     <w:p>
@@ -2219,13 +1917,8 @@
         <w:spacing w:after="0" w:line="240" w:lineRule="auto"/>
         <w:ind w:left="0" w:firstLine="0"/>
       </w:pPr>
-      <w:proofErr w:type="gramStart"/>
-      <w:r>
-        <w:t>the</w:t>
-      </w:r>
-      <w:proofErr w:type="gramEnd"/>
-      <w:r>
-        <w:t xml:space="preserve"> applicant’s stored text-length denominator is smaller.</w:t>
+      <w:r>
+        <w:t>the applicant’s stored text-length denominator is smaller.</w:t>
       </w:r>
     </w:p>
     <w:p>
@@ -2256,37 +1949,8 @@
       <w:pPr>
         <w:spacing w:after="0" w:line="240" w:lineRule="auto"/>
       </w:pPr>
-      <w:proofErr w:type="gramStart"/>
-      <w:r>
-        <w:t>\[</w:t>
-      </w:r>
-      <w:proofErr w:type="gramEnd"/>
-      <w:r>
-        <w:t xml:space="preserve"> \</w:t>
-      </w:r>
-      <w:proofErr w:type="gramStart"/>
-      <w:r>
-        <w:t>boxed{ \text{</w:t>
-      </w:r>
-      <w:proofErr w:type="gramEnd"/>
-      <w:r>
-        <w:t>Freq\_normalized} = 1+ 4 \</w:t>
-      </w:r>
-      <w:proofErr w:type="gramStart"/>
-      <w:r>
-        <w:t>left( \</w:t>
-      </w:r>
-      <w:proofErr w:type="gramEnd"/>
-      <w:r>
-        <w:t>frac{\text{ratio}-\min(\text{ratio})} {\max(\text{ratio})-\min(\text{ratio})} \right</w:t>
-      </w:r>
-      <w:proofErr w:type="gramStart"/>
-      <w:r>
-        <w:t>) }</w:t>
-      </w:r>
-      <w:proofErr w:type="gramEnd"/>
-      <w:r>
-        <w:t xml:space="preserve"> \]</w:t>
+      <w:r>
+        <w:t>\[ \boxed{ \text{Freq\_normalized} = 1+ 4 \left( \frac{\text{ratio}-\min(\text{ratio})} {\max(\text{ratio})-\min(\text{ratio})} \right) } \]</w:t>
       </w:r>
     </w:p>
     <w:p>
@@ -2301,37 +1965,8 @@
       <w:pPr>
         <w:spacing w:after="0" w:line="240" w:lineRule="auto"/>
       </w:pPr>
-      <w:proofErr w:type="gramStart"/>
-      <w:r>
-        <w:t>\[</w:t>
-      </w:r>
-      <w:proofErr w:type="gramEnd"/>
-      <w:r>
-        <w:t xml:space="preserve"> \min(\text{ratio</w:t>
-      </w:r>
-      <w:proofErr w:type="gramStart"/>
-      <w:r>
-        <w:t>})=</w:t>
-      </w:r>
-      <w:proofErr w:type="gramEnd"/>
-      <w:r>
-        <w:t xml:space="preserve">0.0000183358 </w:t>
-      </w:r>
-      <w:proofErr w:type="gramStart"/>
-      <w:r>
-        <w:t>\]\</w:t>
-      </w:r>
-      <w:proofErr w:type="gramEnd"/>
-      <w:r>
-        <w:t>[ \max(\text{ratio</w:t>
-      </w:r>
-      <w:proofErr w:type="gramStart"/>
-      <w:r>
-        <w:t>})=</w:t>
-      </w:r>
-      <w:proofErr w:type="gramEnd"/>
-      <w:r>
-        <w:t>0.0030769231 \]</w:t>
+      <w:r>
+        <w:t>\[ \min(\text{ratio})=0.0000183358 \]\[ \max(\text{ratio})=0.0030769231 \]</w:t>
       </w:r>
     </w:p>
     <w:p>
@@ -2432,29 +2067,8 @@
       <w:pPr>
         <w:spacing w:after="0" w:line="240" w:lineRule="auto"/>
       </w:pPr>
-      <w:proofErr w:type="gramStart"/>
-      <w:r>
-        <w:t>\[</w:t>
-      </w:r>
-      <w:proofErr w:type="gramEnd"/>
-      <w:r>
-        <w:t xml:space="preserve"> \</w:t>
-      </w:r>
-      <w:proofErr w:type="gramStart"/>
-      <w:r>
-        <w:t>text{</w:t>
-      </w:r>
-      <w:proofErr w:type="gramEnd"/>
-      <w:r>
-        <w:t>Applicant Aggregate} = \sum \</w:t>
-      </w:r>
-      <w:proofErr w:type="gramStart"/>
-      <w:r>
-        <w:t>left( \text{</w:t>
-      </w:r>
-      <w:proofErr w:type="gramEnd"/>
-      <w:r>
-        <w:t>Freq\_normalized} \times \text{score\_adjustment} \right) \]</w:t>
+      <w:r>
+        <w:t>\[ \text{Applicant Aggregate} = \sum \left( \text{Freq\_normalized} \times \text{score\_adjustment} \right) \]</w:t>
       </w:r>
     </w:p>
     <w:p>
@@ -2482,82 +2096,16 @@
       <w:pPr>
         <w:spacing w:after="0" w:line="240" w:lineRule="auto"/>
       </w:pPr>
-      <w:proofErr w:type="gramStart"/>
-      <w:r>
-        <w:t>\[</w:t>
-      </w:r>
-      <w:proofErr w:type="gramEnd"/>
-      <w:r>
-        <w:t xml:space="preserve"> \</w:t>
-      </w:r>
-      <w:proofErr w:type="gramStart"/>
-      <w:r>
-        <w:t>boxed{ \text{</w:t>
-      </w:r>
-      <w:proofErr w:type="gramEnd"/>
-      <w:r>
-        <w:t>General TPP} = \</w:t>
+      <w:r>
+        <w:t>\[ \boxed{ \text{General TPP} = \</w:t>
       </w:r>
       <w:proofErr w:type="spellStart"/>
-      <w:proofErr w:type="gramStart"/>
       <w:r>
         <w:t>operatorname</w:t>
       </w:r>
       <w:proofErr w:type="spellEnd"/>
       <w:r>
-        <w:t>{</w:t>
-      </w:r>
-      <w:proofErr w:type="gramEnd"/>
-      <w:r>
-        <w:t>CEILING} \</w:t>
-      </w:r>
-      <w:proofErr w:type="gramStart"/>
-      <w:r>
-        <w:t>left( 5</w:t>
-      </w:r>
-      <w:proofErr w:type="gramEnd"/>
-      <w:r>
-        <w:t>\times \</w:t>
-      </w:r>
-      <w:proofErr w:type="gramStart"/>
-      <w:r>
-        <w:t>frac{</w:t>
-      </w:r>
-      <w:proofErr w:type="gramEnd"/>
-      <w:r>
-        <w:t>\</w:t>
-      </w:r>
-      <w:proofErr w:type="gramStart"/>
-      <w:r>
-        <w:t>text{</w:t>
-      </w:r>
-      <w:proofErr w:type="gramEnd"/>
-      <w:r>
-        <w:t>Applicant Aggregate}} {\</w:t>
-      </w:r>
-      <w:proofErr w:type="gramStart"/>
-      <w:r>
-        <w:t>max(</w:t>
-      </w:r>
-      <w:proofErr w:type="gramEnd"/>
-      <w:r>
-        <w:t>\</w:t>
-      </w:r>
-      <w:proofErr w:type="gramStart"/>
-      <w:r>
-        <w:t>text{</w:t>
-      </w:r>
-      <w:proofErr w:type="gramEnd"/>
-      <w:r>
-        <w:t>Applicant Aggregate})} \right</w:t>
-      </w:r>
-      <w:proofErr w:type="gramStart"/>
-      <w:r>
-        <w:t>) }</w:t>
-      </w:r>
-      <w:proofErr w:type="gramEnd"/>
-      <w:r>
-        <w:t xml:space="preserve"> \]</w:t>
+        <w:t>{CEILING} \left( 5\times \frac{\text{Applicant Aggregate}} {\max(\text{Applicant Aggregate})} \right) } \]</w:t>
       </w:r>
     </w:p>
     <w:p>
@@ -2572,13 +2120,8 @@
       <w:pPr>
         <w:spacing w:after="0" w:line="240" w:lineRule="auto"/>
       </w:pPr>
-      <w:proofErr w:type="gramStart"/>
-      <w:r>
-        <w:t>\[</w:t>
-      </w:r>
-      <w:proofErr w:type="gramEnd"/>
-      <w:r>
-        <w:t xml:space="preserve"> 14.8801026 \]</w:t>
+      <w:r>
+        <w:t>\[ 14.8801026 \]</w:t>
       </w:r>
     </w:p>
     <w:p>
@@ -2779,13 +2322,8 @@
             <w:pPr>
               <w:spacing w:after="0" w:line="240" w:lineRule="auto"/>
             </w:pPr>
-            <w:proofErr w:type="gramStart"/>
-            <w:r>
-              <w:t>Divides</w:t>
-            </w:r>
-            <w:proofErr w:type="gramEnd"/>
-            <w:r>
-              <w:t xml:space="preserve"> by a fixed 31-keyword denominator</w:t>
+            <w:r>
+              <w:t>Divides by a fixed 31-keyword denominator</w:t>
             </w:r>
           </w:p>
         </w:tc>
@@ -2940,15 +2478,7 @@
               <w:spacing w:after="0" w:line="240" w:lineRule="auto"/>
             </w:pPr>
             <w:r>
-              <w:t xml:space="preserve">Sensitive to global </w:t>
-            </w:r>
-            <w:proofErr w:type="gramStart"/>
-            <w:r>
-              <w:t>min</w:t>
-            </w:r>
-            <w:proofErr w:type="gramEnd"/>
-            <w:r>
-              <w:t xml:space="preserve"> and max ratios</w:t>
+              <w:t>Sensitive to global min and max ratios</w:t>
             </w:r>
           </w:p>
         </w:tc>
@@ -2959,15 +2489,7 @@
         <w:spacing w:after="0" w:line="240" w:lineRule="auto"/>
       </w:pPr>
       <w:r>
-        <w:t xml:space="preserve">The rerun retains some </w:t>
-      </w:r>
-      <w:proofErr w:type="gramStart"/>
-      <w:r>
-        <w:t>breadth behavior</w:t>
-      </w:r>
-      <w:proofErr w:type="gramEnd"/>
-      <w:r>
-        <w:t xml:space="preserve"> because every matched row receives at least a normalized value of 1. Therefore:</w:t>
+        <w:t>The rerun retains some breadth behavior because every matched row receives at least a normalized value of 1. Therefore:</w:t>
       </w:r>
     </w:p>
     <w:p>
@@ -3006,13 +2528,8 @@
         <w:spacing w:after="0" w:line="240" w:lineRule="auto"/>
         <w:ind w:left="0" w:firstLine="0"/>
       </w:pPr>
-      <w:proofErr w:type="gramStart"/>
-      <w:r>
-        <w:t>shorter</w:t>
-      </w:r>
-      <w:proofErr w:type="gramEnd"/>
-      <w:r>
-        <w:t xml:space="preserve"> documents can add extra weight.</w:t>
+      <w:r>
+        <w:t>shorter documents can add extra weight.</w:t>
       </w:r>
     </w:p>
     <w:p>
@@ -3478,15 +2995,7 @@
       </w:r>
       <w:proofErr w:type="spellEnd"/>
       <w:r>
-        <w:t xml:space="preserve"> did not change. </w:t>
-      </w:r>
-      <w:proofErr w:type="gramStart"/>
-      <w:r>
-        <w:t>Thus</w:t>
-      </w:r>
-      <w:proofErr w:type="gramEnd"/>
-      <w:r>
-        <w:t xml:space="preserve"> the score-sheet difference is primarily a </w:t>
+        <w:t xml:space="preserve"> did not change. Thus the score-sheet difference is primarily a </w:t>
       </w:r>
       <w:r>
         <w:rPr>
@@ -4033,15 +3542,7 @@
         <w:ind w:left="0" w:firstLine="0"/>
       </w:pPr>
       <w:r>
-        <w:t xml:space="preserve">Proportion </w:t>
-      </w:r>
-      <w:proofErr w:type="gramStart"/>
-      <w:r>
-        <w:t>\(</w:t>
-      </w:r>
-      <w:proofErr w:type="gramEnd"/>
-      <w:r>
-        <w:t>=2/31\);</w:t>
+        <w:t>Proportion \(=2/31\);</w:t>
       </w:r>
     </w:p>
     <w:p>
@@ -4145,13 +3646,8 @@
         <w:spacing w:after="0" w:line="240" w:lineRule="auto"/>
         <w:ind w:left="0" w:firstLine="0"/>
       </w:pPr>
-      <w:proofErr w:type="gramStart"/>
-      <w:r>
-        <w:t>six</w:t>
-      </w:r>
-      <w:proofErr w:type="gramEnd"/>
-      <w:r>
-        <w:t xml:space="preserve"> matched rows;</w:t>
+      <w:r>
+        <w:t>six matched rows;</w:t>
       </w:r>
     </w:p>
     <w:p>
@@ -4164,15 +3660,7 @@
         <w:ind w:left="0" w:firstLine="0"/>
       </w:pPr>
       <w:r>
-        <w:t xml:space="preserve">Proportion </w:t>
-      </w:r>
-      <w:proofErr w:type="gramStart"/>
-      <w:r>
-        <w:t>\(</w:t>
-      </w:r>
-      <w:proofErr w:type="gramEnd"/>
-      <w:r>
-        <w:t>=6/31\), the original maximum;</w:t>
+        <w:t>Proportion \(=6/31\), the original maximum;</w:t>
       </w:r>
     </w:p>
     <w:p>
@@ -4271,37 +3759,8 @@
       <w:pPr>
         <w:spacing w:after="0" w:line="240" w:lineRule="auto"/>
       </w:pPr>
-      <w:proofErr w:type="gramStart"/>
-      <w:r>
-        <w:t>\[</w:t>
-      </w:r>
-      <w:proofErr w:type="gramEnd"/>
-      <w:r>
-        <w:t xml:space="preserve"> \</w:t>
-      </w:r>
-      <w:proofErr w:type="gramStart"/>
-      <w:r>
-        <w:t>frac{</w:t>
-      </w:r>
-      <w:proofErr w:type="gramEnd"/>
-      <w:r>
-        <w:t>10\</w:t>
-      </w:r>
-      <w:proofErr w:type="gramStart"/>
-      <w:r>
-        <w:t>text{ transfer</w:t>
-      </w:r>
-      <w:proofErr w:type="gramEnd"/>
-      <w:r>
-        <w:t>-pricing occurrences</w:t>
-      </w:r>
-      <w:proofErr w:type="gramStart"/>
-      <w:r>
-        <w:t>}}{</w:t>
-      </w:r>
-      <w:proofErr w:type="gramEnd"/>
-      <w:r>
-        <w:t>3{,}250} = 0.003076923 \]</w:t>
+      <w:r>
+        <w:t>\[ \frac{10\text{ transfer-pricing occurrences}}{3{,}250} = 0.003076923 \]</w:t>
       </w:r>
     </w:p>
     <w:p>
@@ -4316,29 +3775,8 @@
       <w:pPr>
         <w:spacing w:after="0" w:line="240" w:lineRule="auto"/>
       </w:pPr>
-      <w:proofErr w:type="gramStart"/>
-      <w:r>
-        <w:t>\[</w:t>
-      </w:r>
-      <w:proofErr w:type="gramEnd"/>
-      <w:r>
-        <w:t xml:space="preserve"> \</w:t>
-      </w:r>
-      <w:proofErr w:type="gramStart"/>
-      <w:r>
-        <w:t>text{</w:t>
-      </w:r>
-      <w:proofErr w:type="gramEnd"/>
-      <w:r>
-        <w:t>Freq\_</w:t>
-      </w:r>
-      <w:proofErr w:type="gramStart"/>
-      <w:r>
-        <w:t>normalized}=</w:t>
-      </w:r>
-      <w:proofErr w:type="gramEnd"/>
-      <w:r>
-        <w:t>5 \]</w:t>
+      <w:r>
+        <w:t>\[ \text{Freq\_normalized}=5 \]</w:t>
       </w:r>
     </w:p>
     <w:p>
@@ -4377,26 +3815,16 @@
       <w:pPr>
         <w:spacing w:after="0" w:line="240" w:lineRule="auto"/>
       </w:pPr>
-      <w:proofErr w:type="gramStart"/>
-      <w:r>
-        <w:t>\[</w:t>
-      </w:r>
-      <w:proofErr w:type="gramEnd"/>
-      <w:r>
-        <w:t xml:space="preserve"> \</w:t>
+      <w:r>
+        <w:t>\[ \</w:t>
       </w:r>
       <w:proofErr w:type="spellStart"/>
-      <w:proofErr w:type="gramStart"/>
       <w:r>
         <w:t>textbf</w:t>
       </w:r>
       <w:proofErr w:type="spellEnd"/>
       <w:r>
-        <w:t>{</w:t>
-      </w:r>
-      <w:proofErr w:type="gramEnd"/>
-      <w:r>
-        <w:t>Original: keyword coverage} \]</w:t>
+        <w:t>{Original: keyword coverage} \]</w:t>
       </w:r>
     </w:p>
     <w:p>
@@ -4411,26 +3839,16 @@
       <w:pPr>
         <w:spacing w:after="0" w:line="240" w:lineRule="auto"/>
       </w:pPr>
-      <w:proofErr w:type="gramStart"/>
-      <w:r>
-        <w:t>\[</w:t>
-      </w:r>
-      <w:proofErr w:type="gramEnd"/>
-      <w:r>
-        <w:t xml:space="preserve"> \</w:t>
+      <w:r>
+        <w:t>\[ \</w:t>
       </w:r>
       <w:proofErr w:type="spellStart"/>
-      <w:proofErr w:type="gramStart"/>
       <w:r>
         <w:t>textbf</w:t>
       </w:r>
       <w:proofErr w:type="spellEnd"/>
       <w:r>
-        <w:t>{</w:t>
-      </w:r>
-      <w:proofErr w:type="gramEnd"/>
-      <w:r>
-        <w:t>Rerun: frequency density, globally normalized and aggregated} \]</w:t>
+        <w:t>{Rerun: frequency density, globally normalized and aggregated} \]</w:t>
       </w:r>
     </w:p>
     <w:p>
@@ -4548,21 +3966,8 @@
       <w:pPr>
         <w:spacing w:after="0" w:line="240" w:lineRule="auto"/>
       </w:pPr>
-      <w:proofErr w:type="gramStart"/>
-      <w:r>
-        <w:t>how</w:t>
-      </w:r>
-      <w:proofErr w:type="gramEnd"/>
-      <w:r>
-        <w:t xml:space="preserve"> are the above BOW analysis frequency and </w:t>
-      </w:r>
-      <w:proofErr w:type="gramStart"/>
-      <w:r>
-        <w:t>wordcounts</w:t>
-      </w:r>
-      <w:proofErr w:type="gramEnd"/>
-      <w:r>
-        <w:t xml:space="preserve"> different from the attached </w:t>
+      <w:r>
+        <w:t xml:space="preserve">how are the above BOW analysis frequency and wordcounts different from the attached </w:t>
       </w:r>
     </w:p>
     <w:p>
@@ -4578,15 +3983,7 @@
       </w:r>
       <w:proofErr w:type="spellEnd"/>
       <w:r>
-        <w:t xml:space="preserve"> (0/1 presence), and a </w:t>
-      </w:r>
-      <w:proofErr w:type="gramStart"/>
-      <w:r>
-        <w:t>wordcount</w:t>
-      </w:r>
-      <w:proofErr w:type="gramEnd"/>
-      <w:r>
-        <w:t xml:space="preserve"> that is really a </w:t>
+        <w:t xml:space="preserve"> (0/1 presence), and a wordcount that is really a </w:t>
       </w:r>
       <w:r>
         <w:rPr>
@@ -4596,15 +3993,7 @@
         <w:t>character count</w:t>
       </w:r>
       <w:r>
-        <w:t xml:space="preserve"> in both. They get different values because the text is cleaned, tokenized and counted differently. The biggest differences are in </w:t>
-      </w:r>
-      <w:proofErr w:type="gramStart"/>
-      <w:r>
-        <w:t>wordcount</w:t>
-      </w:r>
-      <w:proofErr w:type="gramEnd"/>
-      <w:r>
-        <w:t xml:space="preserve"> and in which multi-word keywords can match at all.</w:t>
+        <w:t xml:space="preserve"> in both. They get different values because the text is cleaned, tokenized and counted differently. The biggest differences are in wordcount and in which multi-word keywords can match at all.</w:t>
       </w:r>
     </w:p>
     <w:p>
@@ -4865,15 +4254,7 @@
             </w:r>
             <w:proofErr w:type="spellEnd"/>
             <w:r>
-              <w:t>(</w:t>
-            </w:r>
-            <w:proofErr w:type="gramStart"/>
-            <w:r>
-              <w:t>docs</w:t>
-            </w:r>
-            <w:proofErr w:type="gramEnd"/>
-            <w:r>
-              <w:t>), also characters</w:t>
+              <w:t>(docs), also characters</w:t>
             </w:r>
           </w:p>
         </w:tc>
@@ -4982,25 +4363,12 @@
               <w:t xml:space="preserve"> </w:t>
             </w:r>
             <w:proofErr w:type="spellStart"/>
-            <w:proofErr w:type="gramStart"/>
-            <w:r>
-              <w:t>clean</w:t>
-            </w:r>
-            <w:proofErr w:type="gramEnd"/>
-            <w:r>
-              <w:t>_for_</w:t>
-            </w:r>
-            <w:proofErr w:type="gramStart"/>
-            <w:r>
-              <w:t>bow</w:t>
+            <w:r>
+              <w:t>clean_for_bow</w:t>
             </w:r>
             <w:proofErr w:type="spellEnd"/>
             <w:r>
-              <w:t>(</w:t>
-            </w:r>
-            <w:proofErr w:type="gramEnd"/>
-            <w:r>
-              <w:t>)</w:t>
+              <w:t>()</w:t>
             </w:r>
           </w:p>
         </w:tc>
@@ -5090,39 +4458,7 @@
               <w:t>list</w:t>
             </w:r>
             <w:r>
-              <w:t xml:space="preserve">, so multi-page resumes turn into the string </w:t>
-            </w:r>
-            <w:proofErr w:type="gramStart"/>
-            <w:r>
-              <w:t>c(</w:t>
-            </w:r>
-            <w:proofErr w:type="gramEnd"/>
-            <w:r>
-              <w:t xml:space="preserve">"page 1 …", "page 2 …"). The count then includes </w:t>
-            </w:r>
-            <w:proofErr w:type="gramStart"/>
-            <w:r>
-              <w:t>c(</w:t>
-            </w:r>
-            <w:proofErr w:type="gramEnd"/>
-            <w:r>
-              <w:t xml:space="preserve">, quotes, ", " separators, and each newline counted as the two characters \n. That's why the cleaning step later </w:t>
-            </w:r>
-            <w:proofErr w:type="gramStart"/>
-            <w:r>
-              <w:t>has to</w:t>
-            </w:r>
-            <w:proofErr w:type="gramEnd"/>
-            <w:r>
-              <w:t xml:space="preserve"> strip </w:t>
-            </w:r>
-            <w:proofErr w:type="gramStart"/>
-            <w:r>
-              <w:t>literal "\</w:t>
-            </w:r>
-            <w:proofErr w:type="gramEnd"/>
-            <w:r>
-              <w:t>\\\n".</w:t>
+              <w:t>, so multi-page resumes turn into the string c("page 1 …", "page 2 …"). The count then includes c(, quotes, ", " separators, and each newline counted as the two characters \n. That's why the cleaning step later has to strip literal "\\\\n".</w:t>
             </w:r>
           </w:p>
         </w:tc>
@@ -5167,21 +4503,8 @@
       <w:pPr>
         <w:spacing w:after="0" w:line="240" w:lineRule="auto"/>
       </w:pPr>
-      <w:proofErr w:type="gramStart"/>
-      <w:r>
-        <w:t>So</w:t>
-      </w:r>
-      <w:proofErr w:type="gramEnd"/>
-      <w:r>
-        <w:t xml:space="preserve"> the legacy </w:t>
-      </w:r>
-      <w:proofErr w:type="gramStart"/>
-      <w:r>
-        <w:t>wordcount</w:t>
-      </w:r>
-      <w:proofErr w:type="gramEnd"/>
-      <w:r>
-        <w:t xml:space="preserve"> is consistently </w:t>
+      <w:r>
+        <w:t xml:space="preserve">So the legacy wordcount is consistently </w:t>
       </w:r>
       <w:r>
         <w:rPr>
@@ -5461,17 +4784,12 @@
               <w:spacing w:after="0" w:line="240" w:lineRule="auto"/>
             </w:pPr>
             <w:proofErr w:type="spellStart"/>
-            <w:proofErr w:type="gramStart"/>
             <w:r>
               <w:t>iconv</w:t>
             </w:r>
             <w:proofErr w:type="spellEnd"/>
             <w:r>
-              <w:t>(</w:t>
-            </w:r>
-            <w:proofErr w:type="gramEnd"/>
-            <w:r>
-              <w:t>... "ASCII", sub="") drops accented and other non-ASCII characters</w:t>
+              <w:t>(... "ASCII", sub="") drops accented and other non-ASCII characters</w:t>
             </w:r>
           </w:p>
         </w:tc>
@@ -5498,13 +4816,8 @@
               <w:spacing w:after="0" w:line="240" w:lineRule="auto"/>
             </w:pPr>
             <w:r>
-              <w:t>Replaced by a space via [^0-9a-z</w:t>
-            </w:r>
-            <w:proofErr w:type="gramStart"/>
-            <w:r>
-              <w:t>+#&amp;/ ]</w:t>
-            </w:r>
-            <w:proofErr w:type="gramEnd"/>
+              <w:t>Replaced by a space via [^0-9a-z+#&amp;/ ]</w:t>
+            </w:r>
           </w:p>
         </w:tc>
       </w:tr>
@@ -5624,23 +4937,7 @@
               <w:spacing w:after="0" w:line="240" w:lineRule="auto"/>
             </w:pPr>
             <w:r>
-              <w:t>Other punctuation ()</w:t>
-            </w:r>
-            <w:proofErr w:type="gramStart"/>
-            <w:r>
-              <w:t>, .</w:t>
-            </w:r>
-            <w:proofErr w:type="gramEnd"/>
-            <w:r>
-              <w:t>, :</w:t>
-            </w:r>
-            <w:proofErr w:type="gramStart"/>
-            <w:r>
-              <w:t>, ,</w:t>
-            </w:r>
-            <w:proofErr w:type="gramEnd"/>
-            <w:r>
-              <w:t xml:space="preserve"> …)</w:t>
+              <w:t>Other punctuation (), ., :, , …)</w:t>
             </w:r>
           </w:p>
         </w:tc>
@@ -5685,12 +4982,10 @@
               <w:t xml:space="preserve"> it with no space, so </w:t>
             </w:r>
             <w:proofErr w:type="spellStart"/>
-            <w:proofErr w:type="gramStart"/>
             <w:r>
               <w:t>tax.audit</w:t>
             </w:r>
             <w:proofErr w:type="spellEnd"/>
-            <w:proofErr w:type="gramEnd"/>
             <w:r>
               <w:t xml:space="preserve"> becomes </w:t>
             </w:r>
@@ -5703,12 +4998,10 @@
               <w:t xml:space="preserve"> and </w:t>
             </w:r>
             <w:proofErr w:type="spellStart"/>
-            <w:proofErr w:type="gramStart"/>
             <w:r>
               <w:t>skills:audit</w:t>
             </w:r>
             <w:proofErr w:type="spellEnd"/>
-            <w:proofErr w:type="gramEnd"/>
             <w:r>
               <w:t xml:space="preserve"> becomes </w:t>
             </w:r>
@@ -5803,15 +5096,7 @@
               <w:spacing w:after="0" w:line="240" w:lineRule="auto"/>
             </w:pPr>
             <w:r>
-              <w:t>Only lower-cased, never cleaned. Keywords containing -</w:t>
-            </w:r>
-            <w:proofErr w:type="gramStart"/>
-            <w:r>
-              <w:t>, .</w:t>
-            </w:r>
-            <w:proofErr w:type="gramEnd"/>
-            <w:r>
-              <w:t xml:space="preserve">, ' or () </w:t>
+              <w:t xml:space="preserve">Only lower-cased, never cleaned. Keywords containing -, ., ' or () </w:t>
             </w:r>
             <w:r>
               <w:rPr>
@@ -5908,12 +5193,10 @@
         <w:spacing w:after="0" w:line="240" w:lineRule="auto"/>
         <w:ind w:left="0" w:firstLine="0"/>
       </w:pPr>
-      <w:proofErr w:type="gramStart"/>
       <w:r>
         <w:t>tokens(</w:t>
       </w:r>
       <w:proofErr w:type="spellStart"/>
-      <w:proofErr w:type="gramEnd"/>
       <w:r>
         <w:t>remove_numbers</w:t>
       </w:r>
@@ -6016,15 +5299,7 @@
       </w:r>
       <w:proofErr w:type="spellEnd"/>
       <w:r>
-        <w:t xml:space="preserve">")) </w:t>
-      </w:r>
-      <w:proofErr w:type="gramStart"/>
-      <w:r>
-        <w:t>runs</w:t>
-      </w:r>
-      <w:proofErr w:type="gramEnd"/>
-      <w:r>
-        <w:t xml:space="preserve"> </w:t>
+        <w:t xml:space="preserve">")) runs </w:t>
       </w:r>
       <w:r>
         <w:rPr>
@@ -6077,14 +5352,9 @@
         <w:spacing w:after="0" w:line="240" w:lineRule="auto"/>
         <w:ind w:left="0" w:firstLine="0"/>
       </w:pPr>
-      <w:proofErr w:type="gramStart"/>
       <w:r>
         <w:lastRenderedPageBreak/>
-        <w:t>Single-word</w:t>
-      </w:r>
-      <w:proofErr w:type="gramEnd"/>
-      <w:r>
-        <w:t xml:space="preserve"> </w:t>
+        <w:t xml:space="preserve">Single-word </w:t>
       </w:r>
       <w:proofErr w:type="spellStart"/>
       <w:r>
@@ -6172,15 +5442,7 @@
         <w:t>):</w:t>
       </w:r>
       <w:r>
-        <w:t xml:space="preserve"> a whole-token regex search on the full cleaned text. </w:t>
-      </w:r>
-      <w:proofErr w:type="gramStart"/>
-      <w:r>
-        <w:t>There's</w:t>
-      </w:r>
-      <w:proofErr w:type="gramEnd"/>
-      <w:r>
-        <w:t xml:space="preserve"> no </w:t>
+        <w:t xml:space="preserve"> a whole-token regex search on the full cleaned text. There's no </w:t>
       </w:r>
       <w:proofErr w:type="spellStart"/>
       <w:r>
@@ -6412,13 +5674,8 @@
             <w:pPr>
               <w:spacing w:after="0" w:line="240" w:lineRule="auto"/>
             </w:pPr>
-            <w:proofErr w:type="gramStart"/>
-            <w:r>
-              <w:t>n(</w:t>
-            </w:r>
-            <w:proofErr w:type="gramEnd"/>
-            <w:r>
-              <w:t>) over keyword rows, so duplicate rows in the keyword file count twice</w:t>
+            <w:r>
+              <w:t>n() over keyword rows, so duplicate rows in the keyword file count twice</w:t>
             </w:r>
           </w:p>
         </w:tc>
@@ -6711,21 +5968,8 @@
               <w:t>scores_df_binary</w:t>
             </w:r>
             <w:proofErr w:type="spellEnd"/>
-            <w:proofErr w:type="gramStart"/>
-            <w:r>
-              <w:t>[,c</w:t>
-            </w:r>
-            <w:proofErr w:type="gramEnd"/>
-            <w:r>
-              <w:t>(</w:t>
-            </w:r>
-            <w:proofErr w:type="gramStart"/>
-            <w:r>
-              <w:t>2:n</w:t>
-            </w:r>
-            <w:proofErr w:type="gramEnd"/>
-            <w:r>
-              <w:t xml:space="preserve">)] stores a </w:t>
+            <w:r>
+              <w:t xml:space="preserve">[,c(2:n)] stores a </w:t>
             </w:r>
             <w:r>
               <w:rPr>
@@ -6949,12 +6193,10 @@
               <w:t xml:space="preserve">] from </w:t>
             </w:r>
             <w:proofErr w:type="spellStart"/>
-            <w:proofErr w:type="gramStart"/>
             <w:r>
               <w:t>list.files</w:t>
             </w:r>
             <w:proofErr w:type="spellEnd"/>
-            <w:proofErr w:type="gramEnd"/>
             <w:r>
               <w:t xml:space="preserve">() order, which assumes the </w:t>
             </w:r>
@@ -7055,14 +6297,9 @@
             </w:r>
             <w:proofErr w:type="spellStart"/>
             <w:r>
-              <w:t>resumes_</w:t>
-            </w:r>
-            <w:proofErr w:type="gramStart"/>
-            <w:r>
-              <w:t>text.Rds</w:t>
+              <w:t>resumes_text.Rds</w:t>
             </w:r>
             <w:proofErr w:type="spellEnd"/>
-            <w:proofErr w:type="gramEnd"/>
             <w:r>
               <w:t>)</w:t>
             </w:r>
@@ -7144,15 +6381,7 @@
       </w:r>
       <w:proofErr w:type="spellEnd"/>
       <w:r>
-        <w:t xml:space="preserve">-style terms. It also has smaller </w:t>
-      </w:r>
-      <w:proofErr w:type="gramStart"/>
-      <w:r>
-        <w:t>wordcount</w:t>
-      </w:r>
-      <w:proofErr w:type="gramEnd"/>
-      <w:r>
-        <w:t xml:space="preserve"> values. Both push </w:t>
+        <w:t xml:space="preserve">-style terms. It also has smaller wordcount values. Both push </w:t>
       </w:r>
       <w:proofErr w:type="spellStart"/>
       <w:r>
@@ -7184,31 +6413,15 @@
       </w:r>
       <w:proofErr w:type="spellEnd"/>
       <w:r>
-        <w:t xml:space="preserve"> removed first and 1–</w:t>
-      </w:r>
-      <w:proofErr w:type="gramStart"/>
-      <w:r>
-        <w:t>4 word</w:t>
-      </w:r>
-      <w:proofErr w:type="gramEnd"/>
-      <w:r>
-        <w:t xml:space="preserve"> n-grams, and wordcount from the raw text.</w:t>
-      </w:r>
-    </w:p>
-    <w:p>
-      <w:pPr>
-        <w:spacing w:after="0" w:line="240" w:lineRule="auto"/>
-      </w:pPr>
-      <w:r>
-        <w:t xml:space="preserve">give me a modified R </w:t>
-      </w:r>
-      <w:proofErr w:type="gramStart"/>
-      <w:r>
-        <w:t>scripts</w:t>
-      </w:r>
-      <w:proofErr w:type="gramEnd"/>
-      <w:r>
-        <w:t xml:space="preserve"> for --legacy-bow option to the CLI. It would use </w:t>
+        <w:t xml:space="preserve"> removed first and 1–4 word n-grams, and wordcount from the raw text.</w:t>
+      </w:r>
+    </w:p>
+    <w:p>
+      <w:pPr>
+        <w:spacing w:after="0" w:line="240" w:lineRule="auto"/>
+      </w:pPr>
+      <w:r>
+        <w:t xml:space="preserve">give me a modified R scripts for --legacy-bow option to the CLI. It would use </w:t>
       </w:r>
       <w:proofErr w:type="spellStart"/>
       <w:r>
@@ -7224,39 +6437,15 @@
       </w:r>
       <w:proofErr w:type="spellEnd"/>
       <w:r>
-        <w:t xml:space="preserve"> removed first and 1–</w:t>
-      </w:r>
-      <w:proofErr w:type="gramStart"/>
-      <w:r>
-        <w:t>4 word</w:t>
-      </w:r>
-      <w:proofErr w:type="gramEnd"/>
-      <w:r>
-        <w:t xml:space="preserve"> n-grams, and wordcount from the raw text.</w:t>
-      </w:r>
-    </w:p>
-    <w:p>
-      <w:pPr>
-        <w:spacing w:after="0" w:line="240" w:lineRule="auto"/>
-      </w:pPr>
-      <w:r>
-        <w:t xml:space="preserve">Below are the changes needed to </w:t>
-      </w:r>
-      <w:proofErr w:type="gramStart"/>
-      <w:r>
-        <w:t>add --legacy</w:t>
-      </w:r>
-      <w:proofErr w:type="gramEnd"/>
-      <w:r>
-        <w:t>-bow: one new helper file, a one-line change in 06_</w:t>
-      </w:r>
-      <w:proofErr w:type="gramStart"/>
-      <w:r>
-        <w:t>score.R</w:t>
-      </w:r>
-      <w:proofErr w:type="gramEnd"/>
-      <w:r>
-        <w:t xml:space="preserve">, and a few edits to </w:t>
+        <w:t xml:space="preserve"> removed first and 1–4 word n-grams, and wordcount from the raw text.</w:t>
+      </w:r>
+    </w:p>
+    <w:p>
+      <w:pPr>
+        <w:spacing w:after="0" w:line="240" w:lineRule="auto"/>
+      </w:pPr>
+      <w:r>
+        <w:t xml:space="preserve">Below are the changes needed to add --legacy-bow: one new helper file, a one-line change in 06_score.R, and a few edits to </w:t>
       </w:r>
       <w:proofErr w:type="spellStart"/>
       <w:r>
@@ -7281,267 +6470,177 @@
           <w:bCs/>
         </w:rPr>
         <w:lastRenderedPageBreak/>
-        <w:t>1. New file: R/08_legacy_</w:t>
-      </w:r>
-      <w:proofErr w:type="gramStart"/>
+        <w:t>1. New file: R/08_legacy_bow.R</w:t>
+      </w:r>
+    </w:p>
+    <w:p>
+      <w:pPr>
+        <w:spacing w:after="0" w:line="240" w:lineRule="auto"/>
+      </w:pPr>
       <w:r>
         <w:rPr>
           <w:b/>
           <w:bCs/>
         </w:rPr>
-        <w:t>bow.R</w:t>
-      </w:r>
-      <w:proofErr w:type="gramEnd"/>
-    </w:p>
-    <w:p>
-      <w:pPr>
-        <w:spacing w:after="0" w:line="240" w:lineRule="auto"/>
-      </w:pPr>
-      <w:r>
+        <w:t>R/08_legacy_bow.R</w:t>
+      </w:r>
+    </w:p>
+    <w:p>
+      <w:pPr>
+        <w:spacing w:after="0" w:line="240" w:lineRule="auto"/>
+      </w:pPr>
+      <w:r>
+        <w:t>## ---------------------------------------------------------------------------</w:t>
+      </w:r>
+    </w:p>
+    <w:p>
+      <w:pPr>
+        <w:spacing w:after="0" w:line="240" w:lineRule="auto"/>
+      </w:pPr>
+      <w:r>
+        <w:t>## 08_legacy_bow.R -- --legacy-bow: reproduce 03_BoW-Resume-Analysis*.R counting</w:t>
+      </w:r>
+    </w:p>
+    <w:p>
+      <w:pPr>
+        <w:spacing w:after="0" w:line="240" w:lineRule="auto"/>
+      </w:pPr>
+      <w:r>
+        <w:t>##</w:t>
+      </w:r>
+    </w:p>
+    <w:p>
+      <w:pPr>
+        <w:spacing w:after="0" w:line="240" w:lineRule="auto"/>
+      </w:pPr>
+      <w:r>
+        <w:t>##   * keywords: lower-cased only (not cleaned), duplicates kept; the category</w:t>
+      </w:r>
+    </w:p>
+    <w:p>
+      <w:pPr>
+        <w:spacing w:after="0" w:line="240" w:lineRule="auto"/>
+      </w:pPr>
+      <w:r>
+        <w:t>##     denominator is the number of keyword rows (</w:t>
+      </w:r>
+      <w:proofErr w:type="spellStart"/>
+      <w:r>
+        <w:t>dplyr</w:t>
+      </w:r>
+      <w:proofErr w:type="spellEnd"/>
+      <w:r>
+        <w:t xml:space="preserve"> n()), as in the scripts</w:t>
+      </w:r>
+    </w:p>
+    <w:p>
+      <w:pPr>
+        <w:spacing w:after="0" w:line="240" w:lineRule="auto"/>
+      </w:pPr>
+      <w:r>
+        <w:t>##   * wordcount: characters in the RAW text, including the c("..", "..")</w:t>
+      </w:r>
+    </w:p>
+    <w:p>
+      <w:pPr>
+        <w:spacing w:after="0" w:line="240" w:lineRule="auto"/>
         <w:rPr>
           <w:b/>
           <w:bCs/>
         </w:rPr>
-        <w:t>R/08_legacy_</w:t>
-      </w:r>
-      <w:proofErr w:type="gramStart"/>
+      </w:pPr>
       <w:r>
         <w:rPr>
           <w:b/>
           <w:bCs/>
         </w:rPr>
-        <w:t>bow.R</w:t>
-      </w:r>
-      <w:proofErr w:type="gramEnd"/>
-    </w:p>
-    <w:p>
-      <w:pPr>
-        <w:spacing w:after="0" w:line="240" w:lineRule="auto"/>
-      </w:pPr>
-      <w:r>
-        <w:t>## ---------------------------------------------------------------------------</w:t>
-      </w:r>
-    </w:p>
-    <w:p>
-      <w:pPr>
-        <w:spacing w:after="0" w:line="240" w:lineRule="auto"/>
-      </w:pPr>
-      <w:r>
-        <w:t>## 08_legacy_</w:t>
-      </w:r>
-      <w:proofErr w:type="gramStart"/>
-      <w:r>
-        <w:t>bow.R</w:t>
-      </w:r>
-      <w:proofErr w:type="gramEnd"/>
-      <w:r>
-        <w:t xml:space="preserve"> -- --legacy-bow: reproduce 03_BoW-Resume-Analysis</w:t>
-      </w:r>
-      <w:proofErr w:type="gramStart"/>
-      <w:r>
-        <w:t>*.R</w:t>
-      </w:r>
-      <w:proofErr w:type="gramEnd"/>
-      <w:r>
-        <w:t xml:space="preserve"> counting</w:t>
-      </w:r>
-    </w:p>
-    <w:p>
-      <w:pPr>
-        <w:spacing w:after="0" w:line="240" w:lineRule="auto"/>
-      </w:pPr>
-      <w:r>
-        <w:t>##</w:t>
-      </w:r>
-    </w:p>
-    <w:p>
-      <w:pPr>
-        <w:spacing w:after="0" w:line="240" w:lineRule="auto"/>
-      </w:pPr>
-      <w:r>
-        <w:t>##   * keywords: lower-cased only (not cleaned), duplicates kept; the category</w:t>
-      </w:r>
-    </w:p>
-    <w:p>
-      <w:pPr>
-        <w:spacing w:after="0" w:line="240" w:lineRule="auto"/>
-      </w:pPr>
-      <w:r>
-        <w:t>##     denominator is the number of keyword rows (</w:t>
+        <w:t>2. R/06_score.R: use the legacy denominator when it's present</w:t>
+      </w:r>
+    </w:p>
+    <w:p>
+      <w:pPr>
+        <w:spacing w:after="0" w:line="240" w:lineRule="auto"/>
+      </w:pPr>
+      <w:r>
+        <w:t xml:space="preserve">In </w:t>
       </w:r>
       <w:proofErr w:type="spellStart"/>
       <w:r>
-        <w:t>dplyr</w:t>
+        <w:t>score_matrix</w:t>
       </w:r>
       <w:proofErr w:type="spellEnd"/>
       <w:r>
-        <w:t xml:space="preserve"> </w:t>
-      </w:r>
-      <w:proofErr w:type="gramStart"/>
-      <w:r>
-        <w:t>n(</w:t>
-      </w:r>
-      <w:proofErr w:type="gramEnd"/>
-      <w:r>
-        <w:t>)), as in the scripts</w:t>
-      </w:r>
-    </w:p>
-    <w:p>
-      <w:pPr>
-        <w:spacing w:after="0" w:line="240" w:lineRule="auto"/>
-      </w:pPr>
-      <w:r>
-        <w:t xml:space="preserve">##   * wordcount: characters in the RAW text, including the </w:t>
-      </w:r>
-      <w:proofErr w:type="gramStart"/>
-      <w:r>
-        <w:t>c(</w:t>
-      </w:r>
-      <w:proofErr w:type="gramEnd"/>
-      <w:r>
-        <w:t>"..", "..")</w:t>
-      </w:r>
-    </w:p>
-    <w:p>
-      <w:pPr>
-        <w:spacing w:after="0" w:line="240" w:lineRule="auto"/>
+        <w:t xml:space="preserve">(), replace the </w:t>
+      </w:r>
+      <w:proofErr w:type="spellStart"/>
+      <w:r>
+        <w:t>terms_per_cat</w:t>
+      </w:r>
+      <w:proofErr w:type="spellEnd"/>
+      <w:r>
+        <w:t xml:space="preserve"> line:</w:t>
+      </w:r>
+    </w:p>
+    <w:p>
+      <w:pPr>
+        <w:spacing w:after="0" w:line="240" w:lineRule="auto"/>
+      </w:pPr>
+      <w:r>
         <w:rPr>
           <w:b/>
           <w:bCs/>
         </w:rPr>
-      </w:pPr>
-      <w:r>
-        <w:rPr>
-          <w:b/>
-          <w:bCs/>
-        </w:rPr>
-        <w:t>2. R/06_</w:t>
-      </w:r>
-      <w:proofErr w:type="gramStart"/>
-      <w:r>
-        <w:rPr>
-          <w:b/>
-          <w:bCs/>
-        </w:rPr>
-        <w:t>score.R</w:t>
-      </w:r>
-      <w:proofErr w:type="gramEnd"/>
-      <w:r>
-        <w:rPr>
-          <w:b/>
-          <w:bCs/>
-        </w:rPr>
-        <w:t>: use the legacy denominator when it's present</w:t>
-      </w:r>
-    </w:p>
-    <w:p>
-      <w:pPr>
-        <w:spacing w:after="0" w:line="240" w:lineRule="auto"/>
-      </w:pPr>
-      <w:r>
-        <w:t xml:space="preserve">In </w:t>
+        <w:t>R/06_score.R</w:t>
+      </w:r>
+    </w:p>
+    <w:p>
+      <w:pPr>
+        <w:spacing w:after="0" w:line="240" w:lineRule="auto"/>
+      </w:pPr>
+      <w:r>
+        <w:t xml:space="preserve">  </w:t>
       </w:r>
       <w:proofErr w:type="spellStart"/>
       <w:r>
-        <w:t>score_</w:t>
-      </w:r>
-      <w:proofErr w:type="gramStart"/>
-      <w:r>
-        <w:t>matrix</w:t>
+        <w:t>terms_per_cat</w:t>
       </w:r>
       <w:proofErr w:type="spellEnd"/>
       <w:r>
+        <w:t xml:space="preserve"> &lt;- </w:t>
+      </w:r>
+      <w:proofErr w:type="spellStart"/>
+      <w:r>
+        <w:t>attr</w:t>
+      </w:r>
+      <w:proofErr w:type="spellEnd"/>
+      <w:r>
+        <w:t>(keywords, "</w:t>
+      </w:r>
+      <w:proofErr w:type="spellStart"/>
+      <w:r>
+        <w:t>terms_per_cat</w:t>
+      </w:r>
+      <w:proofErr w:type="spellEnd"/>
+      <w:r>
+        <w:t>") %||%</w:t>
+      </w:r>
+    </w:p>
+    <w:p>
+      <w:pPr>
+        <w:spacing w:after="0" w:line="240" w:lineRule="auto"/>
+      </w:pPr>
+      <w:r>
+        <w:t xml:space="preserve">    </w:t>
+      </w:r>
+      <w:proofErr w:type="spellStart"/>
+      <w:r>
+        <w:t>tapply</w:t>
+      </w:r>
+      <w:proofErr w:type="spellEnd"/>
+      <w:r>
         <w:t>(</w:t>
       </w:r>
-      <w:proofErr w:type="gramEnd"/>
-      <w:r>
-        <w:t xml:space="preserve">), replace the </w:t>
-      </w:r>
       <w:proofErr w:type="spellStart"/>
-      <w:r>
-        <w:t>terms_per_cat</w:t>
-      </w:r>
-      <w:proofErr w:type="spellEnd"/>
-      <w:r>
-        <w:t xml:space="preserve"> line:</w:t>
-      </w:r>
-    </w:p>
-    <w:p>
-      <w:pPr>
-        <w:spacing w:after="0" w:line="240" w:lineRule="auto"/>
-      </w:pPr>
-      <w:r>
-        <w:rPr>
-          <w:b/>
-          <w:bCs/>
-        </w:rPr>
-        <w:t>R/06_</w:t>
-      </w:r>
-      <w:proofErr w:type="gramStart"/>
-      <w:r>
-        <w:rPr>
-          <w:b/>
-          <w:bCs/>
-        </w:rPr>
-        <w:t>score.R</w:t>
-      </w:r>
-      <w:proofErr w:type="gramEnd"/>
-    </w:p>
-    <w:p>
-      <w:pPr>
-        <w:spacing w:after="0" w:line="240" w:lineRule="auto"/>
-      </w:pPr>
-      <w:r>
-        <w:t xml:space="preserve">  </w:t>
-      </w:r>
-      <w:proofErr w:type="spellStart"/>
-      <w:r>
-        <w:t>terms_per_cat</w:t>
-      </w:r>
-      <w:proofErr w:type="spellEnd"/>
-      <w:r>
-        <w:t xml:space="preserve"> &lt;- </w:t>
-      </w:r>
-      <w:proofErr w:type="spellStart"/>
-      <w:proofErr w:type="gramStart"/>
-      <w:r>
-        <w:t>attr</w:t>
-      </w:r>
-      <w:proofErr w:type="spellEnd"/>
-      <w:r>
-        <w:t>(</w:t>
-      </w:r>
-      <w:proofErr w:type="gramEnd"/>
-      <w:r>
-        <w:t>keywords, "</w:t>
-      </w:r>
-      <w:proofErr w:type="spellStart"/>
-      <w:r>
-        <w:t>terms_per_cat</w:t>
-      </w:r>
-      <w:proofErr w:type="spellEnd"/>
-      <w:r>
-        <w:t>") %||%</w:t>
-      </w:r>
-    </w:p>
-    <w:p>
-      <w:pPr>
-        <w:spacing w:after="0" w:line="240" w:lineRule="auto"/>
-      </w:pPr>
-      <w:r>
-        <w:t xml:space="preserve">    </w:t>
-      </w:r>
-      <w:proofErr w:type="spellStart"/>
-      <w:proofErr w:type="gramStart"/>
-      <w:r>
-        <w:t>tapply</w:t>
-      </w:r>
-      <w:proofErr w:type="spellEnd"/>
-      <w:r>
-        <w:t>(</w:t>
-      </w:r>
-      <w:proofErr w:type="spellStart"/>
-      <w:proofErr w:type="gramEnd"/>
       <w:r>
         <w:t>keywords$keyword</w:t>
       </w:r>
@@ -7579,7 +6678,6 @@
         <w:t xml:space="preserve">3. </w:t>
       </w:r>
       <w:proofErr w:type="spellStart"/>
-      <w:proofErr w:type="gramStart"/>
       <w:r>
         <w:rPr>
           <w:b/>
@@ -7588,7 +6686,6 @@
         <w:t>acr.R</w:t>
       </w:r>
       <w:proofErr w:type="spellEnd"/>
-      <w:proofErr w:type="gramEnd"/>
       <w:r>
         <w:rPr>
           <w:b/>
@@ -7607,31 +6704,15 @@
           <w:b/>
           <w:bCs/>
         </w:rPr>
-        <w:t>default_</w:t>
-      </w:r>
-      <w:proofErr w:type="gramStart"/>
+        <w:t>default_opts</w:t>
+      </w:r>
+      <w:proofErr w:type="spellEnd"/>
       <w:r>
         <w:rPr>
           <w:b/>
           <w:bCs/>
         </w:rPr>
-        <w:t>opts</w:t>
-      </w:r>
-      <w:proofErr w:type="spellEnd"/>
-      <w:r>
-        <w:rPr>
-          <w:b/>
-          <w:bCs/>
-        </w:rPr>
-        <w:t>(</w:t>
-      </w:r>
-      <w:proofErr w:type="gramEnd"/>
-      <w:r>
-        <w:rPr>
-          <w:b/>
-          <w:bCs/>
-        </w:rPr>
-        <w:t>):</w:t>
+        <w:t>():</w:t>
       </w:r>
       <w:r>
         <w:t xml:space="preserve"> add the field:</w:t>
@@ -7641,7 +6722,6 @@
       <w:pPr>
         <w:spacing w:after="0" w:line="240" w:lineRule="auto"/>
       </w:pPr>
-      <w:proofErr w:type="gramStart"/>
       <w:r>
         <w:rPr>
           <w:b/>
@@ -7650,27 +6730,15 @@
         <w:t>acr.R</w:t>
       </w:r>
       <w:r>
-        <w:t>v</w:t>
-      </w:r>
-      <w:proofErr w:type="gramEnd"/>
-      <w:r>
-        <w:t>1</w:t>
-      </w:r>
-    </w:p>
-    <w:p>
-      <w:pPr>
-        <w:spacing w:after="0" w:line="240" w:lineRule="auto"/>
-      </w:pPr>
-      <w:r>
-        <w:t xml:space="preserve">       weights = </w:t>
-      </w:r>
-      <w:proofErr w:type="gramStart"/>
-      <w:r>
-        <w:t>c(</w:t>
-      </w:r>
-      <w:proofErr w:type="gramEnd"/>
-      <w:r>
-        <w:t xml:space="preserve">"unweighted", "weighted"), top = 25L, pct = </w:t>
+        <w:t>v1</w:t>
+      </w:r>
+    </w:p>
+    <w:p>
+      <w:pPr>
+        <w:spacing w:after="0" w:line="240" w:lineRule="auto"/>
+      </w:pPr>
+      <w:r>
+        <w:t xml:space="preserve">       weights = c("unweighted", "weighted"), top = 25L, pct = </w:t>
       </w:r>
       <w:proofErr w:type="spellStart"/>
       <w:r>
@@ -7718,7 +6786,6 @@
       <w:pPr>
         <w:spacing w:after="0" w:line="240" w:lineRule="auto"/>
       </w:pPr>
-      <w:proofErr w:type="gramStart"/>
       <w:r>
         <w:rPr>
           <w:b/>
@@ -7727,11 +6794,7 @@
         <w:t>acr.R</w:t>
       </w:r>
       <w:r>
-        <w:t>v</w:t>
-      </w:r>
-      <w:proofErr w:type="gramEnd"/>
-      <w:r>
-        <w:t>2</w:t>
+        <w:t>v2</w:t>
       </w:r>
     </w:p>
     <w:p>
@@ -7763,21 +6826,8 @@
       </w:r>
       <w:proofErr w:type="spellEnd"/>
       <w:r>
-        <w:t xml:space="preserve"> removed first, </w:t>
-      </w:r>
-      <w:proofErr w:type="gramStart"/>
-      <w:r>
-        <w:t>1-4 word</w:t>
-      </w:r>
-      <w:proofErr w:type="gramEnd"/>
-      <w:r>
-        <w:t xml:space="preserve"> n-grams, </w:t>
-      </w:r>
-      <w:proofErr w:type="gramStart"/>
-      <w:r>
-        <w:t>wordcount</w:t>
-      </w:r>
-      <w:proofErr w:type="gramEnd"/>
+        <w:t xml:space="preserve"> removed first, 1-4 word n-grams, wordcount</w:t>
+      </w:r>
     </w:p>
     <w:p>
       <w:pPr>
@@ -7810,41 +6860,25 @@
           <w:b/>
           <w:bCs/>
         </w:rPr>
-        <w:t>parse_</w:t>
-      </w:r>
-      <w:proofErr w:type="gramStart"/>
+        <w:t>parse_args</w:t>
+      </w:r>
+      <w:proofErr w:type="spellEnd"/>
       <w:r>
         <w:rPr>
           <w:b/>
           <w:bCs/>
         </w:rPr>
-        <w:t>args</w:t>
+        <w:t>() switch:</w:t>
+      </w:r>
+      <w:r>
+        <w:t xml:space="preserve"> add next to --no-</w:t>
+      </w:r>
+      <w:proofErr w:type="spellStart"/>
+      <w:r>
+        <w:t>ocr</w:t>
       </w:r>
       <w:proofErr w:type="spellEnd"/>
       <w:r>
-        <w:rPr>
-          <w:b/>
-          <w:bCs/>
-        </w:rPr>
-        <w:t>(</w:t>
-      </w:r>
-      <w:proofErr w:type="gramEnd"/>
-      <w:r>
-        <w:rPr>
-          <w:b/>
-          <w:bCs/>
-        </w:rPr>
-        <w:t>) switch:</w:t>
-      </w:r>
-      <w:r>
-        <w:t xml:space="preserve"> add next to --no-</w:t>
-      </w:r>
-      <w:proofErr w:type="spellStart"/>
-      <w:r>
-        <w:t>ocr</w:t>
-      </w:r>
-      <w:proofErr w:type="spellEnd"/>
-      <w:r>
         <w:t>:</w:t>
       </w:r>
     </w:p>
@@ -7852,7 +6886,6 @@
       <w:pPr>
         <w:spacing w:after="0" w:line="240" w:lineRule="auto"/>
       </w:pPr>
-      <w:proofErr w:type="gramStart"/>
       <w:r>
         <w:rPr>
           <w:b/>
@@ -7861,43 +6894,23 @@
         <w:t>acr.R</w:t>
       </w:r>
       <w:r>
-        <w:t>v</w:t>
-      </w:r>
-      <w:proofErr w:type="gramEnd"/>
-      <w:r>
-        <w:t>3</w:t>
-      </w:r>
-    </w:p>
-    <w:p>
-      <w:pPr>
-        <w:spacing w:after="0" w:line="240" w:lineRule="auto"/>
-      </w:pPr>
-      <w:r>
-        <w:t xml:space="preserve">      "--legacy-bow"         = </w:t>
-      </w:r>
-      <w:proofErr w:type="gramStart"/>
-      <w:r>
-        <w:t xml:space="preserve">{ </w:t>
+        <w:t>v3</w:t>
+      </w:r>
+    </w:p>
+    <w:p>
+      <w:pPr>
+        <w:spacing w:after="0" w:line="240" w:lineRule="auto"/>
+      </w:pPr>
+      <w:r>
+        <w:t xml:space="preserve">      "--legacy-bow"         = { </w:t>
       </w:r>
       <w:proofErr w:type="spellStart"/>
       <w:r>
-        <w:t>o</w:t>
-      </w:r>
-      <w:proofErr w:type="gramEnd"/>
-      <w:r>
-        <w:t>$legacy_bow</w:t>
+        <w:t>o$legacy_bow</w:t>
       </w:r>
       <w:proofErr w:type="spellEnd"/>
       <w:r>
-        <w:t xml:space="preserve"> &lt;- </w:t>
-      </w:r>
-      <w:proofErr w:type="gramStart"/>
-      <w:r>
-        <w:t>TRUE }</w:t>
-      </w:r>
-      <w:proofErr w:type="gramEnd"/>
-      <w:r>
-        <w:t>,</w:t>
+        <w:t xml:space="preserve"> &lt;- TRUE },</w:t>
       </w:r>
     </w:p>
     <w:p>
@@ -7948,7 +6961,6 @@
       <w:pPr>
         <w:spacing w:after="0" w:line="240" w:lineRule="auto"/>
       </w:pPr>
-      <w:proofErr w:type="gramStart"/>
       <w:r>
         <w:rPr>
           <w:b/>
@@ -7957,11 +6969,7 @@
         <w:t>acr.R</w:t>
       </w:r>
       <w:r>
-        <w:t>v</w:t>
-      </w:r>
-      <w:proofErr w:type="gramEnd"/>
-      <w:r>
-        <w:t>4</w:t>
+        <w:t>v4</w:t>
       </w:r>
     </w:p>
     <w:p>
@@ -8029,100 +7037,72 @@
       </w:r>
       <w:proofErr w:type="spellStart"/>
       <w:r>
-        <w:t>choose_</w:t>
-      </w:r>
-      <w:proofErr w:type="gramStart"/>
-      <w:r>
-        <w:t>extraction</w:t>
+        <w:t>choose_extraction</w:t>
       </w:r>
       <w:proofErr w:type="spellEnd"/>
       <w:r>
+        <w:t>(pages, keywords)</w:t>
+      </w:r>
+    </w:p>
+    <w:p>
+      <w:pPr>
+        <w:spacing w:after="0" w:line="240" w:lineRule="auto"/>
+      </w:pPr>
+      <w:r>
+        <w:t xml:space="preserve">      </w:t>
+      </w:r>
+      <w:proofErr w:type="spellStart"/>
+      <w:r>
+        <w:t>write_csv_safe</w:t>
+      </w:r>
+      <w:proofErr w:type="spellEnd"/>
+      <w:r>
         <w:t>(</w:t>
       </w:r>
-      <w:proofErr w:type="gramEnd"/>
-      <w:r>
-        <w:t>pages, keywords)</w:t>
-      </w:r>
-    </w:p>
-    <w:p>
-      <w:pPr>
-        <w:spacing w:after="0" w:line="240" w:lineRule="auto"/>
-      </w:pPr>
-      <w:r>
-        <w:t xml:space="preserve">      </w:t>
-      </w:r>
       <w:proofErr w:type="spellStart"/>
       <w:r>
-        <w:t>write_csv_</w:t>
-      </w:r>
-      <w:proofErr w:type="gramStart"/>
-      <w:r>
-        <w:t>safe</w:t>
+        <w:t>sel$matches</w:t>
       </w:r>
       <w:proofErr w:type="spellEnd"/>
       <w:r>
-        <w:t>(</w:t>
+        <w:t xml:space="preserve">, </w:t>
       </w:r>
       <w:proofErr w:type="spellStart"/>
-      <w:proofErr w:type="gramEnd"/>
-      <w:r>
-        <w:t>sel$matches</w:t>
+      <w:r>
+        <w:t>file.path</w:t>
       </w:r>
       <w:proofErr w:type="spellEnd"/>
       <w:r>
-        <w:t xml:space="preserve">, </w:t>
+        <w:t>(out, "page_extraction_choice.csv"))</w:t>
+      </w:r>
+    </w:p>
+    <w:p>
+      <w:pPr>
+        <w:spacing w:after="0" w:line="240" w:lineRule="auto"/>
+      </w:pPr>
+    </w:p>
+    <w:p>
+      <w:pPr>
+        <w:spacing w:after="0" w:line="240" w:lineRule="auto"/>
+      </w:pPr>
+      <w:r>
+        <w:t xml:space="preserve">      if (</w:t>
       </w:r>
       <w:proofErr w:type="spellStart"/>
-      <w:proofErr w:type="gramStart"/>
-      <w:r>
-        <w:t>file.path</w:t>
+      <w:r>
+        <w:t>o$legacy_bow</w:t>
       </w:r>
       <w:proofErr w:type="spellEnd"/>
-      <w:proofErr w:type="gramEnd"/>
-      <w:r>
-        <w:t>(out, "page_extraction_choice.csv"))</w:t>
-      </w:r>
-    </w:p>
-    <w:p>
-      <w:pPr>
-        <w:spacing w:after="0" w:line="240" w:lineRule="auto"/>
-      </w:pPr>
-    </w:p>
-    <w:p>
-      <w:pPr>
-        <w:spacing w:after="0" w:line="240" w:lineRule="auto"/>
-      </w:pPr>
-      <w:r>
-        <w:t xml:space="preserve">      if (</w:t>
-      </w:r>
-      <w:proofErr w:type="spellStart"/>
-      <w:r>
-        <w:t>o$legacy_</w:t>
-      </w:r>
-      <w:proofErr w:type="gramStart"/>
-      <w:r>
-        <w:t>bow</w:t>
-      </w:r>
-      <w:proofErr w:type="spellEnd"/>
       <w:r>
         <w:t>) {</w:t>
       </w:r>
-      <w:proofErr w:type="gramEnd"/>
-    </w:p>
-    <w:p>
-      <w:pPr>
-        <w:spacing w:after="0" w:line="240" w:lineRule="auto"/>
-      </w:pPr>
-      <w:r>
-        <w:t xml:space="preserve">        </w:t>
-      </w:r>
-      <w:proofErr w:type="gramStart"/>
-      <w:r>
-        <w:t>msg(</w:t>
-      </w:r>
-      <w:proofErr w:type="gramEnd"/>
-      <w:r>
-        <w:t xml:space="preserve">"--legacy-bow: </w:t>
+    </w:p>
+    <w:p>
+      <w:pPr>
+        <w:spacing w:after="0" w:line="240" w:lineRule="auto"/>
+      </w:pPr>
+      <w:r>
+        <w:t xml:space="preserve">        msg("--legacy-bow: </w:t>
       </w:r>
       <w:proofErr w:type="spellStart"/>
       <w:r>
@@ -8168,7 +7148,6 @@
       <w:pPr>
         <w:spacing w:after="0" w:line="240" w:lineRule="auto"/>
       </w:pPr>
-      <w:proofErr w:type="gramStart"/>
       <w:r>
         <w:rPr>
           <w:b/>
@@ -8177,11 +7156,7 @@
         <w:t>acr.R</w:t>
       </w:r>
       <w:r>
-        <w:t>v</w:t>
-      </w:r>
-      <w:proofErr w:type="gramEnd"/>
-      <w:r>
-        <w:t>5</w:t>
+        <w:t>v5</w:t>
       </w:r>
     </w:p>
     <w:p>
@@ -8192,17 +7167,12 @@
         <w:t xml:space="preserve">               </w:t>
       </w:r>
       <w:proofErr w:type="spellStart"/>
-      <w:proofErr w:type="gramStart"/>
       <w:r>
         <w:t>sprintf</w:t>
       </w:r>
       <w:proofErr w:type="spellEnd"/>
       <w:r>
-        <w:t>(</w:t>
-      </w:r>
-      <w:proofErr w:type="gramEnd"/>
-      <w:r>
-        <w:t>"bow: %s", if (</w:t>
+        <w:t>("bow: %s", if (</w:t>
       </w:r>
       <w:proofErr w:type="spellStart"/>
       <w:r>
@@ -8263,22 +7233,18 @@
         <w:t xml:space="preserve"> </w:t>
       </w:r>
       <w:proofErr w:type="spellStart"/>
-      <w:proofErr w:type="gramStart"/>
       <w:r>
         <w:t>acr.R</w:t>
       </w:r>
       <w:proofErr w:type="spellEnd"/>
-      <w:proofErr w:type="gramEnd"/>
       <w:r>
         <w:t xml:space="preserve"> -r --stages </w:t>
       </w:r>
       <w:proofErr w:type="spellStart"/>
-      <w:proofErr w:type="gramStart"/>
       <w:r>
         <w:t>score,report</w:t>
       </w:r>
       <w:proofErr w:type="spellEnd"/>
-      <w:proofErr w:type="gramEnd"/>
       <w:r>
         <w:t xml:space="preserve"> --legacy-bow -s normalized --weights unweighted -o </w:t>
       </w:r>
@@ -8339,15 +7305,7 @@
         <w:ind w:left="0" w:firstLine="0"/>
       </w:pPr>
       <w:r>
-        <w:t xml:space="preserve">The keyword handling, character-count wordcount (including the </w:t>
-      </w:r>
-      <w:proofErr w:type="gramStart"/>
-      <w:r>
-        <w:t>c(</w:t>
-      </w:r>
-      <w:proofErr w:type="gramEnd"/>
-      <w:r>
-        <w:t xml:space="preserve">"…") inflation), cleaning order, tokenizer options and </w:t>
+        <w:t xml:space="preserve">The keyword handling, character-count wordcount (including the c("…") inflation), cleaning order, tokenizer options and </w:t>
       </w:r>
       <w:proofErr w:type="spellStart"/>
       <w:r>
@@ -8436,15 +7394,7 @@
         <w:ind w:left="0" w:firstLine="0"/>
       </w:pPr>
       <w:r>
-        <w:t xml:space="preserve">Candidates are matched by email, not by </w:t>
-      </w:r>
-      <w:proofErr w:type="gramStart"/>
-      <w:r>
-        <w:t>file</w:t>
-      </w:r>
-      <w:proofErr w:type="gramEnd"/>
-      <w:r>
-        <w:t xml:space="preserve"> order.</w:t>
+        <w:t>Candidates are matched by email, not by file order.</w:t>
       </w:r>
     </w:p>
     <w:p>
@@ -8456,14 +7406,9 @@
       </w:r>
       <w:proofErr w:type="spellStart"/>
       <w:r>
-        <w:t>resumes_</w:t>
-      </w:r>
-      <w:proofErr w:type="gramStart"/>
-      <w:r>
-        <w:t>text.Rds</w:t>
+        <w:t>resumes_text.Rds</w:t>
       </w:r>
       <w:proofErr w:type="spellEnd"/>
-      <w:proofErr w:type="gramEnd"/>
       <w:r>
         <w:t xml:space="preserve"> came from a different extraction. The CLI picks embedded text or OCR per page.</w:t>
       </w:r>
@@ -8479,39 +7424,16 @@
             <w:b/>
             <w:bCs/>
           </w:rPr>
-          <w:t>02_ocr_comparison_outputs_resumes_text_data</w:t>
+          <w:t>02_ocr_comparison_outputs_resumes_text_data_.R</w:t>
         </w:r>
-        <w:proofErr w:type="gramStart"/>
-        <w:r>
-          <w:rPr>
-            <w:rStyle w:val="Hyperlink"/>
-            <w:b/>
-            <w:bCs/>
-          </w:rPr>
-          <w:t>_.R</w:t>
-        </w:r>
-        <w:proofErr w:type="gramEnd"/>
       </w:hyperlink>
     </w:p>
     <w:p>
       <w:pPr>
         <w:spacing w:after="0" w:line="240" w:lineRule="auto"/>
       </w:pPr>
-      <w:proofErr w:type="gramStart"/>
-      <w:r>
-        <w:t>how</w:t>
-      </w:r>
-      <w:proofErr w:type="gramEnd"/>
-      <w:r>
-        <w:t xml:space="preserve"> </w:t>
-      </w:r>
-      <w:proofErr w:type="gramStart"/>
-      <w:r>
-        <w:t>is</w:t>
-      </w:r>
-      <w:proofErr w:type="gramEnd"/>
-      <w:r>
-        <w:t xml:space="preserve"> the text and </w:t>
+      <w:r>
+        <w:t xml:space="preserve">how is the text and </w:t>
       </w:r>
       <w:proofErr w:type="spellStart"/>
       <w:r>
@@ -8667,15 +7589,7 @@
               <w:spacing w:after="0" w:line="240" w:lineRule="auto"/>
             </w:pPr>
             <w:r>
-              <w:t>Extract (01_</w:t>
-            </w:r>
-            <w:proofErr w:type="gramStart"/>
-            <w:r>
-              <w:t>extract.R</w:t>
-            </w:r>
-            <w:proofErr w:type="gramEnd"/>
-            <w:r>
-              <w:t>)</w:t>
+              <w:t>Extract (01_extract.R)</w:t>
             </w:r>
           </w:p>
         </w:tc>
@@ -8710,15 +7624,7 @@
             </w:r>
             <w:proofErr w:type="spellEnd"/>
             <w:r>
-              <w:t xml:space="preserve">, then renders each page at --dpi and runs Tesseract on it. Both results are </w:t>
-            </w:r>
-            <w:proofErr w:type="gramStart"/>
-            <w:r>
-              <w:t>cached</w:t>
-            </w:r>
-            <w:proofErr w:type="gramEnd"/>
-            <w:r>
-              <w:t xml:space="preserve"> in cache/</w:t>
+              <w:t>, then renders each page at --dpi and runs Tesseract on it. Both results are cached in cache/</w:t>
             </w:r>
             <w:proofErr w:type="spellStart"/>
             <w:r>
@@ -8759,15 +7665,7 @@
               <w:spacing w:after="0" w:line="240" w:lineRule="auto"/>
             </w:pPr>
             <w:r>
-              <w:t>Detect (03_</w:t>
-            </w:r>
-            <w:proofErr w:type="gramStart"/>
-            <w:r>
-              <w:t>detect.R</w:t>
-            </w:r>
-            <w:proofErr w:type="gramEnd"/>
-            <w:r>
-              <w:t>)</w:t>
+              <w:t>Detect (03_detect.R)</w:t>
             </w:r>
           </w:p>
         </w:tc>
@@ -8794,13 +7692,8 @@
             <w:pPr>
               <w:spacing w:after="0" w:line="240" w:lineRule="auto"/>
             </w:pPr>
-            <w:proofErr w:type="gramStart"/>
-            <w:r>
-              <w:t>Searches</w:t>
-            </w:r>
-            <w:proofErr w:type="gramEnd"/>
-            <w:r>
-              <w:t xml:space="preserve"> each layer separately: name first, then e-mail, then phone. If both layers find a candidate, the earlier start page wins. If only one layer finds them, that result is used.</w:t>
+            <w:r>
+              <w:t>Searches each layer separately: name first, then e-mail, then phone. If both layers find a candidate, the earlier start page wins. If only one layer finds them, that result is used.</w:t>
             </w:r>
           </w:p>
         </w:tc>
@@ -9070,14 +7963,9 @@
             </w:r>
             <w:proofErr w:type="spellEnd"/>
             <w:r>
-              <w:t xml:space="preserve"> and </w:t>
-            </w:r>
-            <w:proofErr w:type="gramStart"/>
-            <w:r>
-              <w:t>tesseract::</w:t>
+              <w:t xml:space="preserve"> and tesseract::</w:t>
             </w:r>
             <w:proofErr w:type="spellStart"/>
-            <w:proofErr w:type="gramEnd"/>
             <w:r>
               <w:t>ocr</w:t>
             </w:r>
@@ -9146,25 +8034,12 @@
               <w:t xml:space="preserve"> and </w:t>
             </w:r>
             <w:proofErr w:type="spellStart"/>
-            <w:proofErr w:type="gramStart"/>
             <w:r>
               <w:t>ocr</w:t>
             </w:r>
             <w:proofErr w:type="spellEnd"/>
             <w:r>
-              <w:t>(</w:t>
-            </w:r>
-            <w:proofErr w:type="gramEnd"/>
-            <w:r>
-              <w:t xml:space="preserve">) run the same Tesseract engine. The only real difference is resolution (600 </w:t>
-            </w:r>
-            <w:proofErr w:type="gramStart"/>
-            <w:r>
-              <w:t>dpi</w:t>
-            </w:r>
-            <w:proofErr w:type="gramEnd"/>
-            <w:r>
-              <w:t xml:space="preserve"> by default vs 300). A second full OCR pass doubles the slowest stage for little gain. It's only worth doing on pages that came out nearly empty (point 3).</w:t>
+              <w:t>() run the same Tesseract engine. The only real difference is resolution (600 dpi by default vs 300). A second full OCR pass doubles the slowest stage for little gain. It's only worth doing on pages that came out nearly empty (point 3).</w:t>
             </w:r>
           </w:p>
         </w:tc>
@@ -9293,19 +8168,11 @@
             </w:pPr>
             <w:proofErr w:type="spellStart"/>
             <w:r>
-              <w:t>str_</w:t>
-            </w:r>
-            <w:proofErr w:type="gramStart"/>
-            <w:r>
-              <w:t>detect</w:t>
+              <w:t>str_detect</w:t>
             </w:r>
             <w:proofErr w:type="spellEnd"/>
             <w:r>
-              <w:t>(</w:t>
-            </w:r>
-            <w:proofErr w:type="gramEnd"/>
-            <w:r>
-              <w:t>text, regex(keyword))</w:t>
+              <w:t>(text, regex(keyword))</w:t>
             </w:r>
           </w:p>
         </w:tc>
@@ -9359,15 +8226,7 @@
               <w:spacing w:after="0" w:line="240" w:lineRule="auto"/>
             </w:pPr>
             <w:r>
-              <w:t xml:space="preserve">It matches substrings, so tax is found inside taxonomy. It also treats keywords as regular expressions, </w:t>
-            </w:r>
-            <w:proofErr w:type="gramStart"/>
-            <w:r>
-              <w:t>so .</w:t>
-            </w:r>
-            <w:proofErr w:type="gramEnd"/>
-            <w:r>
-              <w:t xml:space="preserve"> matches any character. Garbled </w:t>
+              <w:t xml:space="preserve">It matches substrings, so tax is found inside taxonomy. It also treats keywords as regular expressions, so . matches any character. Garbled </w:t>
             </w:r>
             <w:r>
               <w:lastRenderedPageBreak/>
@@ -9675,15 +8534,7 @@
             </w:r>
             <w:proofErr w:type="spellEnd"/>
             <w:r>
-              <w:t xml:space="preserve"> keeps only [0-9a-z</w:t>
-            </w:r>
-            <w:proofErr w:type="gramStart"/>
-            <w:r>
-              <w:t>+#&amp;</w:t>
-            </w:r>
-            <w:proofErr w:type="gramEnd"/>
-            <w:r>
-              <w:t>/ ].</w:t>
+              <w:t xml:space="preserve"> keeps only [0-9a-z+#&amp;/ ].</w:t>
             </w:r>
           </w:p>
         </w:tc>
@@ -9950,275 +8801,191 @@
           <w:b/>
           <w:bCs/>
         </w:rPr>
-        <w:t xml:space="preserve"> (in </w:t>
-      </w:r>
-      <w:proofErr w:type="gramStart"/>
+        <w:t xml:space="preserve"> (in neither version, and it costs matches)</w:t>
+      </w:r>
+    </w:p>
+    <w:p>
+      <w:pPr>
+        <w:spacing w:after="0" w:line="240" w:lineRule="auto"/>
+      </w:pPr>
+      <w:r>
+        <w:t xml:space="preserve">Many PDFs store ligatures such as ﬁ and ﬂ as single characters. The cleaning step then deletes them, so certiﬁed becomes </w:t>
+      </w:r>
+      <w:proofErr w:type="spellStart"/>
+      <w:r>
+        <w:t>certi</w:t>
+      </w:r>
+      <w:proofErr w:type="spellEnd"/>
+      <w:r>
+        <w:t xml:space="preserve"> ed and never matches. NFKC </w:t>
+      </w:r>
+      <w:proofErr w:type="spellStart"/>
+      <w:r>
+        <w:t>normalisation</w:t>
+      </w:r>
+      <w:proofErr w:type="spellEnd"/>
+      <w:r>
+        <w:t xml:space="preserve"> turns them back into normal letters. Add it at the top of </w:t>
+      </w:r>
+      <w:proofErr w:type="spellStart"/>
+      <w:r>
+        <w:t>clean_for_bow</w:t>
+      </w:r>
+      <w:proofErr w:type="spellEnd"/>
+      <w:r>
+        <w:t xml:space="preserve">() and </w:t>
+      </w:r>
+      <w:proofErr w:type="spellStart"/>
+      <w:r>
+        <w:t>clean_pdf_text</w:t>
+      </w:r>
+      <w:proofErr w:type="spellEnd"/>
+      <w:r>
+        <w:t>():</w:t>
+      </w:r>
+    </w:p>
+    <w:p>
+      <w:pPr>
+        <w:spacing w:after="0" w:line="240" w:lineRule="auto"/>
+      </w:pPr>
       <w:r>
         <w:rPr>
           <w:b/>
           <w:bCs/>
         </w:rPr>
-        <w:t>neither</w:t>
-      </w:r>
-      <w:proofErr w:type="gramEnd"/>
+        <w:t>R/02_clean.R</w:t>
+      </w:r>
+      <w:r>
+        <w:t>v1</w:t>
+      </w:r>
+    </w:p>
+    <w:p>
+      <w:pPr>
+        <w:spacing w:after="0" w:line="240" w:lineRule="auto"/>
+      </w:pPr>
+      <w:proofErr w:type="spellStart"/>
+      <w:r>
+        <w:t>nfkc</w:t>
+      </w:r>
+      <w:proofErr w:type="spellEnd"/>
+      <w:r>
+        <w:t xml:space="preserve"> &lt;- function(x) if (</w:t>
+      </w:r>
+      <w:proofErr w:type="spellStart"/>
+      <w:r>
+        <w:t>have_pkg</w:t>
+      </w:r>
+      <w:proofErr w:type="spellEnd"/>
+      <w:r>
+        <w:t>("</w:t>
+      </w:r>
+      <w:proofErr w:type="spellStart"/>
+      <w:r>
+        <w:t>stringi</w:t>
+      </w:r>
+      <w:proofErr w:type="spellEnd"/>
+      <w:r>
+        <w:t xml:space="preserve">")) </w:t>
+      </w:r>
+      <w:proofErr w:type="spellStart"/>
+      <w:r>
+        <w:t>stringi</w:t>
+      </w:r>
+      <w:proofErr w:type="spellEnd"/>
+      <w:r>
+        <w:t>::</w:t>
+      </w:r>
+      <w:proofErr w:type="spellStart"/>
+      <w:r>
+        <w:t>stri_trans_nfkc</w:t>
+      </w:r>
+      <w:proofErr w:type="spellEnd"/>
+      <w:r>
+        <w:t>(x) else x</w:t>
+      </w:r>
+    </w:p>
+    <w:p>
+      <w:pPr>
+        <w:spacing w:after="0" w:line="240" w:lineRule="auto"/>
+      </w:pPr>
+    </w:p>
+    <w:p>
+      <w:pPr>
+        <w:spacing w:after="0" w:line="240" w:lineRule="auto"/>
+      </w:pPr>
+      <w:proofErr w:type="spellStart"/>
+      <w:r>
+        <w:t>clean_for_bow</w:t>
+      </w:r>
+      <w:proofErr w:type="spellEnd"/>
+      <w:r>
+        <w:t xml:space="preserve"> &lt;- function(x) {</w:t>
+      </w:r>
+    </w:p>
+    <w:p>
+      <w:pPr>
+        <w:spacing w:after="0" w:line="240" w:lineRule="auto"/>
+      </w:pPr>
+      <w:r>
+        <w:t xml:space="preserve">  x &lt;- </w:t>
+      </w:r>
+      <w:proofErr w:type="spellStart"/>
+      <w:r>
+        <w:t>tolower</w:t>
+      </w:r>
+      <w:proofErr w:type="spellEnd"/>
+      <w:r>
+        <w:t>(</w:t>
+      </w:r>
+      <w:proofErr w:type="spellStart"/>
+      <w:r>
+        <w:t>nfkc</w:t>
+      </w:r>
+      <w:proofErr w:type="spellEnd"/>
+      <w:r>
+        <w:t>(x))</w:t>
+      </w:r>
+    </w:p>
+    <w:p>
+      <w:pPr>
+        <w:spacing w:after="0" w:line="240" w:lineRule="auto"/>
+      </w:pPr>
+      <w:r>
+        <w:t xml:space="preserve">  ## ... rest unchanged</w:t>
+      </w:r>
+    </w:p>
+    <w:p>
+      <w:pPr>
+        <w:spacing w:after="0" w:line="240" w:lineRule="auto"/>
+      </w:pPr>
+    </w:p>
+    <w:p>
+      <w:pPr>
+        <w:spacing w:after="0" w:line="240" w:lineRule="auto"/>
+      </w:pPr>
       <w:r>
         <w:rPr>
           <w:b/>
           <w:bCs/>
         </w:rPr>
-        <w:t xml:space="preserve"> version, </w:t>
-      </w:r>
-      <w:proofErr w:type="gramStart"/>
-      <w:r>
-        <w:rPr>
-          <w:b/>
-          <w:bCs/>
-        </w:rPr>
-        <w:t>and</w:t>
-      </w:r>
-      <w:proofErr w:type="gramEnd"/>
-      <w:r>
-        <w:rPr>
-          <w:b/>
-          <w:bCs/>
-        </w:rPr>
-        <w:t xml:space="preserve"> it costs matches)</w:t>
-      </w:r>
-    </w:p>
-    <w:p>
-      <w:pPr>
-        <w:spacing w:after="0" w:line="240" w:lineRule="auto"/>
-      </w:pPr>
-      <w:r>
-        <w:t xml:space="preserve">Many PDFs store ligatures such as ﬁ and ﬂ as single characters. The cleaning step then deletes them, so certiﬁed becomes </w:t>
-      </w:r>
+        <w:t>R/02_clean.R</w:t>
+      </w:r>
+      <w:r>
+        <w:t>v2</w:t>
+      </w:r>
+    </w:p>
+    <w:p>
+      <w:pPr>
+        <w:spacing w:after="0" w:line="240" w:lineRule="auto"/>
+      </w:pPr>
       <w:proofErr w:type="spellStart"/>
       <w:r>
-        <w:t>certi</w:t>
+        <w:t>clean_pdf_text</w:t>
       </w:r>
       <w:proofErr w:type="spellEnd"/>
       <w:r>
-        <w:t xml:space="preserve"> ed and never matches. NFKC </w:t>
-      </w:r>
-      <w:proofErr w:type="spellStart"/>
-      <w:r>
-        <w:t>normalisation</w:t>
-      </w:r>
-      <w:proofErr w:type="spellEnd"/>
-      <w:r>
-        <w:t xml:space="preserve"> turns them back into normal letters. Add it at the top of </w:t>
-      </w:r>
-      <w:proofErr w:type="spellStart"/>
-      <w:r>
-        <w:t>clean_for_</w:t>
-      </w:r>
-      <w:proofErr w:type="gramStart"/>
-      <w:r>
-        <w:t>bow</w:t>
-      </w:r>
-      <w:proofErr w:type="spellEnd"/>
-      <w:r>
-        <w:t>(</w:t>
-      </w:r>
-      <w:proofErr w:type="gramEnd"/>
-      <w:r>
-        <w:t xml:space="preserve">) and </w:t>
-      </w:r>
-      <w:proofErr w:type="spellStart"/>
-      <w:r>
-        <w:t>clean_pdf_</w:t>
-      </w:r>
-      <w:proofErr w:type="gramStart"/>
-      <w:r>
-        <w:t>text</w:t>
-      </w:r>
-      <w:proofErr w:type="spellEnd"/>
-      <w:r>
-        <w:t>(</w:t>
-      </w:r>
-      <w:proofErr w:type="gramEnd"/>
-      <w:r>
-        <w:t>):</w:t>
-      </w:r>
-    </w:p>
-    <w:p>
-      <w:pPr>
-        <w:spacing w:after="0" w:line="240" w:lineRule="auto"/>
-      </w:pPr>
-      <w:r>
-        <w:rPr>
-          <w:b/>
-          <w:bCs/>
-        </w:rPr>
-        <w:t>R/02_</w:t>
-      </w:r>
-      <w:proofErr w:type="gramStart"/>
-      <w:r>
-        <w:rPr>
-          <w:b/>
-          <w:bCs/>
-        </w:rPr>
-        <w:t>clean.R</w:t>
-      </w:r>
-      <w:r>
-        <w:t>v</w:t>
-      </w:r>
-      <w:proofErr w:type="gramEnd"/>
-      <w:r>
-        <w:t>1</w:t>
-      </w:r>
-    </w:p>
-    <w:p>
-      <w:pPr>
-        <w:spacing w:after="0" w:line="240" w:lineRule="auto"/>
-      </w:pPr>
-      <w:proofErr w:type="spellStart"/>
-      <w:r>
-        <w:t>nfkc</w:t>
-      </w:r>
-      <w:proofErr w:type="spellEnd"/>
-      <w:r>
-        <w:t xml:space="preserve"> &lt;- function(x) if (</w:t>
-      </w:r>
-      <w:proofErr w:type="spellStart"/>
-      <w:r>
-        <w:t>have_pkg</w:t>
-      </w:r>
-      <w:proofErr w:type="spellEnd"/>
-      <w:r>
-        <w:t>("</w:t>
-      </w:r>
-      <w:proofErr w:type="spellStart"/>
-      <w:r>
-        <w:t>stringi</w:t>
-      </w:r>
-      <w:proofErr w:type="spellEnd"/>
-      <w:r>
-        <w:t xml:space="preserve">")) </w:t>
-      </w:r>
-      <w:proofErr w:type="spellStart"/>
-      <w:proofErr w:type="gramStart"/>
-      <w:r>
-        <w:t>stringi</w:t>
-      </w:r>
-      <w:proofErr w:type="spellEnd"/>
-      <w:r>
-        <w:t>::</w:t>
-      </w:r>
-      <w:proofErr w:type="spellStart"/>
-      <w:proofErr w:type="gramEnd"/>
-      <w:r>
-        <w:t>stri_trans_nfkc</w:t>
-      </w:r>
-      <w:proofErr w:type="spellEnd"/>
-      <w:r>
-        <w:t>(x) else x</w:t>
-      </w:r>
-    </w:p>
-    <w:p>
-      <w:pPr>
-        <w:spacing w:after="0" w:line="240" w:lineRule="auto"/>
-      </w:pPr>
-    </w:p>
-    <w:p>
-      <w:pPr>
-        <w:spacing w:after="0" w:line="240" w:lineRule="auto"/>
-      </w:pPr>
-      <w:proofErr w:type="spellStart"/>
-      <w:r>
-        <w:t>clean_for_bow</w:t>
-      </w:r>
-      <w:proofErr w:type="spellEnd"/>
-      <w:r>
-        <w:t xml:space="preserve"> &lt;- function(</w:t>
-      </w:r>
-      <w:proofErr w:type="gramStart"/>
-      <w:r>
-        <w:t>x) {</w:t>
-      </w:r>
-      <w:proofErr w:type="gramEnd"/>
-    </w:p>
-    <w:p>
-      <w:pPr>
-        <w:spacing w:after="0" w:line="240" w:lineRule="auto"/>
-      </w:pPr>
-      <w:r>
-        <w:t xml:space="preserve">  x &lt;- </w:t>
-      </w:r>
-      <w:proofErr w:type="spellStart"/>
-      <w:r>
-        <w:t>tolower</w:t>
-      </w:r>
-      <w:proofErr w:type="spellEnd"/>
-      <w:r>
-        <w:t>(</w:t>
-      </w:r>
-      <w:proofErr w:type="spellStart"/>
-      <w:r>
-        <w:t>nfkc</w:t>
-      </w:r>
-      <w:proofErr w:type="spellEnd"/>
-      <w:r>
-        <w:t>(x))</w:t>
-      </w:r>
-    </w:p>
-    <w:p>
-      <w:pPr>
-        <w:spacing w:after="0" w:line="240" w:lineRule="auto"/>
-      </w:pPr>
-      <w:r>
-        <w:t xml:space="preserve">  ## ... rest unchanged</w:t>
-      </w:r>
-    </w:p>
-    <w:p>
-      <w:pPr>
-        <w:spacing w:after="0" w:line="240" w:lineRule="auto"/>
-      </w:pPr>
-    </w:p>
-    <w:p>
-      <w:pPr>
-        <w:spacing w:after="0" w:line="240" w:lineRule="auto"/>
-      </w:pPr>
-      <w:r>
-        <w:rPr>
-          <w:b/>
-          <w:bCs/>
-        </w:rPr>
-        <w:t>R/02_</w:t>
-      </w:r>
-      <w:proofErr w:type="gramStart"/>
-      <w:r>
-        <w:rPr>
-          <w:b/>
-          <w:bCs/>
-        </w:rPr>
-        <w:t>clean.R</w:t>
-      </w:r>
-      <w:r>
-        <w:t>v</w:t>
-      </w:r>
-      <w:proofErr w:type="gramEnd"/>
-      <w:r>
-        <w:t>2</w:t>
-      </w:r>
-    </w:p>
-    <w:p>
-      <w:pPr>
-        <w:spacing w:after="0" w:line="240" w:lineRule="auto"/>
-      </w:pPr>
-      <w:proofErr w:type="spellStart"/>
-      <w:r>
-        <w:t>clean_pdf_text</w:t>
-      </w:r>
-      <w:proofErr w:type="spellEnd"/>
-      <w:r>
-        <w:t xml:space="preserve"> &lt;- function(</w:t>
-      </w:r>
-      <w:proofErr w:type="gramStart"/>
-      <w:r>
-        <w:t>pages) {</w:t>
-      </w:r>
-      <w:proofErr w:type="gramEnd"/>
+        <w:t xml:space="preserve"> &lt;- function(pages) {</w:t>
+      </w:r>
     </w:p>
     <w:p>
       <w:pPr>
@@ -10278,15 +9045,7 @@
         <w:spacing w:after="0" w:line="240" w:lineRule="auto"/>
       </w:pPr>
       <w:r>
-        <w:t>Add this to 05_</w:t>
-      </w:r>
-      <w:proofErr w:type="gramStart"/>
-      <w:r>
-        <w:t>bow.R</w:t>
-      </w:r>
-      <w:proofErr w:type="gramEnd"/>
-      <w:r>
-        <w:t>:</w:t>
+        <w:t>Add this to 05_bow.R:</w:t>
       </w:r>
     </w:p>
     <w:p>
@@ -10298,17 +9057,8 @@
           <w:b/>
           <w:bCs/>
         </w:rPr>
-        <w:t>R/05_</w:t>
-      </w:r>
-      <w:proofErr w:type="gramStart"/>
-      <w:r>
-        <w:rPr>
-          <w:b/>
-          <w:bCs/>
-        </w:rPr>
-        <w:t>bow.R</w:t>
-      </w:r>
-      <w:proofErr w:type="gramEnd"/>
+        <w:t>R/05_bow.R</w:t>
+      </w:r>
     </w:p>
     <w:p>
       <w:pPr>
@@ -10320,21 +9070,8 @@
       </w:r>
       <w:proofErr w:type="spellEnd"/>
       <w:r>
-        <w:t xml:space="preserve"> &lt;- </w:t>
-      </w:r>
-      <w:proofErr w:type="gramStart"/>
-      <w:r>
-        <w:t>function(</w:t>
-      </w:r>
-      <w:proofErr w:type="gramEnd"/>
-      <w:r>
-        <w:t xml:space="preserve">matches, </w:t>
-      </w:r>
-      <w:proofErr w:type="gramStart"/>
-      <w:r>
-        <w:t>cand) {</w:t>
-      </w:r>
-      <w:proofErr w:type="gramEnd"/>
+        <w:t xml:space="preserve"> &lt;- function(matches, cand) {</w:t>
+      </w:r>
     </w:p>
     <w:p>
       <w:pPr>
@@ -10344,12 +9081,10 @@
         <w:t xml:space="preserve">  </w:t>
       </w:r>
       <w:proofErr w:type="spellStart"/>
-      <w:proofErr w:type="gramStart"/>
       <w:r>
         <w:t>do.call</w:t>
       </w:r>
       <w:proofErr w:type="spellEnd"/>
-      <w:proofErr w:type="gramEnd"/>
       <w:r>
         <w:t>(</w:t>
       </w:r>
@@ -10399,14 +9134,9 @@
         <w:spacing w:after="0" w:line="240" w:lineRule="auto"/>
       </w:pPr>
       <w:r>
-        <w:t xml:space="preserve">    m &lt;- </w:t>
-      </w:r>
-      <w:proofErr w:type="gramStart"/>
-      <w:r>
-        <w:t>matches[</w:t>
+        <w:t xml:space="preserve">    m &lt;- matches[</w:t>
       </w:r>
       <w:proofErr w:type="spellStart"/>
-      <w:proofErr w:type="gramEnd"/>
       <w:r>
         <w:t>matches$page</w:t>
       </w:r>
@@ -10452,13 +9182,8 @@
       </w:r>
       <w:proofErr w:type="spellEnd"/>
       <w:r>
-        <w:t>]</w:t>
-      </w:r>
-      <w:proofErr w:type="gramStart"/>
-      <w:r>
-        <w:t>, ]</w:t>
-      </w:r>
-      <w:proofErr w:type="gramEnd"/>
+        <w:t>], ]</w:t>
+      </w:r>
     </w:p>
     <w:p>
       <w:pPr>
@@ -10468,12 +9193,10 @@
         <w:t xml:space="preserve">    </w:t>
       </w:r>
       <w:proofErr w:type="spellStart"/>
-      <w:proofErr w:type="gramStart"/>
       <w:r>
         <w:t>data.frame</w:t>
       </w:r>
       <w:proofErr w:type="spellEnd"/>
-      <w:proofErr w:type="gramEnd"/>
       <w:r>
         <w:t xml:space="preserve">(email = </w:t>
       </w:r>
@@ -10523,14 +9246,9 @@
       </w:r>
       <w:proofErr w:type="spellEnd"/>
       <w:r>
-        <w:t xml:space="preserve"> = </w:t>
-      </w:r>
-      <w:proofErr w:type="gramStart"/>
-      <w:r>
-        <w:t>sum(</w:t>
+        <w:t xml:space="preserve"> = sum(</w:t>
       </w:r>
       <w:proofErr w:type="spellStart"/>
-      <w:proofErr w:type="gramEnd"/>
       <w:r>
         <w:t>m$pdf_text</w:t>
       </w:r>
@@ -10547,12 +9265,10 @@
         <w:t xml:space="preserve">Then call it in </w:t>
       </w:r>
       <w:proofErr w:type="spellStart"/>
-      <w:proofErr w:type="gramStart"/>
       <w:r>
         <w:t>acr.R</w:t>
       </w:r>
       <w:proofErr w:type="spellEnd"/>
-      <w:proofErr w:type="gramEnd"/>
       <w:r>
         <w:t>, right after page_extraction_choice.csv is written:</w:t>
       </w:r>
@@ -10561,7 +9277,6 @@
       <w:pPr>
         <w:spacing w:after="0" w:line="240" w:lineRule="auto"/>
       </w:pPr>
-      <w:proofErr w:type="gramStart"/>
       <w:r>
         <w:rPr>
           <w:b/>
@@ -10570,11 +9285,7 @@
         <w:t>acr.R</w:t>
       </w:r>
       <w:r>
-        <w:t>v</w:t>
-      </w:r>
-      <w:proofErr w:type="gramEnd"/>
-      <w:r>
-        <w:t>6</w:t>
+        <w:t>v6</w:t>
       </w:r>
     </w:p>
     <w:p>
@@ -10583,19 +9294,11 @@
       </w:pPr>
       <w:r>
         <w:lastRenderedPageBreak/>
-        <w:t xml:space="preserve">      if </w:t>
-      </w:r>
-      <w:proofErr w:type="gramStart"/>
-      <w:r>
-        <w:t>(!</w:t>
+        <w:t xml:space="preserve">      if (!</w:t>
       </w:r>
       <w:proofErr w:type="spellStart"/>
       <w:r>
-        <w:t>is</w:t>
-      </w:r>
-      <w:proofErr w:type="gramEnd"/>
-      <w:r>
-        <w:t>.null</w:t>
+        <w:t>is.null</w:t>
       </w:r>
       <w:proofErr w:type="spellEnd"/>
       <w:r>
@@ -10619,31 +9322,21 @@
       </w:r>
       <w:proofErr w:type="spellStart"/>
       <w:r>
-        <w:t>write_csv_</w:t>
-      </w:r>
-      <w:proofErr w:type="gramStart"/>
-      <w:r>
-        <w:t>safe</w:t>
+        <w:t>write_csv_safe</w:t>
       </w:r>
       <w:proofErr w:type="spellEnd"/>
       <w:r>
         <w:t>(</w:t>
       </w:r>
       <w:proofErr w:type="spellStart"/>
-      <w:proofErr w:type="gramEnd"/>
-      <w:r>
-        <w:t>extraction_by_</w:t>
-      </w:r>
-      <w:proofErr w:type="gramStart"/>
-      <w:r>
-        <w:t>candidate</w:t>
+      <w:r>
+        <w:t>extraction_by_candidate</w:t>
       </w:r>
       <w:proofErr w:type="spellEnd"/>
       <w:r>
         <w:t>(</w:t>
       </w:r>
       <w:proofErr w:type="spellStart"/>
-      <w:proofErr w:type="gramEnd"/>
       <w:r>
         <w:t>sel$matches</w:t>
       </w:r>
@@ -10660,12 +9353,10 @@
         <w:t xml:space="preserve">                       </w:t>
       </w:r>
       <w:proofErr w:type="spellStart"/>
-      <w:proofErr w:type="gramStart"/>
       <w:r>
         <w:t>file.path</w:t>
       </w:r>
       <w:proofErr w:type="spellEnd"/>
-      <w:proofErr w:type="gramEnd"/>
       <w:r>
         <w:t>(out, "candidate_extraction_choice.csv"))</w:t>
       </w:r>
@@ -10704,15 +9395,7 @@
         <w:spacing w:after="0" w:line="240" w:lineRule="auto"/>
       </w:pPr>
       <w:r>
-        <w:t>This is the useful part of the old three-layer idea without paying for it on every page. Add to 01_</w:t>
-      </w:r>
-      <w:proofErr w:type="gramStart"/>
-      <w:r>
-        <w:t>extract.R</w:t>
-      </w:r>
-      <w:proofErr w:type="gramEnd"/>
-      <w:r>
-        <w:t>:</w:t>
+        <w:t>This is the useful part of the old three-layer idea without paying for it on every page. Add to 01_extract.R:</w:t>
       </w:r>
     </w:p>
     <w:p>
@@ -10724,58 +9407,264 @@
           <w:b/>
           <w:bCs/>
         </w:rPr>
-        <w:t>R/01_</w:t>
-      </w:r>
-      <w:proofErr w:type="gramStart"/>
+        <w:t>R/01_extract.R</w:t>
+      </w:r>
+      <w:r>
+        <w:t>v1</w:t>
+      </w:r>
+    </w:p>
+    <w:p>
+      <w:pPr>
+        <w:spacing w:after="0" w:line="240" w:lineRule="auto"/>
+      </w:pPr>
+      <w:r>
+        <w:t>## Re-OCR pages where both layers came back nearly empty, at a higher dpi.</w:t>
+      </w:r>
+    </w:p>
+    <w:p>
+      <w:pPr>
+        <w:spacing w:after="0" w:line="240" w:lineRule="auto"/>
+      </w:pPr>
+      <w:proofErr w:type="spellStart"/>
+      <w:r>
+        <w:t>retry_weak_pages</w:t>
+      </w:r>
+      <w:proofErr w:type="spellEnd"/>
+      <w:r>
+        <w:t xml:space="preserve"> &lt;- function(</w:t>
+      </w:r>
+      <w:proofErr w:type="spellStart"/>
+      <w:r>
+        <w:t>pdf_path</w:t>
+      </w:r>
+      <w:proofErr w:type="spellEnd"/>
+      <w:r>
+        <w:t xml:space="preserve">, text, </w:t>
+      </w:r>
+      <w:proofErr w:type="spellStart"/>
+      <w:r>
+        <w:t>ocr</w:t>
+      </w:r>
+      <w:proofErr w:type="spellEnd"/>
+      <w:r>
+        <w:t xml:space="preserve">, dpi = 600L, </w:t>
+      </w:r>
+      <w:proofErr w:type="spellStart"/>
+      <w:r>
+        <w:t>min_chars</w:t>
+      </w:r>
+      <w:proofErr w:type="spellEnd"/>
+      <w:r>
+        <w:t xml:space="preserve"> = 200L, cores = 1L) {</w:t>
+      </w:r>
+    </w:p>
+    <w:p>
+      <w:pPr>
+        <w:spacing w:after="0" w:line="240" w:lineRule="auto"/>
+      </w:pPr>
+      <w:r>
+        <w:t xml:space="preserve">  weak &lt;- which(</w:t>
+      </w:r>
+      <w:proofErr w:type="spellStart"/>
+      <w:r>
+        <w:t>nchar</w:t>
+      </w:r>
+      <w:proofErr w:type="spellEnd"/>
+      <w:r>
+        <w:t>(</w:t>
+      </w:r>
+      <w:proofErr w:type="spellStart"/>
+      <w:r>
+        <w:t>trimws</w:t>
+      </w:r>
+      <w:proofErr w:type="spellEnd"/>
+      <w:r>
+        <w:t xml:space="preserve">(text)) &lt; </w:t>
+      </w:r>
+      <w:proofErr w:type="spellStart"/>
+      <w:r>
+        <w:t>min_chars</w:t>
+      </w:r>
+      <w:proofErr w:type="spellEnd"/>
+      <w:r>
+        <w:t xml:space="preserve"> &amp; </w:t>
+      </w:r>
+      <w:proofErr w:type="spellStart"/>
+      <w:r>
+        <w:t>nchar</w:t>
+      </w:r>
+      <w:proofErr w:type="spellEnd"/>
+      <w:r>
+        <w:t>(</w:t>
+      </w:r>
+      <w:proofErr w:type="spellStart"/>
+      <w:r>
+        <w:t>trimws</w:t>
+      </w:r>
+      <w:proofErr w:type="spellEnd"/>
+      <w:r>
+        <w:t>(</w:t>
+      </w:r>
+      <w:proofErr w:type="spellStart"/>
+      <w:r>
+        <w:t>ocr</w:t>
+      </w:r>
+      <w:proofErr w:type="spellEnd"/>
+      <w:r>
+        <w:t xml:space="preserve">)) &lt; </w:t>
+      </w:r>
+      <w:proofErr w:type="spellStart"/>
+      <w:r>
+        <w:t>min_chars</w:t>
+      </w:r>
+      <w:proofErr w:type="spellEnd"/>
+      <w:r>
+        <w:t>)</w:t>
+      </w:r>
+    </w:p>
+    <w:p>
+      <w:pPr>
+        <w:spacing w:after="0" w:line="240" w:lineRule="auto"/>
+      </w:pPr>
+      <w:r>
+        <w:t xml:space="preserve">  if (!length(weak)) return(</w:t>
+      </w:r>
+      <w:proofErr w:type="spellStart"/>
+      <w:r>
+        <w:t>ocr</w:t>
+      </w:r>
+      <w:proofErr w:type="spellEnd"/>
+      <w:r>
+        <w:t>)</w:t>
+      </w:r>
+    </w:p>
+    <w:p>
+      <w:pPr>
+        <w:spacing w:after="0" w:line="240" w:lineRule="auto"/>
+      </w:pPr>
+      <w:r>
+        <w:t xml:space="preserve">  msg("re-running OCR at %d dpi on %d weak page(s)", dpi, length(weak))</w:t>
+      </w:r>
+    </w:p>
+    <w:p>
+      <w:pPr>
+        <w:spacing w:after="0" w:line="240" w:lineRule="auto"/>
+      </w:pPr>
+      <w:r>
+        <w:t xml:space="preserve">  </w:t>
+      </w:r>
+      <w:proofErr w:type="spellStart"/>
+      <w:r>
+        <w:t>png_dir</w:t>
+      </w:r>
+      <w:proofErr w:type="spellEnd"/>
+      <w:r>
+        <w:t xml:space="preserve"> &lt;- </w:t>
+      </w:r>
+      <w:proofErr w:type="spellStart"/>
+      <w:r>
+        <w:t>ensure_dir</w:t>
+      </w:r>
+      <w:proofErr w:type="spellEnd"/>
+      <w:r>
+        <w:t>(</w:t>
+      </w:r>
+      <w:proofErr w:type="spellStart"/>
+      <w:r>
+        <w:t>file.path</w:t>
+      </w:r>
+      <w:proofErr w:type="spellEnd"/>
+      <w:r>
+        <w:t>(</w:t>
+      </w:r>
+      <w:proofErr w:type="spellStart"/>
+      <w:r>
+        <w:t>tempdir</w:t>
+      </w:r>
+      <w:proofErr w:type="spellEnd"/>
+      <w:r>
+        <w:t>(), "</w:t>
+      </w:r>
+      <w:proofErr w:type="spellStart"/>
+      <w:r>
+        <w:t>acr_retry</w:t>
+      </w:r>
+      <w:proofErr w:type="spellEnd"/>
+      <w:r>
+        <w:t>"))</w:t>
+      </w:r>
+    </w:p>
+    <w:p>
+      <w:pPr>
+        <w:spacing w:after="0" w:line="240" w:lineRule="auto"/>
+      </w:pPr>
+      <w:r>
+        <w:t xml:space="preserve">In </w:t>
+      </w:r>
+      <w:proofErr w:type="spellStart"/>
+      <w:r>
+        <w:t>extract_pages</w:t>
+      </w:r>
+      <w:proofErr w:type="spellEnd"/>
+      <w:r>
+        <w:t xml:space="preserve">(), right after the </w:t>
+      </w:r>
+      <w:proofErr w:type="spellStart"/>
+      <w:r>
+        <w:t>ocr</w:t>
+      </w:r>
+      <w:proofErr w:type="spellEnd"/>
+      <w:r>
+        <w:t xml:space="preserve"> &lt;- </w:t>
+      </w:r>
+      <w:proofErr w:type="spellStart"/>
+      <w:r>
+        <w:t>with_timer</w:t>
+      </w:r>
+      <w:proofErr w:type="spellEnd"/>
+      <w:r>
+        <w:t>("OCR", ...) line, add:</w:t>
+      </w:r>
+    </w:p>
+    <w:p>
+      <w:pPr>
+        <w:spacing w:after="0" w:line="240" w:lineRule="auto"/>
+      </w:pPr>
       <w:r>
         <w:rPr>
           <w:b/>
           <w:bCs/>
         </w:rPr>
-        <w:t>extract.R</w:t>
-      </w:r>
-      <w:r>
-        <w:t>v</w:t>
-      </w:r>
-      <w:proofErr w:type="gramEnd"/>
-      <w:r>
-        <w:t>1</w:t>
-      </w:r>
-    </w:p>
-    <w:p>
-      <w:pPr>
-        <w:spacing w:after="0" w:line="240" w:lineRule="auto"/>
-      </w:pPr>
-      <w:r>
-        <w:t xml:space="preserve">## Re-OCR pages where both layers came back nearly empty, at a higher </w:t>
-      </w:r>
-      <w:proofErr w:type="gramStart"/>
-      <w:r>
-        <w:t>dpi</w:t>
-      </w:r>
-      <w:proofErr w:type="gramEnd"/>
-      <w:r>
-        <w:t>.</w:t>
-      </w:r>
-    </w:p>
-    <w:p>
-      <w:pPr>
-        <w:spacing w:after="0" w:line="240" w:lineRule="auto"/>
-      </w:pPr>
+        <w:t>R/01_extract.R</w:t>
+      </w:r>
+      <w:r>
+        <w:t>v2</w:t>
+      </w:r>
+    </w:p>
+    <w:p>
+      <w:pPr>
+        <w:spacing w:after="0" w:line="240" w:lineRule="auto"/>
+      </w:pPr>
+      <w:r>
+        <w:t xml:space="preserve">      </w:t>
+      </w:r>
       <w:proofErr w:type="spellStart"/>
       <w:r>
+        <w:t>ocr</w:t>
+      </w:r>
+      <w:proofErr w:type="spellEnd"/>
+      <w:r>
+        <w:t xml:space="preserve"> &lt;- </w:t>
+      </w:r>
+      <w:proofErr w:type="spellStart"/>
+      <w:r>
         <w:t>retry_weak_pages</w:t>
       </w:r>
       <w:proofErr w:type="spellEnd"/>
       <w:r>
-        <w:t xml:space="preserve"> &lt;- </w:t>
-      </w:r>
-      <w:proofErr w:type="gramStart"/>
-      <w:r>
-        <w:t>function(</w:t>
+        <w:t>(</w:t>
       </w:r>
       <w:proofErr w:type="spellStart"/>
-      <w:proofErr w:type="gramEnd"/>
       <w:r>
         <w:t>pdf_path</w:t>
       </w:r>
@@ -10789,307 +9678,7 @@
       </w:r>
       <w:proofErr w:type="spellEnd"/>
       <w:r>
-        <w:t xml:space="preserve">, dpi = 600L, </w:t>
-      </w:r>
-      <w:proofErr w:type="spellStart"/>
-      <w:r>
-        <w:t>min_chars</w:t>
-      </w:r>
-      <w:proofErr w:type="spellEnd"/>
-      <w:r>
-        <w:t xml:space="preserve"> = 200L, cores = 1</w:t>
-      </w:r>
-      <w:proofErr w:type="gramStart"/>
-      <w:r>
-        <w:t>L) {</w:t>
-      </w:r>
-      <w:proofErr w:type="gramEnd"/>
-    </w:p>
-    <w:p>
-      <w:pPr>
-        <w:spacing w:after="0" w:line="240" w:lineRule="auto"/>
-      </w:pPr>
-      <w:r>
-        <w:t xml:space="preserve">  weak &lt;- which(</w:t>
-      </w:r>
-      <w:proofErr w:type="spellStart"/>
-      <w:r>
-        <w:t>nchar</w:t>
-      </w:r>
-      <w:proofErr w:type="spellEnd"/>
-      <w:r>
-        <w:t>(</w:t>
-      </w:r>
-      <w:proofErr w:type="spellStart"/>
-      <w:r>
-        <w:t>trimws</w:t>
-      </w:r>
-      <w:proofErr w:type="spellEnd"/>
-      <w:r>
-        <w:t xml:space="preserve">(text)) &lt; </w:t>
-      </w:r>
-      <w:proofErr w:type="spellStart"/>
-      <w:r>
-        <w:t>min_chars</w:t>
-      </w:r>
-      <w:proofErr w:type="spellEnd"/>
-      <w:r>
-        <w:t xml:space="preserve"> &amp; </w:t>
-      </w:r>
-      <w:proofErr w:type="spellStart"/>
-      <w:r>
-        <w:t>nchar</w:t>
-      </w:r>
-      <w:proofErr w:type="spellEnd"/>
-      <w:r>
-        <w:t>(</w:t>
-      </w:r>
-      <w:proofErr w:type="spellStart"/>
-      <w:r>
-        <w:t>trimws</w:t>
-      </w:r>
-      <w:proofErr w:type="spellEnd"/>
-      <w:r>
-        <w:t>(</w:t>
-      </w:r>
-      <w:proofErr w:type="spellStart"/>
-      <w:r>
-        <w:t>ocr</w:t>
-      </w:r>
-      <w:proofErr w:type="spellEnd"/>
-      <w:r>
-        <w:t xml:space="preserve">)) &lt; </w:t>
-      </w:r>
-      <w:proofErr w:type="spellStart"/>
-      <w:r>
-        <w:t>min_chars</w:t>
-      </w:r>
-      <w:proofErr w:type="spellEnd"/>
-      <w:r>
-        <w:t>)</w:t>
-      </w:r>
-    </w:p>
-    <w:p>
-      <w:pPr>
-        <w:spacing w:after="0" w:line="240" w:lineRule="auto"/>
-      </w:pPr>
-      <w:r>
-        <w:t xml:space="preserve">  if </w:t>
-      </w:r>
-      <w:proofErr w:type="gramStart"/>
-      <w:r>
-        <w:t>(!length</w:t>
-      </w:r>
-      <w:proofErr w:type="gramEnd"/>
-      <w:r>
-        <w:t>(weak)) return(</w:t>
-      </w:r>
-      <w:proofErr w:type="spellStart"/>
-      <w:r>
-        <w:t>ocr</w:t>
-      </w:r>
-      <w:proofErr w:type="spellEnd"/>
-      <w:r>
-        <w:t>)</w:t>
-      </w:r>
-    </w:p>
-    <w:p>
-      <w:pPr>
-        <w:spacing w:after="0" w:line="240" w:lineRule="auto"/>
-      </w:pPr>
-      <w:r>
-        <w:t xml:space="preserve">  </w:t>
-      </w:r>
-      <w:proofErr w:type="gramStart"/>
-      <w:r>
-        <w:t>msg(</w:t>
-      </w:r>
-      <w:proofErr w:type="gramEnd"/>
-      <w:r>
-        <w:t>"re-running OCR at %d dpi on %d weak page(s)", dpi, length(weak))</w:t>
-      </w:r>
-    </w:p>
-    <w:p>
-      <w:pPr>
-        <w:spacing w:after="0" w:line="240" w:lineRule="auto"/>
-      </w:pPr>
-      <w:r>
-        <w:t xml:space="preserve">  </w:t>
-      </w:r>
-      <w:proofErr w:type="spellStart"/>
-      <w:r>
-        <w:t>png_dir</w:t>
-      </w:r>
-      <w:proofErr w:type="spellEnd"/>
-      <w:r>
-        <w:t xml:space="preserve"> &lt;- </w:t>
-      </w:r>
-      <w:proofErr w:type="spellStart"/>
-      <w:r>
-        <w:t>ensure_dir</w:t>
-      </w:r>
-      <w:proofErr w:type="spellEnd"/>
-      <w:r>
-        <w:t>(</w:t>
-      </w:r>
-      <w:proofErr w:type="spellStart"/>
-      <w:proofErr w:type="gramStart"/>
-      <w:r>
-        <w:t>file.path</w:t>
-      </w:r>
-      <w:proofErr w:type="spellEnd"/>
-      <w:proofErr w:type="gramEnd"/>
-      <w:r>
-        <w:t>(</w:t>
-      </w:r>
-      <w:proofErr w:type="spellStart"/>
-      <w:proofErr w:type="gramStart"/>
-      <w:r>
-        <w:t>tempdir</w:t>
-      </w:r>
-      <w:proofErr w:type="spellEnd"/>
-      <w:r>
-        <w:t>(</w:t>
-      </w:r>
-      <w:proofErr w:type="gramEnd"/>
-      <w:r>
-        <w:t>), "</w:t>
-      </w:r>
-      <w:proofErr w:type="spellStart"/>
-      <w:r>
-        <w:t>acr_retry</w:t>
-      </w:r>
-      <w:proofErr w:type="spellEnd"/>
-      <w:r>
-        <w:t>"))</w:t>
-      </w:r>
-    </w:p>
-    <w:p>
-      <w:pPr>
-        <w:spacing w:after="0" w:line="240" w:lineRule="auto"/>
-      </w:pPr>
-      <w:r>
-        <w:t xml:space="preserve">In </w:t>
-      </w:r>
-      <w:proofErr w:type="spellStart"/>
-      <w:r>
-        <w:t>extract_</w:t>
-      </w:r>
-      <w:proofErr w:type="gramStart"/>
-      <w:r>
-        <w:t>pages</w:t>
-      </w:r>
-      <w:proofErr w:type="spellEnd"/>
-      <w:r>
-        <w:t>(</w:t>
-      </w:r>
-      <w:proofErr w:type="gramEnd"/>
-      <w:r>
-        <w:t xml:space="preserve">), right after the </w:t>
-      </w:r>
-      <w:proofErr w:type="spellStart"/>
-      <w:r>
-        <w:t>ocr</w:t>
-      </w:r>
-      <w:proofErr w:type="spellEnd"/>
-      <w:r>
-        <w:t xml:space="preserve"> &lt;- </w:t>
-      </w:r>
-      <w:proofErr w:type="spellStart"/>
-      <w:r>
-        <w:t>with_</w:t>
-      </w:r>
-      <w:proofErr w:type="gramStart"/>
-      <w:r>
-        <w:t>timer</w:t>
-      </w:r>
-      <w:proofErr w:type="spellEnd"/>
-      <w:r>
-        <w:t>(</w:t>
-      </w:r>
-      <w:proofErr w:type="gramEnd"/>
-      <w:r>
-        <w:t>"OCR", ...) line, add:</w:t>
-      </w:r>
-    </w:p>
-    <w:p>
-      <w:pPr>
-        <w:spacing w:after="0" w:line="240" w:lineRule="auto"/>
-      </w:pPr>
-      <w:r>
-        <w:rPr>
-          <w:b/>
-          <w:bCs/>
-        </w:rPr>
-        <w:t>R/01_</w:t>
-      </w:r>
-      <w:proofErr w:type="gramStart"/>
-      <w:r>
-        <w:rPr>
-          <w:b/>
-          <w:bCs/>
-        </w:rPr>
-        <w:t>extract.R</w:t>
-      </w:r>
-      <w:r>
-        <w:t>v</w:t>
-      </w:r>
-      <w:proofErr w:type="gramEnd"/>
-      <w:r>
-        <w:t>2</w:t>
-      </w:r>
-    </w:p>
-    <w:p>
-      <w:pPr>
-        <w:spacing w:after="0" w:line="240" w:lineRule="auto"/>
-      </w:pPr>
-      <w:r>
-        <w:t xml:space="preserve">      </w:t>
-      </w:r>
-      <w:proofErr w:type="spellStart"/>
-      <w:r>
-        <w:t>ocr</w:t>
-      </w:r>
-      <w:proofErr w:type="spellEnd"/>
-      <w:r>
-        <w:t xml:space="preserve"> &lt;- </w:t>
-      </w:r>
-      <w:proofErr w:type="spellStart"/>
-      <w:r>
-        <w:t>retry_weak_</w:t>
-      </w:r>
-      <w:proofErr w:type="gramStart"/>
-      <w:r>
-        <w:t>pages</w:t>
-      </w:r>
-      <w:proofErr w:type="spellEnd"/>
-      <w:r>
-        <w:t>(</w:t>
-      </w:r>
-      <w:proofErr w:type="spellStart"/>
-      <w:proofErr w:type="gramEnd"/>
-      <w:r>
-        <w:t>pdf_path</w:t>
-      </w:r>
-      <w:proofErr w:type="spellEnd"/>
-      <w:r>
-        <w:t xml:space="preserve">, text, </w:t>
-      </w:r>
-      <w:proofErr w:type="spellStart"/>
-      <w:r>
-        <w:t>ocr</w:t>
-      </w:r>
-      <w:proofErr w:type="spellEnd"/>
-      <w:r>
-        <w:t xml:space="preserve">, dpi = </w:t>
-      </w:r>
-      <w:proofErr w:type="gramStart"/>
-      <w:r>
-        <w:t>max(</w:t>
-      </w:r>
-      <w:proofErr w:type="gramEnd"/>
-      <w:r>
-        <w:t>600L, 2L * dpi), cores = cores)</w:t>
+        <w:t>, dpi = max(600L, 2L * dpi), cores = cores)</w:t>
       </w:r>
     </w:p>
     <w:p>
@@ -11125,13 +9714,8 @@
       <w:pPr>
         <w:spacing w:after="0" w:line="240" w:lineRule="auto"/>
       </w:pPr>
-      <w:proofErr w:type="gramStart"/>
-      <w:r>
-        <w:t>At the moment</w:t>
-      </w:r>
-      <w:proofErr w:type="gramEnd"/>
-      <w:r>
-        <w:t>, if one page has keyword A only in the embedded text and keyword B only in the OCR, one of them is lost. You could count each keyword separately in both layers of a page and keep the higher count, which avoids counting anything twice. This finds the most matches, but it changes the scores compared with past runs. I'd put it behind a flag such as --merge-layers if you want it.</w:t>
+      <w:r>
+        <w:t>At the moment, if one page has keyword A only in the embedded text and keyword B only in the OCR, one of them is lost. You could count each keyword separately in both layers of a page and keep the higher count, which avoids counting anything twice. This finds the most matches, but it changes the scores compared with past runs. I'd put it behind a flag such as --merge-layers if you want it.</w:t>
       </w:r>
     </w:p>
     <w:p>
@@ -11148,6 +9732,2881 @@
       <w:r>
         <w:t xml:space="preserve"> add points 1 and 2 now, since they're cheap and safe. Add point 3 if you see many scanned pages with little text in page_extraction_choice.csv. Leave the old script's substring matching and its per-resume choice out.</w:t>
       </w:r>
+    </w:p>
+    <w:p>
+      <w:pPr>
+        <w:spacing w:after="0" w:line="240" w:lineRule="auto"/>
+      </w:pPr>
+    </w:p>
+    <w:p>
+      <w:r>
+        <w:br w:type="page"/>
+      </w:r>
+    </w:p>
+    <w:p>
+      <w:pPr>
+        <w:spacing w:after="0" w:line="240" w:lineRule="auto"/>
+      </w:pPr>
+      <w:r>
+        <w:lastRenderedPageBreak/>
+        <w:t>--- citing to R sources</w:t>
+      </w:r>
+    </w:p>
+    <w:p>
+      <w:pPr>
+        <w:spacing w:after="0" w:line="240" w:lineRule="auto"/>
+      </w:pPr>
+      <w:r>
+        <w:t>DS(247)_</w:t>
+      </w:r>
+      <w:proofErr w:type="spellStart"/>
+      <w:r>
+        <w:t>vs_TPP</w:t>
+      </w:r>
+      <w:proofErr w:type="spellEnd"/>
+      <w:r>
+        <w:t>(31)</w:t>
+      </w:r>
+    </w:p>
+    <w:p>
+      <w:pPr>
+        <w:spacing w:after="0" w:line="240" w:lineRule="auto"/>
+      </w:pPr>
+      <w:proofErr w:type="spellStart"/>
+      <w:r>
+        <w:t>bow_kw_tpp</w:t>
+      </w:r>
+      <w:proofErr w:type="spellEnd"/>
+      <w:r>
+        <w:t>[,.</w:t>
+      </w:r>
+      <w:proofErr w:type="spellStart"/>
+      <w:r>
+        <w:t>N,by</w:t>
+      </w:r>
+      <w:proofErr w:type="spellEnd"/>
+      <w:r>
+        <w:t>="category"]</w:t>
+      </w:r>
+    </w:p>
+    <w:p>
+      <w:pPr>
+        <w:spacing w:after="0" w:line="240" w:lineRule="auto"/>
+      </w:pPr>
+      <w:r>
+        <w:t xml:space="preserve">      category     N</w:t>
+      </w:r>
+    </w:p>
+    <w:p>
+      <w:pPr>
+        <w:spacing w:after="0" w:line="240" w:lineRule="auto"/>
+      </w:pPr>
+      <w:r>
+        <w:t xml:space="preserve">        &lt;char&gt; &lt;int&gt;</w:t>
+      </w:r>
+    </w:p>
+    <w:p>
+      <w:pPr>
+        <w:spacing w:after="0" w:line="240" w:lineRule="auto"/>
+      </w:pPr>
+      <w:r>
+        <w:t>1: General TPP    31</w:t>
+      </w:r>
+    </w:p>
+    <w:p>
+      <w:pPr>
+        <w:spacing w:after="0" w:line="240" w:lineRule="auto"/>
+      </w:pPr>
+      <w:proofErr w:type="spellStart"/>
+      <w:r>
+        <w:t>bow_kw</w:t>
+      </w:r>
+      <w:proofErr w:type="spellEnd"/>
+      <w:r>
+        <w:t>[,.</w:t>
+      </w:r>
+      <w:proofErr w:type="spellStart"/>
+      <w:r>
+        <w:t>N,by</w:t>
+      </w:r>
+      <w:proofErr w:type="spellEnd"/>
+      <w:r>
+        <w:t>="category"]</w:t>
+      </w:r>
+    </w:p>
+    <w:p>
+      <w:pPr>
+        <w:spacing w:after="0" w:line="240" w:lineRule="auto"/>
+      </w:pPr>
+      <w:r>
+        <w:t xml:space="preserve">                          category     N</w:t>
+      </w:r>
+    </w:p>
+    <w:p>
+      <w:pPr>
+        <w:spacing w:after="0" w:line="240" w:lineRule="auto"/>
+      </w:pPr>
+      <w:r>
+        <w:t xml:space="preserve">                            &lt;char&gt; &lt;int&gt;</w:t>
+      </w:r>
+    </w:p>
+    <w:p>
+      <w:pPr>
+        <w:spacing w:after="0" w:line="240" w:lineRule="auto"/>
+      </w:pPr>
+      <w:r>
+        <w:t>1:                   Data Analysis    67</w:t>
+      </w:r>
+    </w:p>
+    <w:p>
+      <w:pPr>
+        <w:spacing w:after="0" w:line="240" w:lineRule="auto"/>
+      </w:pPr>
+      <w:r>
+        <w:t>2:                   Data Modeling    49</w:t>
+      </w:r>
+    </w:p>
+    <w:p>
+      <w:pPr>
+        <w:spacing w:after="0" w:line="240" w:lineRule="auto"/>
+      </w:pPr>
+      <w:r>
+        <w:t>3:             Data Visualizations    18</w:t>
+      </w:r>
+    </w:p>
+    <w:p>
+      <w:pPr>
+        <w:spacing w:after="0" w:line="240" w:lineRule="auto"/>
+      </w:pPr>
+      <w:r>
+        <w:t>4: Programming Languages and Tools    79</w:t>
+      </w:r>
+    </w:p>
+    <w:p>
+      <w:pPr>
+        <w:spacing w:after="0" w:line="240" w:lineRule="auto"/>
+      </w:pPr>
+      <w:r>
+        <w:t>5:              project management    34</w:t>
+      </w:r>
+    </w:p>
+    <w:p>
+      <w:pPr>
+        <w:spacing w:after="0" w:line="240" w:lineRule="auto"/>
+      </w:pPr>
+    </w:p>
+    <w:p>
+      <w:pPr>
+        <w:spacing w:after="0" w:line="240" w:lineRule="auto"/>
+      </w:pPr>
+      <w:r>
+        <w:t>Yes, mostly. Each inferred formula matches the code, and the code confirms which script produced which workbook:</w:t>
+      </w:r>
+    </w:p>
+    <w:p>
+      <w:pPr>
+        <w:numPr>
+          <w:ilvl w:val="0"/>
+          <w:numId w:val="26"/>
+        </w:numPr>
+        <w:spacing w:after="0" w:line="240" w:lineRule="auto"/>
+      </w:pPr>
+      <w:r>
+        <w:rPr>
+          <w:b/>
+          <w:bCs/>
+        </w:rPr>
+        <w:t>The original workbook</w:t>
+      </w:r>
+      <w:r>
+        <w:t xml:space="preserve"> came from the legacy binary script (03_BoW-Resume-Analysis-_CBA_Vectorized_.R).</w:t>
+      </w:r>
+    </w:p>
+    <w:p>
+      <w:pPr>
+        <w:numPr>
+          <w:ilvl w:val="0"/>
+          <w:numId w:val="26"/>
+        </w:numPr>
+        <w:spacing w:after="0" w:line="240" w:lineRule="auto"/>
+      </w:pPr>
+      <w:r>
+        <w:rPr>
+          <w:b/>
+          <w:bCs/>
+        </w:rPr>
+        <w:t>The rerun</w:t>
+      </w:r>
+      <w:r>
+        <w:t xml:space="preserve"> came from the CLI using -s normalized.</w:t>
+      </w:r>
+    </w:p>
+    <w:p>
+      <w:pPr>
+        <w:spacing w:after="0" w:line="240" w:lineRule="auto"/>
+      </w:pPr>
+      <w:r>
+        <w:t>The findings hold up, with four corrections:</w:t>
+      </w:r>
+    </w:p>
+    <w:p>
+      <w:pPr>
+        <w:numPr>
+          <w:ilvl w:val="0"/>
+          <w:numId w:val="27"/>
+        </w:numPr>
+        <w:spacing w:after="0" w:line="240" w:lineRule="auto"/>
+      </w:pPr>
+      <w:r>
+        <w:rPr>
+          <w:b/>
+          <w:bCs/>
+        </w:rPr>
+        <w:t>Where 31 comes from:</w:t>
+      </w:r>
+      <w:r>
+        <w:t xml:space="preserve"> it's the number of keyword </w:t>
+      </w:r>
+      <w:r>
+        <w:rPr>
+          <w:i/>
+          <w:iCs/>
+        </w:rPr>
+        <w:t>rows</w:t>
+      </w:r>
+      <w:r>
+        <w:t xml:space="preserve"> in the category, not 31 distinct keywords.</w:t>
+      </w:r>
+    </w:p>
+    <w:p>
+      <w:pPr>
+        <w:numPr>
+          <w:ilvl w:val="0"/>
+          <w:numId w:val="27"/>
+        </w:numPr>
+        <w:spacing w:after="0" w:line="240" w:lineRule="auto"/>
+      </w:pPr>
+      <w:r>
+        <w:rPr>
+          <w:b/>
+          <w:bCs/>
+        </w:rPr>
+        <w:t>The CLI's hidden division step:</w:t>
+      </w:r>
+      <w:r>
+        <w:t xml:space="preserve"> it divides by a category term count before scaling. The scores don't change, but the Proportion values do.</w:t>
+      </w:r>
+    </w:p>
+    <w:p>
+      <w:pPr>
+        <w:numPr>
+          <w:ilvl w:val="0"/>
+          <w:numId w:val="27"/>
+        </w:numPr>
+        <w:spacing w:after="0" w:line="240" w:lineRule="auto"/>
+      </w:pPr>
+      <w:r>
+        <w:rPr>
+          <w:b/>
+          <w:bCs/>
+        </w:rPr>
+        <w:t>The wordcount question is settled:</w:t>
+      </w:r>
+      <w:r>
+        <w:t xml:space="preserve"> both versions count characters, not words.</w:t>
+      </w:r>
+    </w:p>
+    <w:p>
+      <w:pPr>
+        <w:numPr>
+          <w:ilvl w:val="0"/>
+          <w:numId w:val="27"/>
+        </w:numPr>
+        <w:spacing w:after="0" w:line="240" w:lineRule="auto"/>
+      </w:pPr>
+      <w:r>
+        <w:rPr>
+          <w:b/>
+          <w:bCs/>
+        </w:rPr>
+        <w:t>Why some concepts appear in only one run:</w:t>
+      </w:r>
+      <w:r>
+        <w:t xml:space="preserve"> the code shows the specific cause.</w:t>
+      </w:r>
+    </w:p>
+    <w:p>
+      <w:pPr>
+        <w:spacing w:after="0" w:line="240" w:lineRule="auto"/>
+      </w:pPr>
+      <w:r>
+        <w:t>Line numbers are counted from the text you pasted, since these files aren't in a repository. CLI line numbers assume the unpatched files, before --legacy-bow. For the scaled legacy script, numbers may be off by a line or two.</w:t>
+      </w:r>
+    </w:p>
+    <w:p>
+      <w:pPr>
+        <w:spacing w:after="0" w:line="240" w:lineRule="auto"/>
+        <w:rPr>
+          <w:b/>
+          <w:bCs/>
+        </w:rPr>
+      </w:pPr>
+      <w:r>
+        <w:rPr>
+          <w:b/>
+          <w:bCs/>
+        </w:rPr>
+        <w:t xml:space="preserve">1. Original Proportion = </w:t>
+      </w:r>
+      <w:proofErr w:type="spellStart"/>
+      <w:r>
+        <w:rPr>
+          <w:b/>
+          <w:bCs/>
+        </w:rPr>
+        <w:t>ΣFreq_binary</w:t>
+      </w:r>
+      <w:proofErr w:type="spellEnd"/>
+      <w:r>
+        <w:rPr>
+          <w:b/>
+          <w:bCs/>
+        </w:rPr>
+        <w:t xml:space="preserve"> / 31 </w:t>
+      </w:r>
+      <w:r>
+        <w:rPr>
+          <w:rFonts w:ascii="Segoe UI Emoji" w:hAnsi="Segoe UI Emoji" w:cs="Segoe UI Emoji"/>
+          <w:b/>
+          <w:bCs/>
+        </w:rPr>
+        <w:t>✅</w:t>
+      </w:r>
+      <w:r>
+        <w:rPr>
+          <w:b/>
+          <w:bCs/>
+        </w:rPr>
+        <w:t xml:space="preserve"> (with a correction)</w:t>
+      </w:r>
+    </w:p>
+    <w:tbl>
+      <w:tblPr>
+        <w:tblW w:w="0" w:type="dxa"/>
+        <w:tblCellSpacing w:w="15" w:type="dxa"/>
+        <w:tblCellMar>
+          <w:top w:w="15" w:type="dxa"/>
+          <w:left w:w="15" w:type="dxa"/>
+          <w:bottom w:w="15" w:type="dxa"/>
+          <w:right w:w="15" w:type="dxa"/>
+        </w:tblCellMar>
+        <w:tblLook w:val="04A0" w:firstRow="1" w:lastRow="0" w:firstColumn="1" w:lastColumn="0" w:noHBand="0" w:noVBand="1"/>
+      </w:tblPr>
+      <w:tblGrid>
+        <w:gridCol w:w="8478"/>
+        <w:gridCol w:w="2322"/>
+      </w:tblGrid>
+      <w:tr>
+        <w:trPr>
+          <w:tblHeader/>
+          <w:tblCellSpacing w:w="15" w:type="dxa"/>
+        </w:trPr>
+        <w:tc>
+          <w:tcPr>
+            <w:tcW w:w="0" w:type="auto"/>
+            <w:tcBorders>
+              <w:top w:val="nil"/>
+              <w:left w:val="nil"/>
+              <w:bottom w:val="single" w:sz="6" w:space="0" w:color="auto"/>
+              <w:right w:val="nil"/>
+            </w:tcBorders>
+            <w:shd w:val="clear" w:color="auto" w:fill="F6F8FA"/>
+            <w:tcMar>
+              <w:top w:w="90" w:type="dxa"/>
+              <w:left w:w="120" w:type="dxa"/>
+              <w:bottom w:w="90" w:type="dxa"/>
+              <w:right w:w="120" w:type="dxa"/>
+            </w:tcMar>
+            <w:vAlign w:val="center"/>
+            <w:hideMark/>
+          </w:tcPr>
+          <w:p>
+            <w:pPr>
+              <w:spacing w:after="0" w:line="240" w:lineRule="auto"/>
+              <w:rPr>
+                <w:b/>
+                <w:bCs/>
+              </w:rPr>
+            </w:pPr>
+            <w:r>
+              <w:rPr>
+                <w:b/>
+                <w:bCs/>
+              </w:rPr>
+              <w:t>Step</w:t>
+            </w:r>
+          </w:p>
+        </w:tc>
+        <w:tc>
+          <w:tcPr>
+            <w:tcW w:w="0" w:type="auto"/>
+            <w:tcBorders>
+              <w:top w:val="nil"/>
+              <w:left w:val="nil"/>
+              <w:bottom w:val="single" w:sz="6" w:space="0" w:color="auto"/>
+              <w:right w:val="nil"/>
+            </w:tcBorders>
+            <w:shd w:val="clear" w:color="auto" w:fill="F6F8FA"/>
+            <w:tcMar>
+              <w:top w:w="90" w:type="dxa"/>
+              <w:left w:w="120" w:type="dxa"/>
+              <w:bottom w:w="90" w:type="dxa"/>
+              <w:right w:w="120" w:type="dxa"/>
+            </w:tcMar>
+            <w:vAlign w:val="center"/>
+            <w:hideMark/>
+          </w:tcPr>
+          <w:p>
+            <w:pPr>
+              <w:spacing w:after="0" w:line="240" w:lineRule="auto"/>
+              <w:rPr>
+                <w:b/>
+                <w:bCs/>
+              </w:rPr>
+            </w:pPr>
+            <w:r>
+              <w:rPr>
+                <w:b/>
+                <w:bCs/>
+              </w:rPr>
+              <w:t>Legacy CBA script</w:t>
+            </w:r>
+          </w:p>
+        </w:tc>
+      </w:tr>
+      <w:tr>
+        <w:trPr>
+          <w:tblCellSpacing w:w="15" w:type="dxa"/>
+        </w:trPr>
+        <w:tc>
+          <w:tcPr>
+            <w:tcW w:w="0" w:type="auto"/>
+            <w:tcBorders>
+              <w:top w:val="nil"/>
+              <w:left w:val="nil"/>
+              <w:bottom w:val="single" w:sz="6" w:space="0" w:color="auto"/>
+              <w:right w:val="nil"/>
+            </w:tcBorders>
+            <w:tcMar>
+              <w:top w:w="90" w:type="dxa"/>
+              <w:left w:w="120" w:type="dxa"/>
+              <w:bottom w:w="90" w:type="dxa"/>
+              <w:right w:w="120" w:type="dxa"/>
+            </w:tcMar>
+            <w:vAlign w:val="center"/>
+            <w:hideMark/>
+          </w:tcPr>
+          <w:p>
+            <w:pPr>
+              <w:spacing w:after="0" w:line="240" w:lineRule="auto"/>
+            </w:pPr>
+            <w:proofErr w:type="spellStart"/>
+            <w:r>
+              <w:t>Freq_binary</w:t>
+            </w:r>
+            <w:proofErr w:type="spellEnd"/>
+            <w:r>
+              <w:t xml:space="preserve"> = 1 for each matched n-gram row</w:t>
+            </w:r>
+          </w:p>
+        </w:tc>
+        <w:tc>
+          <w:tcPr>
+            <w:tcW w:w="0" w:type="auto"/>
+            <w:tcBorders>
+              <w:top w:val="nil"/>
+              <w:left w:val="nil"/>
+              <w:bottom w:val="single" w:sz="6" w:space="0" w:color="auto"/>
+              <w:right w:val="nil"/>
+            </w:tcBorders>
+            <w:tcMar>
+              <w:top w:w="90" w:type="dxa"/>
+              <w:left w:w="120" w:type="dxa"/>
+              <w:bottom w:w="90" w:type="dxa"/>
+              <w:right w:w="120" w:type="dxa"/>
+            </w:tcMar>
+            <w:vAlign w:val="center"/>
+            <w:hideMark/>
+          </w:tcPr>
+          <w:p>
+            <w:pPr>
+              <w:spacing w:after="0" w:line="240" w:lineRule="auto"/>
+            </w:pPr>
+            <w:r>
+              <w:t>L174</w:t>
+            </w:r>
+          </w:p>
+        </w:tc>
+      </w:tr>
+      <w:tr>
+        <w:trPr>
+          <w:tblCellSpacing w:w="15" w:type="dxa"/>
+        </w:trPr>
+        <w:tc>
+          <w:tcPr>
+            <w:tcW w:w="0" w:type="auto"/>
+            <w:tcBorders>
+              <w:top w:val="nil"/>
+              <w:left w:val="nil"/>
+              <w:bottom w:val="single" w:sz="6" w:space="0" w:color="auto"/>
+              <w:right w:val="nil"/>
+            </w:tcBorders>
+            <w:shd w:val="clear" w:color="auto" w:fill="F6F8FA"/>
+            <w:tcMar>
+              <w:top w:w="90" w:type="dxa"/>
+              <w:left w:w="120" w:type="dxa"/>
+              <w:bottom w:w="90" w:type="dxa"/>
+              <w:right w:w="120" w:type="dxa"/>
+            </w:tcMar>
+            <w:vAlign w:val="center"/>
+            <w:hideMark/>
+          </w:tcPr>
+          <w:p>
+            <w:pPr>
+              <w:spacing w:after="0" w:line="240" w:lineRule="auto"/>
+            </w:pPr>
+            <w:r>
+              <w:t>Denominator is n() of keyword rows per category</w:t>
+            </w:r>
+          </w:p>
+        </w:tc>
+        <w:tc>
+          <w:tcPr>
+            <w:tcW w:w="0" w:type="auto"/>
+            <w:tcBorders>
+              <w:top w:val="nil"/>
+              <w:left w:val="nil"/>
+              <w:bottom w:val="single" w:sz="6" w:space="0" w:color="auto"/>
+              <w:right w:val="nil"/>
+            </w:tcBorders>
+            <w:shd w:val="clear" w:color="auto" w:fill="F6F8FA"/>
+            <w:tcMar>
+              <w:top w:w="90" w:type="dxa"/>
+              <w:left w:w="120" w:type="dxa"/>
+              <w:bottom w:w="90" w:type="dxa"/>
+              <w:right w:w="120" w:type="dxa"/>
+            </w:tcMar>
+            <w:vAlign w:val="center"/>
+            <w:hideMark/>
+          </w:tcPr>
+          <w:p>
+            <w:pPr>
+              <w:spacing w:after="0" w:line="240" w:lineRule="auto"/>
+            </w:pPr>
+            <w:r>
+              <w:t>L186–188</w:t>
+            </w:r>
+          </w:p>
+        </w:tc>
+      </w:tr>
+      <w:tr>
+        <w:trPr>
+          <w:tblCellSpacing w:w="15" w:type="dxa"/>
+        </w:trPr>
+        <w:tc>
+          <w:tcPr>
+            <w:tcW w:w="0" w:type="auto"/>
+            <w:tcBorders>
+              <w:top w:val="nil"/>
+              <w:left w:val="nil"/>
+              <w:bottom w:val="single" w:sz="6" w:space="0" w:color="auto"/>
+              <w:right w:val="nil"/>
+            </w:tcBorders>
+            <w:tcMar>
+              <w:top w:w="90" w:type="dxa"/>
+              <w:left w:w="120" w:type="dxa"/>
+              <w:bottom w:w="90" w:type="dxa"/>
+              <w:right w:w="120" w:type="dxa"/>
+            </w:tcMar>
+            <w:vAlign w:val="center"/>
+            <w:hideMark/>
+          </w:tcPr>
+          <w:p>
+            <w:pPr>
+              <w:spacing w:after="0" w:line="240" w:lineRule="auto"/>
+            </w:pPr>
+            <w:r>
+              <w:t>Denominator merged into the detail rows as count</w:t>
+            </w:r>
+          </w:p>
+        </w:tc>
+        <w:tc>
+          <w:tcPr>
+            <w:tcW w:w="0" w:type="auto"/>
+            <w:tcBorders>
+              <w:top w:val="nil"/>
+              <w:left w:val="nil"/>
+              <w:bottom w:val="single" w:sz="6" w:space="0" w:color="auto"/>
+              <w:right w:val="nil"/>
+            </w:tcBorders>
+            <w:tcMar>
+              <w:top w:w="90" w:type="dxa"/>
+              <w:left w:w="120" w:type="dxa"/>
+              <w:bottom w:w="90" w:type="dxa"/>
+              <w:right w:w="120" w:type="dxa"/>
+            </w:tcMar>
+            <w:vAlign w:val="center"/>
+            <w:hideMark/>
+          </w:tcPr>
+          <w:p>
+            <w:pPr>
+              <w:spacing w:after="0" w:line="240" w:lineRule="auto"/>
+            </w:pPr>
+            <w:r>
+              <w:t>L194</w:t>
+            </w:r>
+          </w:p>
+        </w:tc>
+      </w:tr>
+      <w:tr>
+        <w:trPr>
+          <w:tblCellSpacing w:w="15" w:type="dxa"/>
+        </w:trPr>
+        <w:tc>
+          <w:tcPr>
+            <w:tcW w:w="0" w:type="auto"/>
+            <w:tcBorders>
+              <w:top w:val="nil"/>
+              <w:left w:val="nil"/>
+              <w:bottom w:val="single" w:sz="6" w:space="0" w:color="auto"/>
+              <w:right w:val="nil"/>
+            </w:tcBorders>
+            <w:shd w:val="clear" w:color="auto" w:fill="F6F8FA"/>
+            <w:tcMar>
+              <w:top w:w="90" w:type="dxa"/>
+              <w:left w:w="120" w:type="dxa"/>
+              <w:bottom w:w="90" w:type="dxa"/>
+              <w:right w:w="120" w:type="dxa"/>
+            </w:tcMar>
+            <w:vAlign w:val="center"/>
+            <w:hideMark/>
+          </w:tcPr>
+          <w:p>
+            <w:pPr>
+              <w:spacing w:after="0" w:line="240" w:lineRule="auto"/>
+            </w:pPr>
+            <w:r>
+              <w:t>Per applicant and category, sum(</w:t>
+            </w:r>
+            <w:proofErr w:type="spellStart"/>
+            <w:r>
+              <w:t>Freq_binary</w:t>
+            </w:r>
+            <w:proofErr w:type="spellEnd"/>
+            <w:r>
+              <w:t>) (a group sum, then mean of an already-constant value)</w:t>
+            </w:r>
+          </w:p>
+        </w:tc>
+        <w:tc>
+          <w:tcPr>
+            <w:tcW w:w="0" w:type="auto"/>
+            <w:tcBorders>
+              <w:top w:val="nil"/>
+              <w:left w:val="nil"/>
+              <w:bottom w:val="single" w:sz="6" w:space="0" w:color="auto"/>
+              <w:right w:val="nil"/>
+            </w:tcBorders>
+            <w:shd w:val="clear" w:color="auto" w:fill="F6F8FA"/>
+            <w:tcMar>
+              <w:top w:w="90" w:type="dxa"/>
+              <w:left w:w="120" w:type="dxa"/>
+              <w:bottom w:w="90" w:type="dxa"/>
+              <w:right w:w="120" w:type="dxa"/>
+            </w:tcMar>
+            <w:vAlign w:val="center"/>
+            <w:hideMark/>
+          </w:tcPr>
+          <w:p>
+            <w:pPr>
+              <w:spacing w:after="0" w:line="240" w:lineRule="auto"/>
+            </w:pPr>
+            <w:r>
+              <w:t>L201</w:t>
+            </w:r>
+          </w:p>
+        </w:tc>
+      </w:tr>
+      <w:tr>
+        <w:trPr>
+          <w:tblCellSpacing w:w="15" w:type="dxa"/>
+        </w:trPr>
+        <w:tc>
+          <w:tcPr>
+            <w:tcW w:w="0" w:type="auto"/>
+            <w:tcBorders>
+              <w:top w:val="nil"/>
+              <w:left w:val="nil"/>
+              <w:bottom w:val="single" w:sz="6" w:space="0" w:color="auto"/>
+              <w:right w:val="nil"/>
+            </w:tcBorders>
+            <w:tcMar>
+              <w:top w:w="90" w:type="dxa"/>
+              <w:left w:w="120" w:type="dxa"/>
+              <w:bottom w:w="90" w:type="dxa"/>
+              <w:right w:w="120" w:type="dxa"/>
+            </w:tcMar>
+            <w:vAlign w:val="center"/>
+            <w:hideMark/>
+          </w:tcPr>
+          <w:p>
+            <w:pPr>
+              <w:spacing w:after="0" w:line="240" w:lineRule="auto"/>
+            </w:pPr>
+            <w:proofErr w:type="spellStart"/>
+            <w:r>
+              <w:t>adj_freq_binary</w:t>
+            </w:r>
+            <w:proofErr w:type="spellEnd"/>
+            <w:r>
+              <w:t xml:space="preserve"> = </w:t>
+            </w:r>
+            <w:proofErr w:type="spellStart"/>
+            <w:r>
+              <w:t>Freq_binary</w:t>
+            </w:r>
+            <w:proofErr w:type="spellEnd"/>
+            <w:r>
+              <w:t xml:space="preserve"> / count</w:t>
+            </w:r>
+          </w:p>
+        </w:tc>
+        <w:tc>
+          <w:tcPr>
+            <w:tcW w:w="0" w:type="auto"/>
+            <w:tcBorders>
+              <w:top w:val="nil"/>
+              <w:left w:val="nil"/>
+              <w:bottom w:val="single" w:sz="6" w:space="0" w:color="auto"/>
+              <w:right w:val="nil"/>
+            </w:tcBorders>
+            <w:tcMar>
+              <w:top w:w="90" w:type="dxa"/>
+              <w:left w:w="120" w:type="dxa"/>
+              <w:bottom w:w="90" w:type="dxa"/>
+              <w:right w:w="120" w:type="dxa"/>
+            </w:tcMar>
+            <w:vAlign w:val="center"/>
+            <w:hideMark/>
+          </w:tcPr>
+          <w:p>
+            <w:pPr>
+              <w:spacing w:after="0" w:line="240" w:lineRule="auto"/>
+            </w:pPr>
+            <w:r>
+              <w:t>L202</w:t>
+            </w:r>
+          </w:p>
+        </w:tc>
+      </w:tr>
+      <w:tr>
+        <w:trPr>
+          <w:tblCellSpacing w:w="15" w:type="dxa"/>
+        </w:trPr>
+        <w:tc>
+          <w:tcPr>
+            <w:tcW w:w="0" w:type="auto"/>
+            <w:tcBorders>
+              <w:top w:val="nil"/>
+              <w:left w:val="nil"/>
+              <w:bottom w:val="nil"/>
+              <w:right w:val="nil"/>
+            </w:tcBorders>
+            <w:shd w:val="clear" w:color="auto" w:fill="F6F8FA"/>
+            <w:tcMar>
+              <w:top w:w="90" w:type="dxa"/>
+              <w:left w:w="120" w:type="dxa"/>
+              <w:bottom w:w="90" w:type="dxa"/>
+              <w:right w:w="120" w:type="dxa"/>
+            </w:tcMar>
+            <w:vAlign w:val="center"/>
+            <w:hideMark/>
+          </w:tcPr>
+          <w:p>
+            <w:pPr>
+              <w:spacing w:after="0" w:line="240" w:lineRule="auto"/>
+            </w:pPr>
+            <w:r>
+              <w:t>Proportion sheet is this value, pivoted to one row per applicant</w:t>
+            </w:r>
+          </w:p>
+        </w:tc>
+        <w:tc>
+          <w:tcPr>
+            <w:tcW w:w="0" w:type="auto"/>
+            <w:tcBorders>
+              <w:top w:val="nil"/>
+              <w:left w:val="nil"/>
+              <w:bottom w:val="nil"/>
+              <w:right w:val="nil"/>
+            </w:tcBorders>
+            <w:shd w:val="clear" w:color="auto" w:fill="F6F8FA"/>
+            <w:tcMar>
+              <w:top w:w="90" w:type="dxa"/>
+              <w:left w:w="120" w:type="dxa"/>
+              <w:bottom w:w="90" w:type="dxa"/>
+              <w:right w:w="120" w:type="dxa"/>
+            </w:tcMar>
+            <w:vAlign w:val="center"/>
+            <w:hideMark/>
+          </w:tcPr>
+          <w:p>
+            <w:pPr>
+              <w:spacing w:after="0" w:line="240" w:lineRule="auto"/>
+            </w:pPr>
+            <w:r>
+              <w:t>L204, output outputdf3</w:t>
+            </w:r>
+          </w:p>
+        </w:tc>
+      </w:tr>
+    </w:tbl>
+    <w:p>
+      <w:pPr>
+        <w:spacing w:after="0" w:line="240" w:lineRule="auto"/>
+      </w:pPr>
+      <w:r>
+        <w:rPr>
+          <w:b/>
+          <w:bCs/>
+        </w:rPr>
+        <w:t>Correction:</w:t>
+      </w:r>
+      <w:r>
+        <w:t xml:space="preserve"> 31 is the number of rows in the keyword file for General TPP, and duplicate rows count. It is not "31 keywords". This is also why </w:t>
+      </w:r>
+      <w:proofErr w:type="spellStart"/>
+      <w:r>
+        <w:t>inter company</w:t>
+      </w:r>
+      <w:proofErr w:type="spellEnd"/>
+      <w:r>
+        <w:t xml:space="preserve"> and intercompany each add 1/31.</w:t>
+      </w:r>
+    </w:p>
+    <w:p>
+      <w:pPr>
+        <w:spacing w:after="0" w:line="240" w:lineRule="auto"/>
+        <w:rPr>
+          <w:b/>
+          <w:bCs/>
+        </w:rPr>
+      </w:pPr>
+      <w:r>
+        <w:rPr>
+          <w:b/>
+          <w:bCs/>
+        </w:rPr>
+        <w:t xml:space="preserve">2. Original General TPP = CEILING(5 × P / max P) </w:t>
+      </w:r>
+      <w:r>
+        <w:rPr>
+          <w:rFonts w:ascii="Segoe UI Emoji" w:hAnsi="Segoe UI Emoji" w:cs="Segoe UI Emoji"/>
+          <w:b/>
+          <w:bCs/>
+        </w:rPr>
+        <w:t>✅</w:t>
+      </w:r>
+    </w:p>
+    <w:p>
+      <w:pPr>
+        <w:numPr>
+          <w:ilvl w:val="0"/>
+          <w:numId w:val="28"/>
+        </w:numPr>
+        <w:spacing w:after="0" w:line="240" w:lineRule="auto"/>
+      </w:pPr>
+      <w:r>
+        <w:t>L217–222: factor &lt;- 5/max, then ceiling(x * factor).</w:t>
+      </w:r>
+    </w:p>
+    <w:p>
+      <w:pPr>
+        <w:numPr>
+          <w:ilvl w:val="0"/>
+          <w:numId w:val="28"/>
+        </w:numPr>
+        <w:spacing w:after="0" w:line="240" w:lineRule="auto"/>
+      </w:pPr>
+      <w:r>
+        <w:lastRenderedPageBreak/>
+        <w:t xml:space="preserve">L224: total &lt;- </w:t>
+      </w:r>
+      <w:proofErr w:type="spellStart"/>
+      <w:r>
+        <w:t>scores_df_binary</w:t>
+      </w:r>
+      <w:proofErr w:type="spellEnd"/>
+      <w:r>
+        <w:t>[,c(2:n)] stores a data frame, not a sum. There is only one category here, so total is the same as General TPP. That fits the finding "Total Score equals General TPP".</w:t>
+      </w:r>
+    </w:p>
+    <w:p>
+      <w:pPr>
+        <w:spacing w:after="0" w:line="240" w:lineRule="auto"/>
+        <w:rPr>
+          <w:b/>
+          <w:bCs/>
+        </w:rPr>
+      </w:pPr>
+      <w:r>
+        <w:rPr>
+          <w:b/>
+          <w:bCs/>
+        </w:rPr>
+        <w:t xml:space="preserve">3. Rerun ratio and </w:t>
+      </w:r>
+      <w:proofErr w:type="spellStart"/>
+      <w:r>
+        <w:rPr>
+          <w:b/>
+          <w:bCs/>
+        </w:rPr>
+        <w:t>Freq_normalized</w:t>
+      </w:r>
+      <w:proofErr w:type="spellEnd"/>
+      <w:r>
+        <w:rPr>
+          <w:b/>
+          <w:bCs/>
+        </w:rPr>
+        <w:t xml:space="preserve"> </w:t>
+      </w:r>
+      <w:r>
+        <w:rPr>
+          <w:rFonts w:ascii="Segoe UI Emoji" w:hAnsi="Segoe UI Emoji" w:cs="Segoe UI Emoji"/>
+          <w:b/>
+          <w:bCs/>
+        </w:rPr>
+        <w:t>✅</w:t>
+      </w:r>
+      <w:r>
+        <w:rPr>
+          <w:b/>
+          <w:bCs/>
+        </w:rPr>
+        <w:t xml:space="preserve"> (these are CLI formulas)</w:t>
+      </w:r>
+    </w:p>
+    <w:tbl>
+      <w:tblPr>
+        <w:tblW w:w="0" w:type="dxa"/>
+        <w:tblCellSpacing w:w="15" w:type="dxa"/>
+        <w:tblCellMar>
+          <w:top w:w="15" w:type="dxa"/>
+          <w:left w:w="15" w:type="dxa"/>
+          <w:bottom w:w="15" w:type="dxa"/>
+          <w:right w:w="15" w:type="dxa"/>
+        </w:tblCellMar>
+        <w:tblLook w:val="04A0" w:firstRow="1" w:lastRow="0" w:firstColumn="1" w:lastColumn="0" w:noHBand="0" w:noVBand="1"/>
+      </w:tblPr>
+      <w:tblGrid>
+        <w:gridCol w:w="4074"/>
+        <w:gridCol w:w="6726"/>
+      </w:tblGrid>
+      <w:tr>
+        <w:trPr>
+          <w:tblHeader/>
+          <w:tblCellSpacing w:w="15" w:type="dxa"/>
+        </w:trPr>
+        <w:tc>
+          <w:tcPr>
+            <w:tcW w:w="0" w:type="auto"/>
+            <w:tcBorders>
+              <w:top w:val="nil"/>
+              <w:left w:val="nil"/>
+              <w:bottom w:val="single" w:sz="6" w:space="0" w:color="auto"/>
+              <w:right w:val="nil"/>
+            </w:tcBorders>
+            <w:shd w:val="clear" w:color="auto" w:fill="F6F8FA"/>
+            <w:tcMar>
+              <w:top w:w="90" w:type="dxa"/>
+              <w:left w:w="120" w:type="dxa"/>
+              <w:bottom w:w="90" w:type="dxa"/>
+              <w:right w:w="120" w:type="dxa"/>
+            </w:tcMar>
+            <w:vAlign w:val="center"/>
+            <w:hideMark/>
+          </w:tcPr>
+          <w:p>
+            <w:pPr>
+              <w:spacing w:after="0" w:line="240" w:lineRule="auto"/>
+              <w:rPr>
+                <w:b/>
+                <w:bCs/>
+              </w:rPr>
+            </w:pPr>
+            <w:r>
+              <w:rPr>
+                <w:b/>
+                <w:bCs/>
+              </w:rPr>
+              <w:t>Formula</w:t>
+            </w:r>
+          </w:p>
+        </w:tc>
+        <w:tc>
+          <w:tcPr>
+            <w:tcW w:w="0" w:type="auto"/>
+            <w:tcBorders>
+              <w:top w:val="nil"/>
+              <w:left w:val="nil"/>
+              <w:bottom w:val="single" w:sz="6" w:space="0" w:color="auto"/>
+              <w:right w:val="nil"/>
+            </w:tcBorders>
+            <w:shd w:val="clear" w:color="auto" w:fill="F6F8FA"/>
+            <w:tcMar>
+              <w:top w:w="90" w:type="dxa"/>
+              <w:left w:w="120" w:type="dxa"/>
+              <w:bottom w:w="90" w:type="dxa"/>
+              <w:right w:w="120" w:type="dxa"/>
+            </w:tcMar>
+            <w:vAlign w:val="center"/>
+            <w:hideMark/>
+          </w:tcPr>
+          <w:p>
+            <w:pPr>
+              <w:spacing w:after="0" w:line="240" w:lineRule="auto"/>
+              <w:rPr>
+                <w:b/>
+                <w:bCs/>
+              </w:rPr>
+            </w:pPr>
+            <w:r>
+              <w:rPr>
+                <w:b/>
+                <w:bCs/>
+              </w:rPr>
+              <w:t>CLI</w:t>
+            </w:r>
+          </w:p>
+        </w:tc>
+      </w:tr>
+      <w:tr>
+        <w:trPr>
+          <w:tblCellSpacing w:w="15" w:type="dxa"/>
+        </w:trPr>
+        <w:tc>
+          <w:tcPr>
+            <w:tcW w:w="0" w:type="auto"/>
+            <w:tcBorders>
+              <w:top w:val="nil"/>
+              <w:left w:val="nil"/>
+              <w:bottom w:val="single" w:sz="6" w:space="0" w:color="auto"/>
+              <w:right w:val="nil"/>
+            </w:tcBorders>
+            <w:tcMar>
+              <w:top w:w="90" w:type="dxa"/>
+              <w:left w:w="120" w:type="dxa"/>
+              <w:bottom w:w="90" w:type="dxa"/>
+              <w:right w:w="120" w:type="dxa"/>
+            </w:tcMar>
+            <w:vAlign w:val="center"/>
+            <w:hideMark/>
+          </w:tcPr>
+          <w:p>
+            <w:pPr>
+              <w:spacing w:after="0" w:line="240" w:lineRule="auto"/>
+            </w:pPr>
+            <w:r>
+              <w:t>ratio = Freq / wordcount</w:t>
+            </w:r>
+          </w:p>
+        </w:tc>
+        <w:tc>
+          <w:tcPr>
+            <w:tcW w:w="0" w:type="auto"/>
+            <w:tcBorders>
+              <w:top w:val="nil"/>
+              <w:left w:val="nil"/>
+              <w:bottom w:val="single" w:sz="6" w:space="0" w:color="auto"/>
+              <w:right w:val="nil"/>
+            </w:tcBorders>
+            <w:tcMar>
+              <w:top w:w="90" w:type="dxa"/>
+              <w:left w:w="120" w:type="dxa"/>
+              <w:bottom w:w="90" w:type="dxa"/>
+              <w:right w:w="120" w:type="dxa"/>
+            </w:tcMar>
+            <w:vAlign w:val="center"/>
+            <w:hideMark/>
+          </w:tcPr>
+          <w:p>
+            <w:pPr>
+              <w:spacing w:after="0" w:line="240" w:lineRule="auto"/>
+            </w:pPr>
+            <w:r>
+              <w:t>06_score.R L22</w:t>
+            </w:r>
+          </w:p>
+        </w:tc>
+      </w:tr>
+      <w:tr>
+        <w:trPr>
+          <w:tblCellSpacing w:w="15" w:type="dxa"/>
+        </w:trPr>
+        <w:tc>
+          <w:tcPr>
+            <w:tcW w:w="0" w:type="auto"/>
+            <w:tcBorders>
+              <w:top w:val="nil"/>
+              <w:left w:val="nil"/>
+              <w:bottom w:val="single" w:sz="6" w:space="0" w:color="auto"/>
+              <w:right w:val="nil"/>
+            </w:tcBorders>
+            <w:shd w:val="clear" w:color="auto" w:fill="F6F8FA"/>
+            <w:tcMar>
+              <w:top w:w="90" w:type="dxa"/>
+              <w:left w:w="120" w:type="dxa"/>
+              <w:bottom w:w="90" w:type="dxa"/>
+              <w:right w:w="120" w:type="dxa"/>
+            </w:tcMar>
+            <w:vAlign w:val="center"/>
+            <w:hideMark/>
+          </w:tcPr>
+          <w:p>
+            <w:pPr>
+              <w:spacing w:after="0" w:line="240" w:lineRule="auto"/>
+            </w:pPr>
+            <w:r>
+              <w:t>Global min–max to [1, 5] across all rows</w:t>
+            </w:r>
+          </w:p>
+        </w:tc>
+        <w:tc>
+          <w:tcPr>
+            <w:tcW w:w="0" w:type="auto"/>
+            <w:tcBorders>
+              <w:top w:val="nil"/>
+              <w:left w:val="nil"/>
+              <w:bottom w:val="single" w:sz="6" w:space="0" w:color="auto"/>
+              <w:right w:val="nil"/>
+            </w:tcBorders>
+            <w:shd w:val="clear" w:color="auto" w:fill="F6F8FA"/>
+            <w:tcMar>
+              <w:top w:w="90" w:type="dxa"/>
+              <w:left w:w="120" w:type="dxa"/>
+              <w:bottom w:w="90" w:type="dxa"/>
+              <w:right w:w="120" w:type="dxa"/>
+            </w:tcMar>
+            <w:vAlign w:val="center"/>
+            <w:hideMark/>
+          </w:tcPr>
+          <w:p>
+            <w:pPr>
+              <w:spacing w:after="0" w:line="240" w:lineRule="auto"/>
+            </w:pPr>
+            <w:r>
+              <w:t>06_score.R L23–29 (there's also a guard for when every ratio is the same, L27–28)</w:t>
+            </w:r>
+          </w:p>
+        </w:tc>
+      </w:tr>
+      <w:tr>
+        <w:trPr>
+          <w:tblCellSpacing w:w="15" w:type="dxa"/>
+        </w:trPr>
+        <w:tc>
+          <w:tcPr>
+            <w:tcW w:w="0" w:type="auto"/>
+            <w:tcBorders>
+              <w:top w:val="nil"/>
+              <w:left w:val="nil"/>
+              <w:bottom w:val="nil"/>
+              <w:right w:val="nil"/>
+            </w:tcBorders>
+            <w:tcMar>
+              <w:top w:w="90" w:type="dxa"/>
+              <w:left w:w="120" w:type="dxa"/>
+              <w:bottom w:w="90" w:type="dxa"/>
+              <w:right w:w="120" w:type="dxa"/>
+            </w:tcMar>
+            <w:vAlign w:val="center"/>
+            <w:hideMark/>
+          </w:tcPr>
+          <w:p>
+            <w:pPr>
+              <w:spacing w:after="0" w:line="240" w:lineRule="auto"/>
+            </w:pPr>
+            <w:r>
+              <w:t xml:space="preserve">Freq is the whole-word count, </w:t>
+            </w:r>
+            <w:proofErr w:type="spellStart"/>
+            <w:r>
+              <w:t>Freq_binary</w:t>
+            </w:r>
+            <w:proofErr w:type="spellEnd"/>
+            <w:r>
+              <w:t xml:space="preserve"> = 1</w:t>
+            </w:r>
+          </w:p>
+        </w:tc>
+        <w:tc>
+          <w:tcPr>
+            <w:tcW w:w="0" w:type="auto"/>
+            <w:tcBorders>
+              <w:top w:val="nil"/>
+              <w:left w:val="nil"/>
+              <w:bottom w:val="nil"/>
+              <w:right w:val="nil"/>
+            </w:tcBorders>
+            <w:tcMar>
+              <w:top w:w="90" w:type="dxa"/>
+              <w:left w:w="120" w:type="dxa"/>
+              <w:bottom w:w="90" w:type="dxa"/>
+              <w:right w:w="120" w:type="dxa"/>
+            </w:tcMar>
+            <w:vAlign w:val="center"/>
+            <w:hideMark/>
+          </w:tcPr>
+          <w:p>
+            <w:pPr>
+              <w:spacing w:after="0" w:line="240" w:lineRule="auto"/>
+            </w:pPr>
+            <w:r>
+              <w:t>05_bow.R L118–125</w:t>
+            </w:r>
+          </w:p>
+        </w:tc>
+      </w:tr>
+    </w:tbl>
+    <w:p>
+      <w:pPr>
+        <w:spacing w:after="0" w:line="240" w:lineRule="auto"/>
+      </w:pPr>
+      <w:r>
+        <w:t>The legacy scaled script uses the same formula (≈L203–206). Its result isn't what the rerun shows, though; see sections 6 and 7.</w:t>
+      </w:r>
+    </w:p>
+    <w:p>
+      <w:pPr>
+        <w:spacing w:after="0" w:line="240" w:lineRule="auto"/>
+        <w:rPr>
+          <w:b/>
+          <w:bCs/>
+        </w:rPr>
+      </w:pPr>
+      <w:r>
+        <w:rPr>
+          <w:b/>
+          <w:bCs/>
+        </w:rPr>
+        <w:t xml:space="preserve">4. Rerun General TPP = CEILING(5 × Agg / max Agg) </w:t>
+      </w:r>
+      <w:r>
+        <w:rPr>
+          <w:rFonts w:ascii="Segoe UI Emoji" w:hAnsi="Segoe UI Emoji" w:cs="Segoe UI Emoji"/>
+          <w:b/>
+          <w:bCs/>
+        </w:rPr>
+        <w:t>✅</w:t>
+      </w:r>
+      <w:r>
+        <w:rPr>
+          <w:b/>
+          <w:bCs/>
+        </w:rPr>
+        <w:t xml:space="preserve"> (the CLI does one extra step)</w:t>
+      </w:r>
+    </w:p>
+    <w:p>
+      <w:pPr>
+        <w:numPr>
+          <w:ilvl w:val="0"/>
+          <w:numId w:val="29"/>
+        </w:numPr>
+        <w:spacing w:after="0" w:line="240" w:lineRule="auto"/>
+      </w:pPr>
+      <w:r>
+        <w:t xml:space="preserve">06_score.R L46–47: value = </w:t>
+      </w:r>
+      <w:proofErr w:type="spellStart"/>
+      <w:r>
+        <w:t>Freq_normalized</w:t>
+      </w:r>
+      <w:proofErr w:type="spellEnd"/>
+      <w:r>
+        <w:t xml:space="preserve">, multiplied by </w:t>
+      </w:r>
+      <w:proofErr w:type="spellStart"/>
+      <w:r>
+        <w:t>score_adjustment</w:t>
+      </w:r>
+      <w:proofErr w:type="spellEnd"/>
+      <w:r>
+        <w:t xml:space="preserve"> only when you pass --weights weighted.</w:t>
+      </w:r>
+    </w:p>
+    <w:p>
+      <w:pPr>
+        <w:numPr>
+          <w:ilvl w:val="0"/>
+          <w:numId w:val="29"/>
+        </w:numPr>
+        <w:spacing w:after="0" w:line="240" w:lineRule="auto"/>
+      </w:pPr>
+      <w:r>
+        <w:t>L48–50: summed per applicant and category.</w:t>
+      </w:r>
+    </w:p>
+    <w:p>
+      <w:pPr>
+        <w:numPr>
+          <w:ilvl w:val="0"/>
+          <w:numId w:val="29"/>
+        </w:numPr>
+        <w:spacing w:after="0" w:line="240" w:lineRule="auto"/>
+      </w:pPr>
+      <w:r>
+        <w:rPr>
+          <w:b/>
+          <w:bCs/>
+        </w:rPr>
+        <w:t xml:space="preserve">L51: divided by </w:t>
+      </w:r>
+      <w:proofErr w:type="spellStart"/>
+      <w:r>
+        <w:rPr>
+          <w:b/>
+          <w:bCs/>
+        </w:rPr>
+        <w:t>terms_per_cat</w:t>
+      </w:r>
+      <w:proofErr w:type="spellEnd"/>
+      <w:r>
+        <w:rPr>
+          <w:b/>
+          <w:bCs/>
+        </w:rPr>
+        <w:t>.</w:t>
+      </w:r>
+      <w:r>
+        <w:t xml:space="preserve"> The report leaves this step out. It's a constant for the category, so it cancels out in L62–65 (ceiling(x * 5/max)). </w:t>
+      </w:r>
+      <w:r>
+        <w:rPr>
+          <w:b/>
+          <w:bCs/>
+        </w:rPr>
+        <w:t>The scores in the report are correct.</w:t>
+      </w:r>
+      <w:r>
+        <w:t xml:space="preserve"> The rerun's Proportion sheet, however, holds Agg / </w:t>
+      </w:r>
+      <w:proofErr w:type="spellStart"/>
+      <w:r>
+        <w:t>N_unique_terms</w:t>
+      </w:r>
+      <w:proofErr w:type="spellEnd"/>
+      <w:r>
+        <w:t>, rounded to 3 decimals (L58). It does not hold the raw aggregate of 14.88.</w:t>
+      </w:r>
+    </w:p>
+    <w:p>
+      <w:pPr>
+        <w:numPr>
+          <w:ilvl w:val="0"/>
+          <w:numId w:val="29"/>
+        </w:numPr>
+        <w:spacing w:after="0" w:line="240" w:lineRule="auto"/>
+      </w:pPr>
+      <w:proofErr w:type="spellStart"/>
+      <w:r>
+        <w:t>terms_per_cat</w:t>
+      </w:r>
+      <w:proofErr w:type="spellEnd"/>
+      <w:r>
+        <w:t xml:space="preserve"> counts </w:t>
+      </w:r>
+      <w:r>
+        <w:rPr>
+          <w:b/>
+          <w:bCs/>
+        </w:rPr>
+        <w:t>unique</w:t>
+      </w:r>
+      <w:r>
+        <w:t xml:space="preserve"> terms (06_score.R L40, after unique(kw) in 05_bow.R L38). The legacy script counts rows. This only matters for the Proportion values.</w:t>
+      </w:r>
+    </w:p>
+    <w:p>
+      <w:pPr>
+        <w:spacing w:after="0" w:line="240" w:lineRule="auto"/>
+        <w:rPr>
+          <w:b/>
+          <w:bCs/>
+        </w:rPr>
+      </w:pPr>
+      <w:r>
+        <w:rPr>
+          <w:b/>
+          <w:bCs/>
+        </w:rPr>
+        <w:t xml:space="preserve">5. wordcount is lower in the rerun </w:t>
+      </w:r>
+      <w:r>
+        <w:rPr>
+          <w:rFonts w:ascii="Segoe UI Emoji" w:hAnsi="Segoe UI Emoji" w:cs="Segoe UI Emoji"/>
+          <w:b/>
+          <w:bCs/>
+        </w:rPr>
+        <w:t>✅</w:t>
+      </w:r>
+      <w:r>
+        <w:rPr>
+          <w:b/>
+          <w:bCs/>
+        </w:rPr>
+        <w:t xml:space="preserve"> (the report's open question, answered)</w:t>
+      </w:r>
+    </w:p>
+    <w:p>
+      <w:pPr>
+        <w:spacing w:after="0" w:line="240" w:lineRule="auto"/>
+      </w:pPr>
+      <w:r>
+        <w:t xml:space="preserve">Both versions count </w:t>
+      </w:r>
+      <w:r>
+        <w:rPr>
+          <w:b/>
+          <w:bCs/>
+        </w:rPr>
+        <w:t>characters</w:t>
+      </w:r>
+      <w:r>
+        <w:t>, not words.</w:t>
+      </w:r>
+    </w:p>
+    <w:tbl>
+      <w:tblPr>
+        <w:tblW w:w="0" w:type="dxa"/>
+        <w:tblCellSpacing w:w="15" w:type="dxa"/>
+        <w:tblCellMar>
+          <w:top w:w="15" w:type="dxa"/>
+          <w:left w:w="15" w:type="dxa"/>
+          <w:bottom w:w="15" w:type="dxa"/>
+          <w:right w:w="15" w:type="dxa"/>
+        </w:tblCellMar>
+        <w:tblLook w:val="04A0" w:firstRow="1" w:lastRow="0" w:firstColumn="1" w:lastColumn="0" w:noHBand="0" w:noVBand="1"/>
+      </w:tblPr>
+      <w:tblGrid>
+        <w:gridCol w:w="1325"/>
+        <w:gridCol w:w="6207"/>
+        <w:gridCol w:w="3268"/>
+      </w:tblGrid>
+      <w:tr>
+        <w:trPr>
+          <w:tblHeader/>
+          <w:tblCellSpacing w:w="15" w:type="dxa"/>
+        </w:trPr>
+        <w:tc>
+          <w:tcPr>
+            <w:tcW w:w="0" w:type="auto"/>
+            <w:tcBorders>
+              <w:top w:val="nil"/>
+              <w:left w:val="nil"/>
+              <w:bottom w:val="single" w:sz="6" w:space="0" w:color="auto"/>
+              <w:right w:val="nil"/>
+            </w:tcBorders>
+            <w:shd w:val="clear" w:color="auto" w:fill="F6F8FA"/>
+            <w:tcMar>
+              <w:top w:w="90" w:type="dxa"/>
+              <w:left w:w="120" w:type="dxa"/>
+              <w:bottom w:w="90" w:type="dxa"/>
+              <w:right w:w="120" w:type="dxa"/>
+            </w:tcMar>
+            <w:vAlign w:val="center"/>
+            <w:hideMark/>
+          </w:tcPr>
+          <w:p>
+            <w:pPr>
+              <w:spacing w:after="0" w:line="240" w:lineRule="auto"/>
+            </w:pPr>
+          </w:p>
+        </w:tc>
+        <w:tc>
+          <w:tcPr>
+            <w:tcW w:w="0" w:type="auto"/>
+            <w:tcBorders>
+              <w:top w:val="nil"/>
+              <w:left w:val="nil"/>
+              <w:bottom w:val="single" w:sz="6" w:space="0" w:color="auto"/>
+              <w:right w:val="nil"/>
+            </w:tcBorders>
+            <w:shd w:val="clear" w:color="auto" w:fill="F6F8FA"/>
+            <w:tcMar>
+              <w:top w:w="90" w:type="dxa"/>
+              <w:left w:w="120" w:type="dxa"/>
+              <w:bottom w:w="90" w:type="dxa"/>
+              <w:right w:w="120" w:type="dxa"/>
+            </w:tcMar>
+            <w:vAlign w:val="center"/>
+            <w:hideMark/>
+          </w:tcPr>
+          <w:p>
+            <w:pPr>
+              <w:spacing w:after="0" w:line="240" w:lineRule="auto"/>
+              <w:rPr>
+                <w:b/>
+                <w:bCs/>
+              </w:rPr>
+            </w:pPr>
+            <w:r>
+              <w:rPr>
+                <w:b/>
+                <w:bCs/>
+              </w:rPr>
+              <w:t>Legacy (L72–76)</w:t>
+            </w:r>
+          </w:p>
+        </w:tc>
+        <w:tc>
+          <w:tcPr>
+            <w:tcW w:w="0" w:type="auto"/>
+            <w:tcBorders>
+              <w:top w:val="nil"/>
+              <w:left w:val="nil"/>
+              <w:bottom w:val="single" w:sz="6" w:space="0" w:color="auto"/>
+              <w:right w:val="nil"/>
+            </w:tcBorders>
+            <w:shd w:val="clear" w:color="auto" w:fill="F6F8FA"/>
+            <w:tcMar>
+              <w:top w:w="90" w:type="dxa"/>
+              <w:left w:w="120" w:type="dxa"/>
+              <w:bottom w:w="90" w:type="dxa"/>
+              <w:right w:w="120" w:type="dxa"/>
+            </w:tcMar>
+            <w:vAlign w:val="center"/>
+            <w:hideMark/>
+          </w:tcPr>
+          <w:p>
+            <w:pPr>
+              <w:spacing w:after="0" w:line="240" w:lineRule="auto"/>
+              <w:rPr>
+                <w:b/>
+                <w:bCs/>
+              </w:rPr>
+            </w:pPr>
+            <w:r>
+              <w:rPr>
+                <w:b/>
+                <w:bCs/>
+              </w:rPr>
+              <w:t>CLI (05_bow.R L99, L106)</w:t>
+            </w:r>
+          </w:p>
+        </w:tc>
+      </w:tr>
+      <w:tr>
+        <w:trPr>
+          <w:tblCellSpacing w:w="15" w:type="dxa"/>
+        </w:trPr>
+        <w:tc>
+          <w:tcPr>
+            <w:tcW w:w="0" w:type="auto"/>
+            <w:tcBorders>
+              <w:top w:val="nil"/>
+              <w:left w:val="nil"/>
+              <w:bottom w:val="single" w:sz="6" w:space="0" w:color="auto"/>
+              <w:right w:val="nil"/>
+            </w:tcBorders>
+            <w:tcMar>
+              <w:top w:w="90" w:type="dxa"/>
+              <w:left w:w="120" w:type="dxa"/>
+              <w:bottom w:w="90" w:type="dxa"/>
+              <w:right w:w="120" w:type="dxa"/>
+            </w:tcMar>
+            <w:vAlign w:val="center"/>
+            <w:hideMark/>
+          </w:tcPr>
+          <w:p>
+            <w:pPr>
+              <w:spacing w:after="0" w:line="240" w:lineRule="auto"/>
+            </w:pPr>
+            <w:r>
+              <w:t>Input text</w:t>
+            </w:r>
+          </w:p>
+        </w:tc>
+        <w:tc>
+          <w:tcPr>
+            <w:tcW w:w="0" w:type="auto"/>
+            <w:tcBorders>
+              <w:top w:val="nil"/>
+              <w:left w:val="nil"/>
+              <w:bottom w:val="single" w:sz="6" w:space="0" w:color="auto"/>
+              <w:right w:val="nil"/>
+            </w:tcBorders>
+            <w:tcMar>
+              <w:top w:w="90" w:type="dxa"/>
+              <w:left w:w="120" w:type="dxa"/>
+              <w:bottom w:w="90" w:type="dxa"/>
+              <w:right w:w="120" w:type="dxa"/>
+            </w:tcMar>
+            <w:vAlign w:val="center"/>
+            <w:hideMark/>
+          </w:tcPr>
+          <w:p>
+            <w:pPr>
+              <w:spacing w:after="0" w:line="240" w:lineRule="auto"/>
+            </w:pPr>
+            <w:r>
+              <w:t xml:space="preserve">Raw text. </w:t>
+            </w:r>
+            <w:proofErr w:type="spellStart"/>
+            <w:r>
+              <w:t>tolower</w:t>
+            </w:r>
+            <w:proofErr w:type="spellEnd"/>
+            <w:r>
+              <w:t>(</w:t>
+            </w:r>
+            <w:proofErr w:type="spellStart"/>
+            <w:r>
+              <w:t>resumes_ngrams</w:t>
+            </w:r>
+            <w:proofErr w:type="spellEnd"/>
+            <w:r>
+              <w:t>[</w:t>
+            </w:r>
+            <w:proofErr w:type="spellStart"/>
+            <w:r>
+              <w:t>i</w:t>
+            </w:r>
+            <w:proofErr w:type="spellEnd"/>
+            <w:r>
+              <w:t>]) on a list turns the pages into the string c("…", "…")</w:t>
+            </w:r>
+          </w:p>
+        </w:tc>
+        <w:tc>
+          <w:tcPr>
+            <w:tcW w:w="0" w:type="auto"/>
+            <w:tcBorders>
+              <w:top w:val="nil"/>
+              <w:left w:val="nil"/>
+              <w:bottom w:val="single" w:sz="6" w:space="0" w:color="auto"/>
+              <w:right w:val="nil"/>
+            </w:tcBorders>
+            <w:tcMar>
+              <w:top w:w="90" w:type="dxa"/>
+              <w:left w:w="120" w:type="dxa"/>
+              <w:bottom w:w="90" w:type="dxa"/>
+              <w:right w:w="120" w:type="dxa"/>
+            </w:tcMar>
+            <w:vAlign w:val="center"/>
+            <w:hideMark/>
+          </w:tcPr>
+          <w:p>
+            <w:pPr>
+              <w:spacing w:after="0" w:line="240" w:lineRule="auto"/>
+            </w:pPr>
+            <w:r>
+              <w:t xml:space="preserve">Text </w:t>
+            </w:r>
+            <w:r>
+              <w:rPr>
+                <w:b/>
+                <w:bCs/>
+              </w:rPr>
+              <w:t>after</w:t>
+            </w:r>
+            <w:r>
+              <w:t xml:space="preserve"> </w:t>
+            </w:r>
+            <w:proofErr w:type="spellStart"/>
+            <w:r>
+              <w:t>clean_for_bow</w:t>
+            </w:r>
+            <w:proofErr w:type="spellEnd"/>
+            <w:r>
+              <w:t xml:space="preserve"> (02_clean.R L28–40)</w:t>
+            </w:r>
+          </w:p>
+        </w:tc>
+      </w:tr>
+      <w:tr>
+        <w:trPr>
+          <w:tblCellSpacing w:w="15" w:type="dxa"/>
+        </w:trPr>
+        <w:tc>
+          <w:tcPr>
+            <w:tcW w:w="0" w:type="auto"/>
+            <w:tcBorders>
+              <w:top w:val="nil"/>
+              <w:left w:val="nil"/>
+              <w:bottom w:val="nil"/>
+              <w:right w:val="nil"/>
+            </w:tcBorders>
+            <w:shd w:val="clear" w:color="auto" w:fill="F6F8FA"/>
+            <w:tcMar>
+              <w:top w:w="90" w:type="dxa"/>
+              <w:left w:w="120" w:type="dxa"/>
+              <w:bottom w:w="90" w:type="dxa"/>
+              <w:right w:w="120" w:type="dxa"/>
+            </w:tcMar>
+            <w:vAlign w:val="center"/>
+            <w:hideMark/>
+          </w:tcPr>
+          <w:p>
+            <w:pPr>
+              <w:spacing w:after="0" w:line="240" w:lineRule="auto"/>
+            </w:pPr>
+            <w:r>
+              <w:t>What's counted</w:t>
+            </w:r>
+          </w:p>
+        </w:tc>
+        <w:tc>
+          <w:tcPr>
+            <w:tcW w:w="0" w:type="auto"/>
+            <w:tcBorders>
+              <w:top w:val="nil"/>
+              <w:left w:val="nil"/>
+              <w:bottom w:val="nil"/>
+              <w:right w:val="nil"/>
+            </w:tcBorders>
+            <w:shd w:val="clear" w:color="auto" w:fill="F6F8FA"/>
+            <w:tcMar>
+              <w:top w:w="90" w:type="dxa"/>
+              <w:left w:w="120" w:type="dxa"/>
+              <w:bottom w:w="90" w:type="dxa"/>
+              <w:right w:w="120" w:type="dxa"/>
+            </w:tcMar>
+            <w:vAlign w:val="center"/>
+            <w:hideMark/>
+          </w:tcPr>
+          <w:p>
+            <w:pPr>
+              <w:spacing w:after="0" w:line="240" w:lineRule="auto"/>
+            </w:pPr>
+            <w:proofErr w:type="spellStart"/>
+            <w:r>
+              <w:t>str_count</w:t>
+            </w:r>
+            <w:proofErr w:type="spellEnd"/>
+            <w:r>
+              <w:t>(x) with no pattern gives a character count. It includes quotes, ", " between pages, literal \n (2 characters each), punctuation and repeated spaces</w:t>
+            </w:r>
+          </w:p>
+        </w:tc>
+        <w:tc>
+          <w:tcPr>
+            <w:tcW w:w="0" w:type="auto"/>
+            <w:tcBorders>
+              <w:top w:val="nil"/>
+              <w:left w:val="nil"/>
+              <w:bottom w:val="nil"/>
+              <w:right w:val="nil"/>
+            </w:tcBorders>
+            <w:shd w:val="clear" w:color="auto" w:fill="F6F8FA"/>
+            <w:tcMar>
+              <w:top w:w="90" w:type="dxa"/>
+              <w:left w:w="120" w:type="dxa"/>
+              <w:bottom w:w="90" w:type="dxa"/>
+              <w:right w:w="120" w:type="dxa"/>
+            </w:tcMar>
+            <w:vAlign w:val="center"/>
+            <w:hideMark/>
+          </w:tcPr>
+          <w:p>
+            <w:pPr>
+              <w:spacing w:after="0" w:line="240" w:lineRule="auto"/>
+            </w:pPr>
+            <w:proofErr w:type="spellStart"/>
+            <w:r>
+              <w:t>nchar</w:t>
+            </w:r>
+            <w:proofErr w:type="spellEnd"/>
+            <w:r>
+              <w:t>() after punctuation is turned into spaces and whitespace is collapsed</w:t>
+            </w:r>
+          </w:p>
+        </w:tc>
+      </w:tr>
+    </w:tbl>
+    <w:p>
+      <w:pPr>
+        <w:spacing w:after="0" w:line="240" w:lineRule="auto"/>
+      </w:pPr>
+      <w:r>
+        <w:t xml:space="preserve">Every resume is 17% smaller in the rerun because of the </w:t>
+      </w:r>
+      <w:proofErr w:type="spellStart"/>
+      <w:r>
+        <w:t>deparsing</w:t>
+      </w:r>
+      <w:proofErr w:type="spellEnd"/>
+      <w:r>
+        <w:t xml:space="preserve"> extras and the cleaning. The 17% figure is what the report measured, and it fits these causes. As the report points out, this raises ratio without any extra matches.</w:t>
+      </w:r>
+    </w:p>
+    <w:p>
+      <w:pPr>
+        <w:spacing w:after="0" w:line="240" w:lineRule="auto"/>
+        <w:rPr>
+          <w:b/>
+          <w:bCs/>
+        </w:rPr>
+      </w:pPr>
+      <w:r>
+        <w:rPr>
+          <w:b/>
+          <w:bCs/>
+        </w:rPr>
+        <w:t xml:space="preserve">6. Quartiles </w:t>
+      </w:r>
+      <w:r>
+        <w:rPr>
+          <w:rFonts w:ascii="Segoe UI Emoji" w:hAnsi="Segoe UI Emoji" w:cs="Segoe UI Emoji"/>
+          <w:b/>
+          <w:bCs/>
+        </w:rPr>
+        <w:t>✅</w:t>
+      </w:r>
+    </w:p>
+    <w:p>
+      <w:pPr>
+        <w:spacing w:after="0" w:line="240" w:lineRule="auto"/>
+      </w:pPr>
+      <w:r>
+        <w:rPr>
+          <w:b/>
+          <w:bCs/>
+        </w:rPr>
+        <w:t>Original (0→0, 1→1, 2–5→4):</w:t>
+      </w:r>
+    </w:p>
+    <w:p>
+      <w:pPr>
+        <w:numPr>
+          <w:ilvl w:val="0"/>
+          <w:numId w:val="30"/>
+        </w:numPr>
+        <w:spacing w:after="0" w:line="240" w:lineRule="auto"/>
+      </w:pPr>
+      <w:r>
+        <w:t xml:space="preserve">L238–240 computes quartiles on applicants </w:t>
+      </w:r>
+      <w:r>
+        <w:rPr>
+          <w:b/>
+          <w:bCs/>
+        </w:rPr>
+        <w:t>with hits only</w:t>
+      </w:r>
+      <w:r>
+        <w:t>.</w:t>
+      </w:r>
+    </w:p>
+    <w:p>
+      <w:pPr>
+        <w:numPr>
+          <w:ilvl w:val="0"/>
+          <w:numId w:val="30"/>
+        </w:numPr>
+        <w:spacing w:after="0" w:line="240" w:lineRule="auto"/>
+      </w:pPr>
+      <w:r>
+        <w:t>The zero-hit applicants are added afterwards (L249–256).</w:t>
+      </w:r>
+    </w:p>
+    <w:p>
+      <w:pPr>
+        <w:numPr>
+          <w:ilvl w:val="0"/>
+          <w:numId w:val="30"/>
+        </w:numPr>
+        <w:spacing w:after="0" w:line="240" w:lineRule="auto"/>
+      </w:pPr>
+      <w:r>
+        <w:t xml:space="preserve">L252–253 then sets </w:t>
+      </w:r>
+      <w:r>
+        <w:rPr>
+          <w:b/>
+          <w:bCs/>
+        </w:rPr>
+        <w:t>every</w:t>
+      </w:r>
+      <w:r>
+        <w:t xml:space="preserve"> column to 0 for those rows, including quartile and </w:t>
+      </w:r>
+      <w:proofErr w:type="spellStart"/>
+      <w:r>
+        <w:t>resumelength</w:t>
+      </w:r>
+      <w:proofErr w:type="spellEnd"/>
+      <w:r>
+        <w:t>. That's exactly the zero-fill the report found.</w:t>
+      </w:r>
+    </w:p>
+    <w:p>
+      <w:pPr>
+        <w:spacing w:after="0" w:line="240" w:lineRule="auto"/>
+      </w:pPr>
+      <w:r>
+        <w:rPr>
+          <w:b/>
+          <w:bCs/>
+        </w:rPr>
+        <w:t>Rerun (0→1, &gt;0→4):</w:t>
+      </w:r>
+    </w:p>
+    <w:p>
+      <w:pPr>
+        <w:numPr>
+          <w:ilvl w:val="0"/>
+          <w:numId w:val="31"/>
+        </w:numPr>
+        <w:spacing w:after="0" w:line="240" w:lineRule="auto"/>
+      </w:pPr>
+      <w:r>
+        <w:t>06_score.R L68 and L86–91 include the zeros when computing the quantiles.</w:t>
+      </w:r>
+    </w:p>
+    <w:p>
+      <w:pPr>
+        <w:numPr>
+          <w:ilvl w:val="0"/>
+          <w:numId w:val="31"/>
+        </w:numPr>
+        <w:spacing w:after="0" w:line="240" w:lineRule="auto"/>
+      </w:pPr>
+      <w:r>
+        <w:t>With 76% zeros, the cut points q[2..4] all equal 0. So total &gt; 0 goes to 4 and 0 goes to 1.</w:t>
+      </w:r>
+    </w:p>
+    <w:p>
+      <w:pPr>
+        <w:spacing w:after="0" w:line="240" w:lineRule="auto"/>
+      </w:pPr>
+      <w:proofErr w:type="spellStart"/>
+      <w:r>
+        <w:rPr>
+          <w:b/>
+          <w:bCs/>
+        </w:rPr>
+        <w:t>Resumelength</w:t>
+      </w:r>
+      <w:proofErr w:type="spellEnd"/>
+      <w:r>
+        <w:rPr>
+          <w:b/>
+          <w:bCs/>
+        </w:rPr>
+        <w:t xml:space="preserve"> kept:</w:t>
+      </w:r>
+      <w:r>
+        <w:t xml:space="preserve"> 06_score.R L71 builds the score table from every candidate's </w:t>
+      </w:r>
+      <w:proofErr w:type="spellStart"/>
+      <w:r>
+        <w:t>docs$resumelength</w:t>
+      </w:r>
+      <w:proofErr w:type="spellEnd"/>
+      <w:r>
+        <w:t>, so no zero-fill happens.</w:t>
+      </w:r>
+    </w:p>
+    <w:p>
+      <w:pPr>
+        <w:spacing w:after="0" w:line="240" w:lineRule="auto"/>
+      </w:pPr>
+      <w:r>
+        <w:lastRenderedPageBreak/>
+        <w:t>This also confirms the rerun is the CLI and not the legacy scaled script. The scaled script shares the L249–256 logic, so it would have zero-filled both columns too.</w:t>
+      </w:r>
+    </w:p>
+    <w:p>
+      <w:pPr>
+        <w:spacing w:after="0" w:line="240" w:lineRule="auto"/>
+        <w:rPr>
+          <w:b/>
+          <w:bCs/>
+        </w:rPr>
+      </w:pPr>
+      <w:r>
+        <w:rPr>
+          <w:b/>
+          <w:bCs/>
+        </w:rPr>
+        <w:t>7. Keyword set changes: the code explains them</w:t>
+      </w:r>
+    </w:p>
+    <w:tbl>
+      <w:tblPr>
+        <w:tblW w:w="0" w:type="dxa"/>
+        <w:tblCellSpacing w:w="15" w:type="dxa"/>
+        <w:tblCellMar>
+          <w:top w:w="15" w:type="dxa"/>
+          <w:left w:w="15" w:type="dxa"/>
+          <w:bottom w:w="15" w:type="dxa"/>
+          <w:right w:w="15" w:type="dxa"/>
+        </w:tblCellMar>
+        <w:tblLook w:val="04A0" w:firstRow="1" w:lastRow="0" w:firstColumn="1" w:lastColumn="0" w:noHBand="0" w:noVBand="1"/>
+      </w:tblPr>
+      <w:tblGrid>
+        <w:gridCol w:w="3330"/>
+        <w:gridCol w:w="6296"/>
+        <w:gridCol w:w="1174"/>
+      </w:tblGrid>
+      <w:tr>
+        <w:trPr>
+          <w:tblHeader/>
+          <w:tblCellSpacing w:w="15" w:type="dxa"/>
+        </w:trPr>
+        <w:tc>
+          <w:tcPr>
+            <w:tcW w:w="0" w:type="auto"/>
+            <w:tcBorders>
+              <w:top w:val="nil"/>
+              <w:left w:val="nil"/>
+              <w:bottom w:val="single" w:sz="6" w:space="0" w:color="auto"/>
+              <w:right w:val="nil"/>
+            </w:tcBorders>
+            <w:shd w:val="clear" w:color="auto" w:fill="F6F8FA"/>
+            <w:tcMar>
+              <w:top w:w="90" w:type="dxa"/>
+              <w:left w:w="120" w:type="dxa"/>
+              <w:bottom w:w="90" w:type="dxa"/>
+              <w:right w:w="120" w:type="dxa"/>
+            </w:tcMar>
+            <w:vAlign w:val="center"/>
+            <w:hideMark/>
+          </w:tcPr>
+          <w:p>
+            <w:pPr>
+              <w:spacing w:after="0" w:line="240" w:lineRule="auto"/>
+              <w:rPr>
+                <w:b/>
+                <w:bCs/>
+              </w:rPr>
+            </w:pPr>
+            <w:r>
+              <w:rPr>
+                <w:b/>
+                <w:bCs/>
+              </w:rPr>
+              <w:t>Concept</w:t>
+            </w:r>
+          </w:p>
+        </w:tc>
+        <w:tc>
+          <w:tcPr>
+            <w:tcW w:w="0" w:type="auto"/>
+            <w:tcBorders>
+              <w:top w:val="nil"/>
+              <w:left w:val="nil"/>
+              <w:bottom w:val="single" w:sz="6" w:space="0" w:color="auto"/>
+              <w:right w:val="nil"/>
+            </w:tcBorders>
+            <w:shd w:val="clear" w:color="auto" w:fill="F6F8FA"/>
+            <w:tcMar>
+              <w:top w:w="90" w:type="dxa"/>
+              <w:left w:w="120" w:type="dxa"/>
+              <w:bottom w:w="90" w:type="dxa"/>
+              <w:right w:w="120" w:type="dxa"/>
+            </w:tcMar>
+            <w:vAlign w:val="center"/>
+            <w:hideMark/>
+          </w:tcPr>
+          <w:p>
+            <w:pPr>
+              <w:spacing w:after="0" w:line="240" w:lineRule="auto"/>
+              <w:rPr>
+                <w:b/>
+                <w:bCs/>
+              </w:rPr>
+            </w:pPr>
+            <w:r>
+              <w:rPr>
+                <w:b/>
+                <w:bCs/>
+              </w:rPr>
+              <w:t>Cause</w:t>
+            </w:r>
+          </w:p>
+        </w:tc>
+        <w:tc>
+          <w:tcPr>
+            <w:tcW w:w="0" w:type="auto"/>
+            <w:tcBorders>
+              <w:top w:val="nil"/>
+              <w:left w:val="nil"/>
+              <w:bottom w:val="single" w:sz="6" w:space="0" w:color="auto"/>
+              <w:right w:val="nil"/>
+            </w:tcBorders>
+            <w:shd w:val="clear" w:color="auto" w:fill="F6F8FA"/>
+            <w:tcMar>
+              <w:top w:w="90" w:type="dxa"/>
+              <w:left w:w="120" w:type="dxa"/>
+              <w:bottom w:w="90" w:type="dxa"/>
+              <w:right w:w="120" w:type="dxa"/>
+            </w:tcMar>
+            <w:vAlign w:val="center"/>
+            <w:hideMark/>
+          </w:tcPr>
+          <w:p>
+            <w:pPr>
+              <w:spacing w:after="0" w:line="240" w:lineRule="auto"/>
+              <w:rPr>
+                <w:b/>
+                <w:bCs/>
+              </w:rPr>
+            </w:pPr>
+            <w:r>
+              <w:rPr>
+                <w:b/>
+                <w:bCs/>
+              </w:rPr>
+              <w:t>Lines</w:t>
+            </w:r>
+          </w:p>
+        </w:tc>
+      </w:tr>
+      <w:tr>
+        <w:trPr>
+          <w:tblCellSpacing w:w="15" w:type="dxa"/>
+        </w:trPr>
+        <w:tc>
+          <w:tcPr>
+            <w:tcW w:w="0" w:type="auto"/>
+            <w:tcBorders>
+              <w:top w:val="nil"/>
+              <w:left w:val="nil"/>
+              <w:bottom w:val="single" w:sz="6" w:space="0" w:color="auto"/>
+              <w:right w:val="nil"/>
+            </w:tcBorders>
+            <w:tcMar>
+              <w:top w:w="90" w:type="dxa"/>
+              <w:left w:w="120" w:type="dxa"/>
+              <w:bottom w:w="90" w:type="dxa"/>
+              <w:right w:w="120" w:type="dxa"/>
+            </w:tcMar>
+            <w:vAlign w:val="center"/>
+            <w:hideMark/>
+          </w:tcPr>
+          <w:p>
+            <w:pPr>
+              <w:spacing w:after="0" w:line="240" w:lineRule="auto"/>
+            </w:pPr>
+            <w:r>
+              <w:rPr>
+                <w:b/>
+                <w:bCs/>
+              </w:rPr>
+              <w:t>482, 367, Form 8975</w:t>
+            </w:r>
+            <w:r>
+              <w:t xml:space="preserve"> are rerun-only</w:t>
+            </w:r>
+          </w:p>
+        </w:tc>
+        <w:tc>
+          <w:tcPr>
+            <w:tcW w:w="0" w:type="auto"/>
+            <w:tcBorders>
+              <w:top w:val="nil"/>
+              <w:left w:val="nil"/>
+              <w:bottom w:val="single" w:sz="6" w:space="0" w:color="auto"/>
+              <w:right w:val="nil"/>
+            </w:tcBorders>
+            <w:tcMar>
+              <w:top w:w="90" w:type="dxa"/>
+              <w:left w:w="120" w:type="dxa"/>
+              <w:bottom w:w="90" w:type="dxa"/>
+              <w:right w:w="120" w:type="dxa"/>
+            </w:tcMar>
+            <w:vAlign w:val="center"/>
+            <w:hideMark/>
+          </w:tcPr>
+          <w:p>
+            <w:pPr>
+              <w:spacing w:after="0" w:line="240" w:lineRule="auto"/>
+            </w:pPr>
+            <w:r>
+              <w:t xml:space="preserve">Legacy </w:t>
+            </w:r>
+            <w:proofErr w:type="spellStart"/>
+            <w:r>
+              <w:t>remove_numbers</w:t>
+            </w:r>
+            <w:proofErr w:type="spellEnd"/>
+            <w:r>
+              <w:t xml:space="preserve"> = TRUE removes numbers</w:t>
+            </w:r>
+          </w:p>
+        </w:tc>
+        <w:tc>
+          <w:tcPr>
+            <w:tcW w:w="0" w:type="auto"/>
+            <w:tcBorders>
+              <w:top w:val="nil"/>
+              <w:left w:val="nil"/>
+              <w:bottom w:val="single" w:sz="6" w:space="0" w:color="auto"/>
+              <w:right w:val="nil"/>
+            </w:tcBorders>
+            <w:tcMar>
+              <w:top w:w="90" w:type="dxa"/>
+              <w:left w:w="120" w:type="dxa"/>
+              <w:bottom w:w="90" w:type="dxa"/>
+              <w:right w:w="120" w:type="dxa"/>
+            </w:tcMar>
+            <w:vAlign w:val="center"/>
+            <w:hideMark/>
+          </w:tcPr>
+          <w:p>
+            <w:pPr>
+              <w:spacing w:after="0" w:line="240" w:lineRule="auto"/>
+            </w:pPr>
+            <w:r>
+              <w:t>Legacy L133</w:t>
+            </w:r>
+          </w:p>
+        </w:tc>
+      </w:tr>
+      <w:tr>
+        <w:trPr>
+          <w:tblCellSpacing w:w="15" w:type="dxa"/>
+        </w:trPr>
+        <w:tc>
+          <w:tcPr>
+            <w:tcW w:w="0" w:type="auto"/>
+            <w:tcBorders>
+              <w:top w:val="nil"/>
+              <w:left w:val="nil"/>
+              <w:bottom w:val="single" w:sz="6" w:space="0" w:color="auto"/>
+              <w:right w:val="nil"/>
+            </w:tcBorders>
+            <w:shd w:val="clear" w:color="auto" w:fill="F6F8FA"/>
+            <w:tcMar>
+              <w:top w:w="90" w:type="dxa"/>
+              <w:left w:w="120" w:type="dxa"/>
+              <w:bottom w:w="90" w:type="dxa"/>
+              <w:right w:w="120" w:type="dxa"/>
+            </w:tcMar>
+            <w:vAlign w:val="center"/>
+            <w:hideMark/>
+          </w:tcPr>
+          <w:p>
+            <w:pPr>
+              <w:spacing w:after="0" w:line="240" w:lineRule="auto"/>
+            </w:pPr>
+            <w:r>
+              <w:rPr>
+                <w:b/>
+                <w:bCs/>
+              </w:rPr>
+              <w:t>country by country</w:t>
+            </w:r>
+            <w:r>
+              <w:t xml:space="preserve"> is rerun-only</w:t>
+            </w:r>
+          </w:p>
+        </w:tc>
+        <w:tc>
+          <w:tcPr>
+            <w:tcW w:w="0" w:type="auto"/>
+            <w:tcBorders>
+              <w:top w:val="nil"/>
+              <w:left w:val="nil"/>
+              <w:bottom w:val="single" w:sz="6" w:space="0" w:color="auto"/>
+              <w:right w:val="nil"/>
+            </w:tcBorders>
+            <w:shd w:val="clear" w:color="auto" w:fill="F6F8FA"/>
+            <w:tcMar>
+              <w:top w:w="90" w:type="dxa"/>
+              <w:left w:w="120" w:type="dxa"/>
+              <w:bottom w:w="90" w:type="dxa"/>
+              <w:right w:w="120" w:type="dxa"/>
+            </w:tcMar>
+            <w:vAlign w:val="center"/>
+            <w:hideMark/>
+          </w:tcPr>
+          <w:p>
+            <w:pPr>
+              <w:spacing w:after="0" w:line="240" w:lineRule="auto"/>
+            </w:pPr>
+            <w:r>
+              <w:t xml:space="preserve">"by" is a </w:t>
+            </w:r>
+            <w:proofErr w:type="spellStart"/>
+            <w:r>
+              <w:t>quanteda</w:t>
+            </w:r>
+            <w:proofErr w:type="spellEnd"/>
+            <w:r>
+              <w:t xml:space="preserve"> </w:t>
+            </w:r>
+            <w:proofErr w:type="spellStart"/>
+            <w:r>
+              <w:t>stopword</w:t>
+            </w:r>
+            <w:proofErr w:type="spellEnd"/>
+            <w:r>
+              <w:t xml:space="preserve"> and is removed </w:t>
+            </w:r>
+            <w:r>
+              <w:rPr>
+                <w:i/>
+                <w:iCs/>
+              </w:rPr>
+              <w:t>before</w:t>
+            </w:r>
+            <w:r>
+              <w:t xml:space="preserve"> n-grams are built, so the phrase can never match</w:t>
+            </w:r>
+          </w:p>
+        </w:tc>
+        <w:tc>
+          <w:tcPr>
+            <w:tcW w:w="0" w:type="auto"/>
+            <w:tcBorders>
+              <w:top w:val="nil"/>
+              <w:left w:val="nil"/>
+              <w:bottom w:val="single" w:sz="6" w:space="0" w:color="auto"/>
+              <w:right w:val="nil"/>
+            </w:tcBorders>
+            <w:shd w:val="clear" w:color="auto" w:fill="F6F8FA"/>
+            <w:tcMar>
+              <w:top w:w="90" w:type="dxa"/>
+              <w:left w:w="120" w:type="dxa"/>
+              <w:bottom w:w="90" w:type="dxa"/>
+              <w:right w:w="120" w:type="dxa"/>
+            </w:tcMar>
+            <w:vAlign w:val="center"/>
+            <w:hideMark/>
+          </w:tcPr>
+          <w:p>
+            <w:pPr>
+              <w:spacing w:after="0" w:line="240" w:lineRule="auto"/>
+            </w:pPr>
+            <w:r>
+              <w:t>Legacy L139, L154</w:t>
+            </w:r>
+          </w:p>
+        </w:tc>
+      </w:tr>
+      <w:tr>
+        <w:trPr>
+          <w:tblCellSpacing w:w="15" w:type="dxa"/>
+        </w:trPr>
+        <w:tc>
+          <w:tcPr>
+            <w:tcW w:w="0" w:type="auto"/>
+            <w:tcBorders>
+              <w:top w:val="nil"/>
+              <w:left w:val="nil"/>
+              <w:bottom w:val="single" w:sz="6" w:space="0" w:color="auto"/>
+              <w:right w:val="nil"/>
+            </w:tcBorders>
+            <w:tcMar>
+              <w:top w:w="90" w:type="dxa"/>
+              <w:left w:w="120" w:type="dxa"/>
+              <w:bottom w:w="90" w:type="dxa"/>
+              <w:right w:w="120" w:type="dxa"/>
+            </w:tcMar>
+            <w:vAlign w:val="center"/>
+            <w:hideMark/>
+          </w:tcPr>
+          <w:p>
+            <w:pPr>
+              <w:spacing w:after="0" w:line="240" w:lineRule="auto"/>
+            </w:pPr>
+            <w:r>
+              <w:rPr>
+                <w:b/>
+                <w:bCs/>
+              </w:rPr>
+              <w:t xml:space="preserve">stock based compensation, related party, cost sharing, </w:t>
+            </w:r>
+            <w:proofErr w:type="spellStart"/>
+            <w:r>
+              <w:rPr>
+                <w:b/>
+                <w:bCs/>
+              </w:rPr>
+              <w:t>inter company</w:t>
+            </w:r>
+            <w:proofErr w:type="spellEnd"/>
+            <w:r>
+              <w:rPr>
+                <w:b/>
+                <w:bCs/>
+              </w:rPr>
+              <w:t xml:space="preserve"> ↔ intercompany</w:t>
+            </w:r>
+            <w:r>
+              <w:t xml:space="preserve"> differ between runs</w:t>
+            </w:r>
+          </w:p>
+        </w:tc>
+        <w:tc>
+          <w:tcPr>
+            <w:tcW w:w="0" w:type="auto"/>
+            <w:tcBorders>
+              <w:top w:val="nil"/>
+              <w:left w:val="nil"/>
+              <w:bottom w:val="single" w:sz="6" w:space="0" w:color="auto"/>
+              <w:right w:val="nil"/>
+            </w:tcBorders>
+            <w:tcMar>
+              <w:top w:w="90" w:type="dxa"/>
+              <w:left w:w="120" w:type="dxa"/>
+              <w:bottom w:w="90" w:type="dxa"/>
+              <w:right w:w="120" w:type="dxa"/>
+            </w:tcMar>
+            <w:vAlign w:val="center"/>
+            <w:hideMark/>
+          </w:tcPr>
+          <w:p>
+            <w:pPr>
+              <w:spacing w:after="0" w:line="240" w:lineRule="auto"/>
+            </w:pPr>
+            <w:r>
+              <w:t xml:space="preserve">Hyphens: legacy turns - into a </w:t>
+            </w:r>
+            <w:r>
+              <w:rPr>
+                <w:b/>
+                <w:bCs/>
+              </w:rPr>
+              <w:t>space</w:t>
+            </w:r>
+            <w:r>
+              <w:t xml:space="preserve"> (L103), while the CLI </w:t>
+            </w:r>
+            <w:r>
+              <w:rPr>
+                <w:b/>
+                <w:bCs/>
+              </w:rPr>
+              <w:t>deletes</w:t>
+            </w:r>
+            <w:r>
+              <w:t xml:space="preserve"> it (02_clean.R L36). So stock-based becomes stock based in legacy and </w:t>
+            </w:r>
+            <w:proofErr w:type="spellStart"/>
+            <w:r>
+              <w:t>stockbased</w:t>
+            </w:r>
+            <w:proofErr w:type="spellEnd"/>
+            <w:r>
+              <w:t xml:space="preserve"> in the CLI. The keyword stock based compensation then matches only in legacy. The same thing causes inter-company to move between the two spelling variants</w:t>
+            </w:r>
+          </w:p>
+        </w:tc>
+        <w:tc>
+          <w:tcPr>
+            <w:tcW w:w="0" w:type="auto"/>
+            <w:tcBorders>
+              <w:top w:val="nil"/>
+              <w:left w:val="nil"/>
+              <w:bottom w:val="single" w:sz="6" w:space="0" w:color="auto"/>
+              <w:right w:val="nil"/>
+            </w:tcBorders>
+            <w:tcMar>
+              <w:top w:w="90" w:type="dxa"/>
+              <w:left w:w="120" w:type="dxa"/>
+              <w:bottom w:w="90" w:type="dxa"/>
+              <w:right w:w="120" w:type="dxa"/>
+            </w:tcMar>
+            <w:vAlign w:val="center"/>
+            <w:hideMark/>
+          </w:tcPr>
+          <w:p>
+            <w:pPr>
+              <w:spacing w:after="0" w:line="240" w:lineRule="auto"/>
+            </w:pPr>
+            <w:r>
+              <w:t>as listed</w:t>
+            </w:r>
+          </w:p>
+        </w:tc>
+      </w:tr>
+      <w:tr>
+        <w:trPr>
+          <w:tblCellSpacing w:w="15" w:type="dxa"/>
+        </w:trPr>
+        <w:tc>
+          <w:tcPr>
+            <w:tcW w:w="0" w:type="auto"/>
+            <w:tcBorders>
+              <w:top w:val="nil"/>
+              <w:left w:val="nil"/>
+              <w:bottom w:val="single" w:sz="6" w:space="0" w:color="auto"/>
+              <w:right w:val="nil"/>
+            </w:tcBorders>
+            <w:shd w:val="clear" w:color="auto" w:fill="F6F8FA"/>
+            <w:tcMar>
+              <w:top w:w="90" w:type="dxa"/>
+              <w:left w:w="120" w:type="dxa"/>
+              <w:bottom w:w="90" w:type="dxa"/>
+              <w:right w:w="120" w:type="dxa"/>
+            </w:tcMar>
+            <w:vAlign w:val="center"/>
+            <w:hideMark/>
+          </w:tcPr>
+          <w:p>
+            <w:pPr>
+              <w:spacing w:after="0" w:line="240" w:lineRule="auto"/>
+            </w:pPr>
+            <w:r>
+              <w:rPr>
+                <w:b/>
+                <w:bCs/>
+              </w:rPr>
+              <w:t>arm's length</w:t>
+            </w:r>
+            <w:r>
+              <w:t xml:space="preserve"> is original-only</w:t>
+            </w:r>
+          </w:p>
+        </w:tc>
+        <w:tc>
+          <w:tcPr>
+            <w:tcW w:w="0" w:type="auto"/>
+            <w:tcBorders>
+              <w:top w:val="nil"/>
+              <w:left w:val="nil"/>
+              <w:bottom w:val="single" w:sz="6" w:space="0" w:color="auto"/>
+              <w:right w:val="nil"/>
+            </w:tcBorders>
+            <w:shd w:val="clear" w:color="auto" w:fill="F6F8FA"/>
+            <w:tcMar>
+              <w:top w:w="90" w:type="dxa"/>
+              <w:left w:w="120" w:type="dxa"/>
+              <w:bottom w:w="90" w:type="dxa"/>
+              <w:right w:w="120" w:type="dxa"/>
+            </w:tcMar>
+            <w:vAlign w:val="center"/>
+            <w:hideMark/>
+          </w:tcPr>
+          <w:p>
+            <w:pPr>
+              <w:spacing w:after="0" w:line="240" w:lineRule="auto"/>
+            </w:pPr>
+            <w:r>
+              <w:t xml:space="preserve">A curly apostrophe (’) is dropped by legacy </w:t>
+            </w:r>
+            <w:proofErr w:type="spellStart"/>
+            <w:r>
+              <w:t>iconv</w:t>
+            </w:r>
+            <w:proofErr w:type="spellEnd"/>
+            <w:r>
+              <w:t xml:space="preserve">(...ASCII, sub="") (L87), giving arms. The CLI turns it into a space (02_clean.R L37), giving arm s length, so it misses. arm's-length with a hyphen also gives </w:t>
+            </w:r>
+            <w:proofErr w:type="spellStart"/>
+            <w:r>
+              <w:t>armslength</w:t>
+            </w:r>
+            <w:proofErr w:type="spellEnd"/>
+            <w:r>
+              <w:t xml:space="preserve"> in the CLI</w:t>
+            </w:r>
+          </w:p>
+        </w:tc>
+        <w:tc>
+          <w:tcPr>
+            <w:tcW w:w="0" w:type="auto"/>
+            <w:tcBorders>
+              <w:top w:val="nil"/>
+              <w:left w:val="nil"/>
+              <w:bottom w:val="single" w:sz="6" w:space="0" w:color="auto"/>
+              <w:right w:val="nil"/>
+            </w:tcBorders>
+            <w:shd w:val="clear" w:color="auto" w:fill="F6F8FA"/>
+            <w:tcMar>
+              <w:top w:w="90" w:type="dxa"/>
+              <w:left w:w="120" w:type="dxa"/>
+              <w:bottom w:w="90" w:type="dxa"/>
+              <w:right w:w="120" w:type="dxa"/>
+            </w:tcMar>
+            <w:vAlign w:val="center"/>
+            <w:hideMark/>
+          </w:tcPr>
+          <w:p>
+            <w:pPr>
+              <w:spacing w:after="0" w:line="240" w:lineRule="auto"/>
+            </w:pPr>
+            <w:r>
+              <w:t>as listed</w:t>
+            </w:r>
+          </w:p>
+        </w:tc>
+      </w:tr>
+      <w:tr>
+        <w:trPr>
+          <w:tblCellSpacing w:w="15" w:type="dxa"/>
+        </w:trPr>
+        <w:tc>
+          <w:tcPr>
+            <w:tcW w:w="0" w:type="auto"/>
+            <w:tcBorders>
+              <w:top w:val="nil"/>
+              <w:left w:val="nil"/>
+              <w:bottom w:val="nil"/>
+              <w:right w:val="nil"/>
+            </w:tcBorders>
+            <w:tcMar>
+              <w:top w:w="90" w:type="dxa"/>
+              <w:left w:w="120" w:type="dxa"/>
+              <w:bottom w:w="90" w:type="dxa"/>
+              <w:right w:w="120" w:type="dxa"/>
+            </w:tcMar>
+            <w:vAlign w:val="center"/>
+            <w:hideMark/>
+          </w:tcPr>
+          <w:p>
+            <w:pPr>
+              <w:spacing w:after="0" w:line="240" w:lineRule="auto"/>
+            </w:pPr>
+            <w:r>
+              <w:t>APA, CBCR, procurement</w:t>
+            </w:r>
+          </w:p>
+        </w:tc>
+        <w:tc>
+          <w:tcPr>
+            <w:tcW w:w="0" w:type="auto"/>
+            <w:tcBorders>
+              <w:top w:val="nil"/>
+              <w:left w:val="nil"/>
+              <w:bottom w:val="nil"/>
+              <w:right w:val="nil"/>
+            </w:tcBorders>
+            <w:tcMar>
+              <w:top w:w="90" w:type="dxa"/>
+              <w:left w:w="120" w:type="dxa"/>
+              <w:bottom w:w="90" w:type="dxa"/>
+              <w:right w:w="120" w:type="dxa"/>
+            </w:tcMar>
+            <w:vAlign w:val="center"/>
+            <w:hideMark/>
+          </w:tcPr>
+          <w:p>
+            <w:pPr>
+              <w:spacing w:after="0" w:line="240" w:lineRule="auto"/>
+            </w:pPr>
+            <w:r>
+              <w:t>No code explanation. Most likely a change in the keyword file</w:t>
+            </w:r>
+          </w:p>
+        </w:tc>
+        <w:tc>
+          <w:tcPr>
+            <w:tcW w:w="0" w:type="auto"/>
+            <w:tcBorders>
+              <w:top w:val="nil"/>
+              <w:left w:val="nil"/>
+              <w:bottom w:val="nil"/>
+              <w:right w:val="nil"/>
+            </w:tcBorders>
+            <w:tcMar>
+              <w:top w:w="90" w:type="dxa"/>
+              <w:left w:w="120" w:type="dxa"/>
+              <w:bottom w:w="90" w:type="dxa"/>
+              <w:right w:w="120" w:type="dxa"/>
+            </w:tcMar>
+            <w:vAlign w:val="center"/>
+            <w:hideMark/>
+          </w:tcPr>
+          <w:p>
+            <w:pPr>
+              <w:spacing w:after="0" w:line="240" w:lineRule="auto"/>
+            </w:pPr>
+            <w:r>
+              <w:t>—</w:t>
+            </w:r>
+          </w:p>
+        </w:tc>
+      </w:tr>
+    </w:tbl>
+    <w:p>
+      <w:pPr>
+        <w:spacing w:after="0" w:line="240" w:lineRule="auto"/>
+      </w:pPr>
+      <w:r>
+        <w:t>The two real frequency changes (intercompany loans 4→5, transfer pricing 8→7) fit two causes, though I can't confirm either without the page text:</w:t>
+      </w:r>
+    </w:p>
+    <w:p>
+      <w:pPr>
+        <w:numPr>
+          <w:ilvl w:val="0"/>
+          <w:numId w:val="32"/>
+        </w:numPr>
+        <w:spacing w:after="0" w:line="240" w:lineRule="auto"/>
+      </w:pPr>
+      <w:r>
+        <w:rPr>
+          <w:b/>
+          <w:bCs/>
+        </w:rPr>
+        <w:t>Page-level layer choice:</w:t>
+      </w:r>
+      <w:r>
+        <w:t xml:space="preserve"> the CLI picks the embedded text or OCR per page (05_bow.R L79–80). The legacy script chose once per resume.</w:t>
+      </w:r>
+    </w:p>
+    <w:p>
+      <w:pPr>
+        <w:numPr>
+          <w:ilvl w:val="0"/>
+          <w:numId w:val="32"/>
+        </w:numPr>
+        <w:spacing w:after="0" w:line="240" w:lineRule="auto"/>
+      </w:pPr>
+      <w:r>
+        <w:rPr>
+          <w:b/>
+          <w:bCs/>
+        </w:rPr>
+        <w:t>Legacy false matches:</w:t>
+      </w:r>
+      <w:r>
+        <w:t xml:space="preserve"> because </w:t>
+      </w:r>
+      <w:proofErr w:type="spellStart"/>
+      <w:r>
+        <w:t>stopwords</w:t>
+      </w:r>
+      <w:proofErr w:type="spellEnd"/>
+      <w:r>
+        <w:t xml:space="preserve"> are removed first, legacy builds n-grams across the gaps (L139, L154).</w:t>
+      </w:r>
+    </w:p>
+    <w:p>
+      <w:pPr>
+        <w:spacing w:after="0" w:line="240" w:lineRule="auto"/>
+        <w:rPr>
+          <w:b/>
+          <w:bCs/>
+        </w:rPr>
+      </w:pPr>
+      <w:r>
+        <w:rPr>
+          <w:b/>
+          <w:bCs/>
+        </w:rPr>
+        <w:t>8. Two more things</w:t>
+      </w:r>
+    </w:p>
+    <w:p>
+      <w:pPr>
+        <w:numPr>
+          <w:ilvl w:val="0"/>
+          <w:numId w:val="33"/>
+        </w:numPr>
+        <w:spacing w:after="0" w:line="240" w:lineRule="auto"/>
+      </w:pPr>
+      <w:r>
+        <w:rPr>
+          <w:b/>
+          <w:bCs/>
+        </w:rPr>
+        <w:t>The legacy CBA output step can't run as written.</w:t>
+      </w:r>
+      <w:r>
+        <w:t xml:space="preserve"> select(name, …) in the Detailed Frequency block refers to a name column that </w:t>
+      </w:r>
+      <w:proofErr w:type="spellStart"/>
+      <w:r>
+        <w:t>usas_report_names</w:t>
+      </w:r>
+      <w:proofErr w:type="spellEnd"/>
+      <w:r>
+        <w:t xml:space="preserve"> doesn't have. The original workbook must have come from a slightly different copy of the script. Keep this in mind before treating it as the exact reference.</w:t>
+      </w:r>
+    </w:p>
+    <w:p>
+      <w:pPr>
+        <w:numPr>
+          <w:ilvl w:val="0"/>
+          <w:numId w:val="33"/>
+        </w:numPr>
+        <w:spacing w:after="0" w:line="240" w:lineRule="auto"/>
+      </w:pPr>
+      <w:r>
+        <w:rPr>
+          <w:b/>
+          <w:bCs/>
+        </w:rPr>
+        <w:t>To get the original construct back from the CLI</w:t>
+      </w:r>
+      <w:r>
+        <w:t>, run -s binary --weights unweighted. That gives breadth scoring through the same ceiling scaling. Three differences remain:</w:t>
+      </w:r>
+    </w:p>
+    <w:p>
+      <w:pPr>
+        <w:numPr>
+          <w:ilvl w:val="1"/>
+          <w:numId w:val="33"/>
+        </w:numPr>
+        <w:spacing w:after="0" w:line="240" w:lineRule="auto"/>
+      </w:pPr>
+      <w:r>
+        <w:t>Zeros land in quartile 1 instead of 0.</w:t>
+      </w:r>
+    </w:p>
+    <w:p>
+      <w:pPr>
+        <w:numPr>
+          <w:ilvl w:val="1"/>
+          <w:numId w:val="33"/>
+        </w:numPr>
+        <w:spacing w:after="0" w:line="240" w:lineRule="auto"/>
+      </w:pPr>
+      <w:r>
+        <w:t>Duplicate keyword rows aren't counted twice.</w:t>
+      </w:r>
+    </w:p>
+    <w:p>
+      <w:pPr>
+        <w:numPr>
+          <w:ilvl w:val="1"/>
+          <w:numId w:val="33"/>
+        </w:numPr>
+        <w:spacing w:after="0" w:line="240" w:lineRule="auto"/>
+      </w:pPr>
+      <w:r>
+        <w:t>Hyphens and apostrophes are handled differently, as in section 7.</w:t>
+      </w:r>
+    </w:p>
+    <w:p>
+      <w:pPr>
+        <w:spacing w:after="0" w:line="240" w:lineRule="auto"/>
+      </w:pPr>
+      <w:r>
+        <w:t xml:space="preserve">To also match the legacy wordcount and n-gram </w:t>
+      </w:r>
+      <w:proofErr w:type="spellStart"/>
+      <w:r>
+        <w:t>behaviour</w:t>
+      </w:r>
+      <w:proofErr w:type="spellEnd"/>
+      <w:r>
+        <w:t>, use --legacy-bow (from my earlier patch).</w:t>
+      </w:r>
+    </w:p>
+    <w:p>
+      <w:pPr>
+        <w:spacing w:after="0" w:line="240" w:lineRule="auto"/>
+      </w:pPr>
     </w:p>
     <w:p>
       <w:pPr>
@@ -11614,6 +13073,155 @@
     </w:lvl>
   </w:abstractNum>
   <w:abstractNum w:abstractNumId="3" w15:restartNumberingAfterBreak="0">
+    <w:nsid w:val="125A34F4"/>
+    <w:multiLevelType w:val="multilevel"/>
+    <w:tmpl w:val="44C4608A"/>
+    <w:lvl w:ilvl="0">
+      <w:start w:val="1"/>
+      <w:numFmt w:val="bullet"/>
+      <w:lvlText w:val=""/>
+      <w:lvlJc w:val="left"/>
+      <w:pPr>
+        <w:tabs>
+          <w:tab w:val="num" w:pos="720"/>
+        </w:tabs>
+        <w:ind w:left="720" w:hanging="360"/>
+      </w:pPr>
+      <w:rPr>
+        <w:rFonts w:ascii="Symbol" w:hAnsi="Symbol" w:hint="default"/>
+        <w:sz w:val="20"/>
+      </w:rPr>
+    </w:lvl>
+    <w:lvl w:ilvl="1" w:tentative="1">
+      <w:start w:val="1"/>
+      <w:numFmt w:val="bullet"/>
+      <w:lvlText w:val="o"/>
+      <w:lvlJc w:val="left"/>
+      <w:pPr>
+        <w:tabs>
+          <w:tab w:val="num" w:pos="1440"/>
+        </w:tabs>
+        <w:ind w:left="1440" w:hanging="360"/>
+      </w:pPr>
+      <w:rPr>
+        <w:rFonts w:ascii="Courier New" w:hAnsi="Courier New" w:hint="default"/>
+        <w:sz w:val="20"/>
+      </w:rPr>
+    </w:lvl>
+    <w:lvl w:ilvl="2" w:tentative="1">
+      <w:start w:val="1"/>
+      <w:numFmt w:val="bullet"/>
+      <w:lvlText w:val=""/>
+      <w:lvlJc w:val="left"/>
+      <w:pPr>
+        <w:tabs>
+          <w:tab w:val="num" w:pos="2160"/>
+        </w:tabs>
+        <w:ind w:left="2160" w:hanging="360"/>
+      </w:pPr>
+      <w:rPr>
+        <w:rFonts w:ascii="Wingdings" w:hAnsi="Wingdings" w:hint="default"/>
+        <w:sz w:val="20"/>
+      </w:rPr>
+    </w:lvl>
+    <w:lvl w:ilvl="3" w:tentative="1">
+      <w:start w:val="1"/>
+      <w:numFmt w:val="bullet"/>
+      <w:lvlText w:val=""/>
+      <w:lvlJc w:val="left"/>
+      <w:pPr>
+        <w:tabs>
+          <w:tab w:val="num" w:pos="2880"/>
+        </w:tabs>
+        <w:ind w:left="2880" w:hanging="360"/>
+      </w:pPr>
+      <w:rPr>
+        <w:rFonts w:ascii="Wingdings" w:hAnsi="Wingdings" w:hint="default"/>
+        <w:sz w:val="20"/>
+      </w:rPr>
+    </w:lvl>
+    <w:lvl w:ilvl="4" w:tentative="1">
+      <w:start w:val="1"/>
+      <w:numFmt w:val="bullet"/>
+      <w:lvlText w:val=""/>
+      <w:lvlJc w:val="left"/>
+      <w:pPr>
+        <w:tabs>
+          <w:tab w:val="num" w:pos="3600"/>
+        </w:tabs>
+        <w:ind w:left="3600" w:hanging="360"/>
+      </w:pPr>
+      <w:rPr>
+        <w:rFonts w:ascii="Wingdings" w:hAnsi="Wingdings" w:hint="default"/>
+        <w:sz w:val="20"/>
+      </w:rPr>
+    </w:lvl>
+    <w:lvl w:ilvl="5" w:tentative="1">
+      <w:start w:val="1"/>
+      <w:numFmt w:val="bullet"/>
+      <w:lvlText w:val=""/>
+      <w:lvlJc w:val="left"/>
+      <w:pPr>
+        <w:tabs>
+          <w:tab w:val="num" w:pos="4320"/>
+        </w:tabs>
+        <w:ind w:left="4320" w:hanging="360"/>
+      </w:pPr>
+      <w:rPr>
+        <w:rFonts w:ascii="Wingdings" w:hAnsi="Wingdings" w:hint="default"/>
+        <w:sz w:val="20"/>
+      </w:rPr>
+    </w:lvl>
+    <w:lvl w:ilvl="6" w:tentative="1">
+      <w:start w:val="1"/>
+      <w:numFmt w:val="bullet"/>
+      <w:lvlText w:val=""/>
+      <w:lvlJc w:val="left"/>
+      <w:pPr>
+        <w:tabs>
+          <w:tab w:val="num" w:pos="5040"/>
+        </w:tabs>
+        <w:ind w:left="5040" w:hanging="360"/>
+      </w:pPr>
+      <w:rPr>
+        <w:rFonts w:ascii="Wingdings" w:hAnsi="Wingdings" w:hint="default"/>
+        <w:sz w:val="20"/>
+      </w:rPr>
+    </w:lvl>
+    <w:lvl w:ilvl="7" w:tentative="1">
+      <w:start w:val="1"/>
+      <w:numFmt w:val="bullet"/>
+      <w:lvlText w:val=""/>
+      <w:lvlJc w:val="left"/>
+      <w:pPr>
+        <w:tabs>
+          <w:tab w:val="num" w:pos="5760"/>
+        </w:tabs>
+        <w:ind w:left="5760" w:hanging="360"/>
+      </w:pPr>
+      <w:rPr>
+        <w:rFonts w:ascii="Wingdings" w:hAnsi="Wingdings" w:hint="default"/>
+        <w:sz w:val="20"/>
+      </w:rPr>
+    </w:lvl>
+    <w:lvl w:ilvl="8" w:tentative="1">
+      <w:start w:val="1"/>
+      <w:numFmt w:val="bullet"/>
+      <w:lvlText w:val=""/>
+      <w:lvlJc w:val="left"/>
+      <w:pPr>
+        <w:tabs>
+          <w:tab w:val="num" w:pos="6480"/>
+        </w:tabs>
+        <w:ind w:left="6480" w:hanging="360"/>
+      </w:pPr>
+      <w:rPr>
+        <w:rFonts w:ascii="Wingdings" w:hAnsi="Wingdings" w:hint="default"/>
+        <w:sz w:val="20"/>
+      </w:rPr>
+    </w:lvl>
+  </w:abstractNum>
+  <w:abstractNum w:abstractNumId="4" w15:restartNumberingAfterBreak="0">
     <w:nsid w:val="16A03A5C"/>
     <w:multiLevelType w:val="multilevel"/>
     <w:tmpl w:val="1E22719E"/>
@@ -11762,7 +13370,7 @@
       </w:rPr>
     </w:lvl>
   </w:abstractNum>
-  <w:abstractNum w:abstractNumId="4" w15:restartNumberingAfterBreak="0">
+  <w:abstractNum w:abstractNumId="5" w15:restartNumberingAfterBreak="0">
     <w:nsid w:val="18A35D96"/>
     <w:multiLevelType w:val="multilevel"/>
     <w:tmpl w:val="01D0D186"/>
@@ -11911,7 +13519,7 @@
       </w:rPr>
     </w:lvl>
   </w:abstractNum>
-  <w:abstractNum w:abstractNumId="5" w15:restartNumberingAfterBreak="0">
+  <w:abstractNum w:abstractNumId="6" w15:restartNumberingAfterBreak="0">
     <w:nsid w:val="18B87E14"/>
     <w:multiLevelType w:val="multilevel"/>
     <w:tmpl w:val="1E40D950"/>
@@ -12028,7 +13636,7 @@
       </w:pPr>
     </w:lvl>
   </w:abstractNum>
-  <w:abstractNum w:abstractNumId="6" w15:restartNumberingAfterBreak="0">
+  <w:abstractNum w:abstractNumId="7" w15:restartNumberingAfterBreak="0">
     <w:nsid w:val="19713220"/>
     <w:multiLevelType w:val="multilevel"/>
     <w:tmpl w:val="6F4A00D4"/>
@@ -12177,7 +13785,7 @@
       </w:rPr>
     </w:lvl>
   </w:abstractNum>
-  <w:abstractNum w:abstractNumId="7" w15:restartNumberingAfterBreak="0">
+  <w:abstractNum w:abstractNumId="8" w15:restartNumberingAfterBreak="0">
     <w:nsid w:val="1A7405DE"/>
     <w:multiLevelType w:val="multilevel"/>
     <w:tmpl w:val="9D5E8DB6"/>
@@ -12290,7 +13898,7 @@
       </w:pPr>
     </w:lvl>
   </w:abstractNum>
-  <w:abstractNum w:abstractNumId="8" w15:restartNumberingAfterBreak="0">
+  <w:abstractNum w:abstractNumId="9" w15:restartNumberingAfterBreak="0">
     <w:nsid w:val="1DE3326D"/>
     <w:multiLevelType w:val="multilevel"/>
     <w:tmpl w:val="8584B552"/>
@@ -12439,7 +14047,7 @@
       </w:rPr>
     </w:lvl>
   </w:abstractNum>
-  <w:abstractNum w:abstractNumId="9" w15:restartNumberingAfterBreak="0">
+  <w:abstractNum w:abstractNumId="10" w15:restartNumberingAfterBreak="0">
     <w:nsid w:val="1FAE2017"/>
     <w:multiLevelType w:val="multilevel"/>
     <w:tmpl w:val="A6B4C45A"/>
@@ -12588,7 +14196,7 @@
       </w:rPr>
     </w:lvl>
   </w:abstractNum>
-  <w:abstractNum w:abstractNumId="10" w15:restartNumberingAfterBreak="0">
+  <w:abstractNum w:abstractNumId="11" w15:restartNumberingAfterBreak="0">
     <w:nsid w:val="1FD14974"/>
     <w:multiLevelType w:val="multilevel"/>
     <w:tmpl w:val="46906CC8"/>
@@ -12737,7 +14345,7 @@
       </w:rPr>
     </w:lvl>
   </w:abstractNum>
-  <w:abstractNum w:abstractNumId="11" w15:restartNumberingAfterBreak="0">
+  <w:abstractNum w:abstractNumId="12" w15:restartNumberingAfterBreak="0">
     <w:nsid w:val="21296111"/>
     <w:multiLevelType w:val="multilevel"/>
     <w:tmpl w:val="35929B9C"/>
@@ -12886,7 +14494,7 @@
       </w:rPr>
     </w:lvl>
   </w:abstractNum>
-  <w:abstractNum w:abstractNumId="12" w15:restartNumberingAfterBreak="0">
+  <w:abstractNum w:abstractNumId="13" w15:restartNumberingAfterBreak="0">
     <w:nsid w:val="28AD1FD6"/>
     <w:multiLevelType w:val="multilevel"/>
     <w:tmpl w:val="2A6A807A"/>
@@ -13035,7 +14643,7 @@
       </w:rPr>
     </w:lvl>
   </w:abstractNum>
-  <w:abstractNum w:abstractNumId="13" w15:restartNumberingAfterBreak="0">
+  <w:abstractNum w:abstractNumId="14" w15:restartNumberingAfterBreak="0">
     <w:nsid w:val="31A42B8F"/>
     <w:multiLevelType w:val="multilevel"/>
     <w:tmpl w:val="6FB61718"/>
@@ -13184,7 +14792,305 @@
       </w:rPr>
     </w:lvl>
   </w:abstractNum>
-  <w:abstractNum w:abstractNumId="14" w15:restartNumberingAfterBreak="0">
+  <w:abstractNum w:abstractNumId="15" w15:restartNumberingAfterBreak="0">
+    <w:nsid w:val="37A448D6"/>
+    <w:multiLevelType w:val="multilevel"/>
+    <w:tmpl w:val="012894CC"/>
+    <w:lvl w:ilvl="0">
+      <w:start w:val="1"/>
+      <w:numFmt w:val="bullet"/>
+      <w:lvlText w:val=""/>
+      <w:lvlJc w:val="left"/>
+      <w:pPr>
+        <w:tabs>
+          <w:tab w:val="num" w:pos="720"/>
+        </w:tabs>
+        <w:ind w:left="720" w:hanging="360"/>
+      </w:pPr>
+      <w:rPr>
+        <w:rFonts w:ascii="Symbol" w:hAnsi="Symbol" w:hint="default"/>
+        <w:sz w:val="20"/>
+      </w:rPr>
+    </w:lvl>
+    <w:lvl w:ilvl="1" w:tentative="1">
+      <w:start w:val="1"/>
+      <w:numFmt w:val="bullet"/>
+      <w:lvlText w:val="o"/>
+      <w:lvlJc w:val="left"/>
+      <w:pPr>
+        <w:tabs>
+          <w:tab w:val="num" w:pos="1440"/>
+        </w:tabs>
+        <w:ind w:left="1440" w:hanging="360"/>
+      </w:pPr>
+      <w:rPr>
+        <w:rFonts w:ascii="Courier New" w:hAnsi="Courier New" w:hint="default"/>
+        <w:sz w:val="20"/>
+      </w:rPr>
+    </w:lvl>
+    <w:lvl w:ilvl="2" w:tentative="1">
+      <w:start w:val="1"/>
+      <w:numFmt w:val="bullet"/>
+      <w:lvlText w:val=""/>
+      <w:lvlJc w:val="left"/>
+      <w:pPr>
+        <w:tabs>
+          <w:tab w:val="num" w:pos="2160"/>
+        </w:tabs>
+        <w:ind w:left="2160" w:hanging="360"/>
+      </w:pPr>
+      <w:rPr>
+        <w:rFonts w:ascii="Wingdings" w:hAnsi="Wingdings" w:hint="default"/>
+        <w:sz w:val="20"/>
+      </w:rPr>
+    </w:lvl>
+    <w:lvl w:ilvl="3" w:tentative="1">
+      <w:start w:val="1"/>
+      <w:numFmt w:val="bullet"/>
+      <w:lvlText w:val=""/>
+      <w:lvlJc w:val="left"/>
+      <w:pPr>
+        <w:tabs>
+          <w:tab w:val="num" w:pos="2880"/>
+        </w:tabs>
+        <w:ind w:left="2880" w:hanging="360"/>
+      </w:pPr>
+      <w:rPr>
+        <w:rFonts w:ascii="Wingdings" w:hAnsi="Wingdings" w:hint="default"/>
+        <w:sz w:val="20"/>
+      </w:rPr>
+    </w:lvl>
+    <w:lvl w:ilvl="4" w:tentative="1">
+      <w:start w:val="1"/>
+      <w:numFmt w:val="bullet"/>
+      <w:lvlText w:val=""/>
+      <w:lvlJc w:val="left"/>
+      <w:pPr>
+        <w:tabs>
+          <w:tab w:val="num" w:pos="3600"/>
+        </w:tabs>
+        <w:ind w:left="3600" w:hanging="360"/>
+      </w:pPr>
+      <w:rPr>
+        <w:rFonts w:ascii="Wingdings" w:hAnsi="Wingdings" w:hint="default"/>
+        <w:sz w:val="20"/>
+      </w:rPr>
+    </w:lvl>
+    <w:lvl w:ilvl="5" w:tentative="1">
+      <w:start w:val="1"/>
+      <w:numFmt w:val="bullet"/>
+      <w:lvlText w:val=""/>
+      <w:lvlJc w:val="left"/>
+      <w:pPr>
+        <w:tabs>
+          <w:tab w:val="num" w:pos="4320"/>
+        </w:tabs>
+        <w:ind w:left="4320" w:hanging="360"/>
+      </w:pPr>
+      <w:rPr>
+        <w:rFonts w:ascii="Wingdings" w:hAnsi="Wingdings" w:hint="default"/>
+        <w:sz w:val="20"/>
+      </w:rPr>
+    </w:lvl>
+    <w:lvl w:ilvl="6" w:tentative="1">
+      <w:start w:val="1"/>
+      <w:numFmt w:val="bullet"/>
+      <w:lvlText w:val=""/>
+      <w:lvlJc w:val="left"/>
+      <w:pPr>
+        <w:tabs>
+          <w:tab w:val="num" w:pos="5040"/>
+        </w:tabs>
+        <w:ind w:left="5040" w:hanging="360"/>
+      </w:pPr>
+      <w:rPr>
+        <w:rFonts w:ascii="Wingdings" w:hAnsi="Wingdings" w:hint="default"/>
+        <w:sz w:val="20"/>
+      </w:rPr>
+    </w:lvl>
+    <w:lvl w:ilvl="7" w:tentative="1">
+      <w:start w:val="1"/>
+      <w:numFmt w:val="bullet"/>
+      <w:lvlText w:val=""/>
+      <w:lvlJc w:val="left"/>
+      <w:pPr>
+        <w:tabs>
+          <w:tab w:val="num" w:pos="5760"/>
+        </w:tabs>
+        <w:ind w:left="5760" w:hanging="360"/>
+      </w:pPr>
+      <w:rPr>
+        <w:rFonts w:ascii="Wingdings" w:hAnsi="Wingdings" w:hint="default"/>
+        <w:sz w:val="20"/>
+      </w:rPr>
+    </w:lvl>
+    <w:lvl w:ilvl="8" w:tentative="1">
+      <w:start w:val="1"/>
+      <w:numFmt w:val="bullet"/>
+      <w:lvlText w:val=""/>
+      <w:lvlJc w:val="left"/>
+      <w:pPr>
+        <w:tabs>
+          <w:tab w:val="num" w:pos="6480"/>
+        </w:tabs>
+        <w:ind w:left="6480" w:hanging="360"/>
+      </w:pPr>
+      <w:rPr>
+        <w:rFonts w:ascii="Wingdings" w:hAnsi="Wingdings" w:hint="default"/>
+        <w:sz w:val="20"/>
+      </w:rPr>
+    </w:lvl>
+  </w:abstractNum>
+  <w:abstractNum w:abstractNumId="16" w15:restartNumberingAfterBreak="0">
+    <w:nsid w:val="393C744B"/>
+    <w:multiLevelType w:val="multilevel"/>
+    <w:tmpl w:val="537E911E"/>
+    <w:lvl w:ilvl="0">
+      <w:start w:val="1"/>
+      <w:numFmt w:val="bullet"/>
+      <w:lvlText w:val=""/>
+      <w:lvlJc w:val="left"/>
+      <w:pPr>
+        <w:tabs>
+          <w:tab w:val="num" w:pos="720"/>
+        </w:tabs>
+        <w:ind w:left="720" w:hanging="360"/>
+      </w:pPr>
+      <w:rPr>
+        <w:rFonts w:ascii="Symbol" w:hAnsi="Symbol" w:hint="default"/>
+        <w:sz w:val="20"/>
+      </w:rPr>
+    </w:lvl>
+    <w:lvl w:ilvl="1" w:tentative="1">
+      <w:start w:val="1"/>
+      <w:numFmt w:val="bullet"/>
+      <w:lvlText w:val="o"/>
+      <w:lvlJc w:val="left"/>
+      <w:pPr>
+        <w:tabs>
+          <w:tab w:val="num" w:pos="1440"/>
+        </w:tabs>
+        <w:ind w:left="1440" w:hanging="360"/>
+      </w:pPr>
+      <w:rPr>
+        <w:rFonts w:ascii="Courier New" w:hAnsi="Courier New" w:hint="default"/>
+        <w:sz w:val="20"/>
+      </w:rPr>
+    </w:lvl>
+    <w:lvl w:ilvl="2" w:tentative="1">
+      <w:start w:val="1"/>
+      <w:numFmt w:val="bullet"/>
+      <w:lvlText w:val=""/>
+      <w:lvlJc w:val="left"/>
+      <w:pPr>
+        <w:tabs>
+          <w:tab w:val="num" w:pos="2160"/>
+        </w:tabs>
+        <w:ind w:left="2160" w:hanging="360"/>
+      </w:pPr>
+      <w:rPr>
+        <w:rFonts w:ascii="Wingdings" w:hAnsi="Wingdings" w:hint="default"/>
+        <w:sz w:val="20"/>
+      </w:rPr>
+    </w:lvl>
+    <w:lvl w:ilvl="3" w:tentative="1">
+      <w:start w:val="1"/>
+      <w:numFmt w:val="bullet"/>
+      <w:lvlText w:val=""/>
+      <w:lvlJc w:val="left"/>
+      <w:pPr>
+        <w:tabs>
+          <w:tab w:val="num" w:pos="2880"/>
+        </w:tabs>
+        <w:ind w:left="2880" w:hanging="360"/>
+      </w:pPr>
+      <w:rPr>
+        <w:rFonts w:ascii="Wingdings" w:hAnsi="Wingdings" w:hint="default"/>
+        <w:sz w:val="20"/>
+      </w:rPr>
+    </w:lvl>
+    <w:lvl w:ilvl="4" w:tentative="1">
+      <w:start w:val="1"/>
+      <w:numFmt w:val="bullet"/>
+      <w:lvlText w:val=""/>
+      <w:lvlJc w:val="left"/>
+      <w:pPr>
+        <w:tabs>
+          <w:tab w:val="num" w:pos="3600"/>
+        </w:tabs>
+        <w:ind w:left="3600" w:hanging="360"/>
+      </w:pPr>
+      <w:rPr>
+        <w:rFonts w:ascii="Wingdings" w:hAnsi="Wingdings" w:hint="default"/>
+        <w:sz w:val="20"/>
+      </w:rPr>
+    </w:lvl>
+    <w:lvl w:ilvl="5" w:tentative="1">
+      <w:start w:val="1"/>
+      <w:numFmt w:val="bullet"/>
+      <w:lvlText w:val=""/>
+      <w:lvlJc w:val="left"/>
+      <w:pPr>
+        <w:tabs>
+          <w:tab w:val="num" w:pos="4320"/>
+        </w:tabs>
+        <w:ind w:left="4320" w:hanging="360"/>
+      </w:pPr>
+      <w:rPr>
+        <w:rFonts w:ascii="Wingdings" w:hAnsi="Wingdings" w:hint="default"/>
+        <w:sz w:val="20"/>
+      </w:rPr>
+    </w:lvl>
+    <w:lvl w:ilvl="6" w:tentative="1">
+      <w:start w:val="1"/>
+      <w:numFmt w:val="bullet"/>
+      <w:lvlText w:val=""/>
+      <w:lvlJc w:val="left"/>
+      <w:pPr>
+        <w:tabs>
+          <w:tab w:val="num" w:pos="5040"/>
+        </w:tabs>
+        <w:ind w:left="5040" w:hanging="360"/>
+      </w:pPr>
+      <w:rPr>
+        <w:rFonts w:ascii="Wingdings" w:hAnsi="Wingdings" w:hint="default"/>
+        <w:sz w:val="20"/>
+      </w:rPr>
+    </w:lvl>
+    <w:lvl w:ilvl="7" w:tentative="1">
+      <w:start w:val="1"/>
+      <w:numFmt w:val="bullet"/>
+      <w:lvlText w:val=""/>
+      <w:lvlJc w:val="left"/>
+      <w:pPr>
+        <w:tabs>
+          <w:tab w:val="num" w:pos="5760"/>
+        </w:tabs>
+        <w:ind w:left="5760" w:hanging="360"/>
+      </w:pPr>
+      <w:rPr>
+        <w:rFonts w:ascii="Wingdings" w:hAnsi="Wingdings" w:hint="default"/>
+        <w:sz w:val="20"/>
+      </w:rPr>
+    </w:lvl>
+    <w:lvl w:ilvl="8" w:tentative="1">
+      <w:start w:val="1"/>
+      <w:numFmt w:val="bullet"/>
+      <w:lvlText w:val=""/>
+      <w:lvlJc w:val="left"/>
+      <w:pPr>
+        <w:tabs>
+          <w:tab w:val="num" w:pos="6480"/>
+        </w:tabs>
+        <w:ind w:left="6480" w:hanging="360"/>
+      </w:pPr>
+      <w:rPr>
+        <w:rFonts w:ascii="Wingdings" w:hAnsi="Wingdings" w:hint="default"/>
+        <w:sz w:val="20"/>
+      </w:rPr>
+    </w:lvl>
+  </w:abstractNum>
+  <w:abstractNum w:abstractNumId="17" w15:restartNumberingAfterBreak="0">
     <w:nsid w:val="3C944C5A"/>
     <w:multiLevelType w:val="multilevel"/>
     <w:tmpl w:val="A44A1C0A"/>
@@ -13333,7 +15239,156 @@
       </w:rPr>
     </w:lvl>
   </w:abstractNum>
-  <w:abstractNum w:abstractNumId="15" w15:restartNumberingAfterBreak="0">
+  <w:abstractNum w:abstractNumId="18" w15:restartNumberingAfterBreak="0">
+    <w:nsid w:val="4286508E"/>
+    <w:multiLevelType w:val="multilevel"/>
+    <w:tmpl w:val="38325586"/>
+    <w:lvl w:ilvl="0">
+      <w:start w:val="1"/>
+      <w:numFmt w:val="bullet"/>
+      <w:lvlText w:val=""/>
+      <w:lvlJc w:val="left"/>
+      <w:pPr>
+        <w:tabs>
+          <w:tab w:val="num" w:pos="720"/>
+        </w:tabs>
+        <w:ind w:left="720" w:hanging="360"/>
+      </w:pPr>
+      <w:rPr>
+        <w:rFonts w:ascii="Symbol" w:hAnsi="Symbol" w:hint="default"/>
+        <w:sz w:val="20"/>
+      </w:rPr>
+    </w:lvl>
+    <w:lvl w:ilvl="1" w:tentative="1">
+      <w:start w:val="1"/>
+      <w:numFmt w:val="bullet"/>
+      <w:lvlText w:val="o"/>
+      <w:lvlJc w:val="left"/>
+      <w:pPr>
+        <w:tabs>
+          <w:tab w:val="num" w:pos="1440"/>
+        </w:tabs>
+        <w:ind w:left="1440" w:hanging="360"/>
+      </w:pPr>
+      <w:rPr>
+        <w:rFonts w:ascii="Courier New" w:hAnsi="Courier New" w:hint="default"/>
+        <w:sz w:val="20"/>
+      </w:rPr>
+    </w:lvl>
+    <w:lvl w:ilvl="2" w:tentative="1">
+      <w:start w:val="1"/>
+      <w:numFmt w:val="bullet"/>
+      <w:lvlText w:val=""/>
+      <w:lvlJc w:val="left"/>
+      <w:pPr>
+        <w:tabs>
+          <w:tab w:val="num" w:pos="2160"/>
+        </w:tabs>
+        <w:ind w:left="2160" w:hanging="360"/>
+      </w:pPr>
+      <w:rPr>
+        <w:rFonts w:ascii="Wingdings" w:hAnsi="Wingdings" w:hint="default"/>
+        <w:sz w:val="20"/>
+      </w:rPr>
+    </w:lvl>
+    <w:lvl w:ilvl="3" w:tentative="1">
+      <w:start w:val="1"/>
+      <w:numFmt w:val="bullet"/>
+      <w:lvlText w:val=""/>
+      <w:lvlJc w:val="left"/>
+      <w:pPr>
+        <w:tabs>
+          <w:tab w:val="num" w:pos="2880"/>
+        </w:tabs>
+        <w:ind w:left="2880" w:hanging="360"/>
+      </w:pPr>
+      <w:rPr>
+        <w:rFonts w:ascii="Wingdings" w:hAnsi="Wingdings" w:hint="default"/>
+        <w:sz w:val="20"/>
+      </w:rPr>
+    </w:lvl>
+    <w:lvl w:ilvl="4" w:tentative="1">
+      <w:start w:val="1"/>
+      <w:numFmt w:val="bullet"/>
+      <w:lvlText w:val=""/>
+      <w:lvlJc w:val="left"/>
+      <w:pPr>
+        <w:tabs>
+          <w:tab w:val="num" w:pos="3600"/>
+        </w:tabs>
+        <w:ind w:left="3600" w:hanging="360"/>
+      </w:pPr>
+      <w:rPr>
+        <w:rFonts w:ascii="Wingdings" w:hAnsi="Wingdings" w:hint="default"/>
+        <w:sz w:val="20"/>
+      </w:rPr>
+    </w:lvl>
+    <w:lvl w:ilvl="5" w:tentative="1">
+      <w:start w:val="1"/>
+      <w:numFmt w:val="bullet"/>
+      <w:lvlText w:val=""/>
+      <w:lvlJc w:val="left"/>
+      <w:pPr>
+        <w:tabs>
+          <w:tab w:val="num" w:pos="4320"/>
+        </w:tabs>
+        <w:ind w:left="4320" w:hanging="360"/>
+      </w:pPr>
+      <w:rPr>
+        <w:rFonts w:ascii="Wingdings" w:hAnsi="Wingdings" w:hint="default"/>
+        <w:sz w:val="20"/>
+      </w:rPr>
+    </w:lvl>
+    <w:lvl w:ilvl="6" w:tentative="1">
+      <w:start w:val="1"/>
+      <w:numFmt w:val="bullet"/>
+      <w:lvlText w:val=""/>
+      <w:lvlJc w:val="left"/>
+      <w:pPr>
+        <w:tabs>
+          <w:tab w:val="num" w:pos="5040"/>
+        </w:tabs>
+        <w:ind w:left="5040" w:hanging="360"/>
+      </w:pPr>
+      <w:rPr>
+        <w:rFonts w:ascii="Wingdings" w:hAnsi="Wingdings" w:hint="default"/>
+        <w:sz w:val="20"/>
+      </w:rPr>
+    </w:lvl>
+    <w:lvl w:ilvl="7" w:tentative="1">
+      <w:start w:val="1"/>
+      <w:numFmt w:val="bullet"/>
+      <w:lvlText w:val=""/>
+      <w:lvlJc w:val="left"/>
+      <w:pPr>
+        <w:tabs>
+          <w:tab w:val="num" w:pos="5760"/>
+        </w:tabs>
+        <w:ind w:left="5760" w:hanging="360"/>
+      </w:pPr>
+      <w:rPr>
+        <w:rFonts w:ascii="Wingdings" w:hAnsi="Wingdings" w:hint="default"/>
+        <w:sz w:val="20"/>
+      </w:rPr>
+    </w:lvl>
+    <w:lvl w:ilvl="8" w:tentative="1">
+      <w:start w:val="1"/>
+      <w:numFmt w:val="bullet"/>
+      <w:lvlText w:val=""/>
+      <w:lvlJc w:val="left"/>
+      <w:pPr>
+        <w:tabs>
+          <w:tab w:val="num" w:pos="6480"/>
+        </w:tabs>
+        <w:ind w:left="6480" w:hanging="360"/>
+      </w:pPr>
+      <w:rPr>
+        <w:rFonts w:ascii="Wingdings" w:hAnsi="Wingdings" w:hint="default"/>
+        <w:sz w:val="20"/>
+      </w:rPr>
+    </w:lvl>
+  </w:abstractNum>
+  <w:abstractNum w:abstractNumId="19" w15:restartNumberingAfterBreak="0">
     <w:nsid w:val="49631983"/>
     <w:multiLevelType w:val="multilevel"/>
     <w:tmpl w:val="C114B7DC"/>
@@ -13446,7 +15501,7 @@
       </w:pPr>
     </w:lvl>
   </w:abstractNum>
-  <w:abstractNum w:abstractNumId="16" w15:restartNumberingAfterBreak="0">
+  <w:abstractNum w:abstractNumId="20" w15:restartNumberingAfterBreak="0">
     <w:nsid w:val="4A3933FA"/>
     <w:multiLevelType w:val="multilevel"/>
     <w:tmpl w:val="598CBBB0"/>
@@ -13595,7 +15650,7 @@
       </w:rPr>
     </w:lvl>
   </w:abstractNum>
-  <w:abstractNum w:abstractNumId="17" w15:restartNumberingAfterBreak="0">
+  <w:abstractNum w:abstractNumId="21" w15:restartNumberingAfterBreak="0">
     <w:nsid w:val="4DBE2C11"/>
     <w:multiLevelType w:val="hybridMultilevel"/>
     <w:tmpl w:val="811EDEE4"/>
@@ -13707,7 +15762,156 @@
       </w:rPr>
     </w:lvl>
   </w:abstractNum>
-  <w:abstractNum w:abstractNumId="18" w15:restartNumberingAfterBreak="0">
+  <w:abstractNum w:abstractNumId="22" w15:restartNumberingAfterBreak="0">
+    <w:nsid w:val="4DCB3307"/>
+    <w:multiLevelType w:val="multilevel"/>
+    <w:tmpl w:val="93303F44"/>
+    <w:lvl w:ilvl="0">
+      <w:start w:val="1"/>
+      <w:numFmt w:val="bullet"/>
+      <w:lvlText w:val=""/>
+      <w:lvlJc w:val="left"/>
+      <w:pPr>
+        <w:tabs>
+          <w:tab w:val="num" w:pos="720"/>
+        </w:tabs>
+        <w:ind w:left="720" w:hanging="360"/>
+      </w:pPr>
+      <w:rPr>
+        <w:rFonts w:ascii="Symbol" w:hAnsi="Symbol" w:hint="default"/>
+        <w:sz w:val="20"/>
+      </w:rPr>
+    </w:lvl>
+    <w:lvl w:ilvl="1">
+      <w:start w:val="1"/>
+      <w:numFmt w:val="bullet"/>
+      <w:lvlText w:val="o"/>
+      <w:lvlJc w:val="left"/>
+      <w:pPr>
+        <w:tabs>
+          <w:tab w:val="num" w:pos="1440"/>
+        </w:tabs>
+        <w:ind w:left="1440" w:hanging="360"/>
+      </w:pPr>
+      <w:rPr>
+        <w:rFonts w:ascii="Courier New" w:hAnsi="Courier New" w:hint="default"/>
+        <w:sz w:val="20"/>
+      </w:rPr>
+    </w:lvl>
+    <w:lvl w:ilvl="2" w:tentative="1">
+      <w:start w:val="1"/>
+      <w:numFmt w:val="bullet"/>
+      <w:lvlText w:val=""/>
+      <w:lvlJc w:val="left"/>
+      <w:pPr>
+        <w:tabs>
+          <w:tab w:val="num" w:pos="2160"/>
+        </w:tabs>
+        <w:ind w:left="2160" w:hanging="360"/>
+      </w:pPr>
+      <w:rPr>
+        <w:rFonts w:ascii="Wingdings" w:hAnsi="Wingdings" w:hint="default"/>
+        <w:sz w:val="20"/>
+      </w:rPr>
+    </w:lvl>
+    <w:lvl w:ilvl="3" w:tentative="1">
+      <w:start w:val="1"/>
+      <w:numFmt w:val="bullet"/>
+      <w:lvlText w:val=""/>
+      <w:lvlJc w:val="left"/>
+      <w:pPr>
+        <w:tabs>
+          <w:tab w:val="num" w:pos="2880"/>
+        </w:tabs>
+        <w:ind w:left="2880" w:hanging="360"/>
+      </w:pPr>
+      <w:rPr>
+        <w:rFonts w:ascii="Wingdings" w:hAnsi="Wingdings" w:hint="default"/>
+        <w:sz w:val="20"/>
+      </w:rPr>
+    </w:lvl>
+    <w:lvl w:ilvl="4" w:tentative="1">
+      <w:start w:val="1"/>
+      <w:numFmt w:val="bullet"/>
+      <w:lvlText w:val=""/>
+      <w:lvlJc w:val="left"/>
+      <w:pPr>
+        <w:tabs>
+          <w:tab w:val="num" w:pos="3600"/>
+        </w:tabs>
+        <w:ind w:left="3600" w:hanging="360"/>
+      </w:pPr>
+      <w:rPr>
+        <w:rFonts w:ascii="Wingdings" w:hAnsi="Wingdings" w:hint="default"/>
+        <w:sz w:val="20"/>
+      </w:rPr>
+    </w:lvl>
+    <w:lvl w:ilvl="5" w:tentative="1">
+      <w:start w:val="1"/>
+      <w:numFmt w:val="bullet"/>
+      <w:lvlText w:val=""/>
+      <w:lvlJc w:val="left"/>
+      <w:pPr>
+        <w:tabs>
+          <w:tab w:val="num" w:pos="4320"/>
+        </w:tabs>
+        <w:ind w:left="4320" w:hanging="360"/>
+      </w:pPr>
+      <w:rPr>
+        <w:rFonts w:ascii="Wingdings" w:hAnsi="Wingdings" w:hint="default"/>
+        <w:sz w:val="20"/>
+      </w:rPr>
+    </w:lvl>
+    <w:lvl w:ilvl="6" w:tentative="1">
+      <w:start w:val="1"/>
+      <w:numFmt w:val="bullet"/>
+      <w:lvlText w:val=""/>
+      <w:lvlJc w:val="left"/>
+      <w:pPr>
+        <w:tabs>
+          <w:tab w:val="num" w:pos="5040"/>
+        </w:tabs>
+        <w:ind w:left="5040" w:hanging="360"/>
+      </w:pPr>
+      <w:rPr>
+        <w:rFonts w:ascii="Wingdings" w:hAnsi="Wingdings" w:hint="default"/>
+        <w:sz w:val="20"/>
+      </w:rPr>
+    </w:lvl>
+    <w:lvl w:ilvl="7" w:tentative="1">
+      <w:start w:val="1"/>
+      <w:numFmt w:val="bullet"/>
+      <w:lvlText w:val=""/>
+      <w:lvlJc w:val="left"/>
+      <w:pPr>
+        <w:tabs>
+          <w:tab w:val="num" w:pos="5760"/>
+        </w:tabs>
+        <w:ind w:left="5760" w:hanging="360"/>
+      </w:pPr>
+      <w:rPr>
+        <w:rFonts w:ascii="Wingdings" w:hAnsi="Wingdings" w:hint="default"/>
+        <w:sz w:val="20"/>
+      </w:rPr>
+    </w:lvl>
+    <w:lvl w:ilvl="8" w:tentative="1">
+      <w:start w:val="1"/>
+      <w:numFmt w:val="bullet"/>
+      <w:lvlText w:val=""/>
+      <w:lvlJc w:val="left"/>
+      <w:pPr>
+        <w:tabs>
+          <w:tab w:val="num" w:pos="6480"/>
+        </w:tabs>
+        <w:ind w:left="6480" w:hanging="360"/>
+      </w:pPr>
+      <w:rPr>
+        <w:rFonts w:ascii="Wingdings" w:hAnsi="Wingdings" w:hint="default"/>
+        <w:sz w:val="20"/>
+      </w:rPr>
+    </w:lvl>
+  </w:abstractNum>
+  <w:abstractNum w:abstractNumId="23" w15:restartNumberingAfterBreak="0">
     <w:nsid w:val="563E40AE"/>
     <w:multiLevelType w:val="multilevel"/>
     <w:tmpl w:val="04AA2922"/>
@@ -13856,7 +16060,156 @@
       </w:rPr>
     </w:lvl>
   </w:abstractNum>
-  <w:abstractNum w:abstractNumId="19" w15:restartNumberingAfterBreak="0">
+  <w:abstractNum w:abstractNumId="24" w15:restartNumberingAfterBreak="0">
+    <w:nsid w:val="594E4E2E"/>
+    <w:multiLevelType w:val="multilevel"/>
+    <w:tmpl w:val="1D546F4A"/>
+    <w:lvl w:ilvl="0">
+      <w:start w:val="1"/>
+      <w:numFmt w:val="bullet"/>
+      <w:lvlText w:val=""/>
+      <w:lvlJc w:val="left"/>
+      <w:pPr>
+        <w:tabs>
+          <w:tab w:val="num" w:pos="720"/>
+        </w:tabs>
+        <w:ind w:left="720" w:hanging="360"/>
+      </w:pPr>
+      <w:rPr>
+        <w:rFonts w:ascii="Symbol" w:hAnsi="Symbol" w:hint="default"/>
+        <w:sz w:val="20"/>
+      </w:rPr>
+    </w:lvl>
+    <w:lvl w:ilvl="1" w:tentative="1">
+      <w:start w:val="1"/>
+      <w:numFmt w:val="bullet"/>
+      <w:lvlText w:val="o"/>
+      <w:lvlJc w:val="left"/>
+      <w:pPr>
+        <w:tabs>
+          <w:tab w:val="num" w:pos="1440"/>
+        </w:tabs>
+        <w:ind w:left="1440" w:hanging="360"/>
+      </w:pPr>
+      <w:rPr>
+        <w:rFonts w:ascii="Courier New" w:hAnsi="Courier New" w:hint="default"/>
+        <w:sz w:val="20"/>
+      </w:rPr>
+    </w:lvl>
+    <w:lvl w:ilvl="2" w:tentative="1">
+      <w:start w:val="1"/>
+      <w:numFmt w:val="bullet"/>
+      <w:lvlText w:val=""/>
+      <w:lvlJc w:val="left"/>
+      <w:pPr>
+        <w:tabs>
+          <w:tab w:val="num" w:pos="2160"/>
+        </w:tabs>
+        <w:ind w:left="2160" w:hanging="360"/>
+      </w:pPr>
+      <w:rPr>
+        <w:rFonts w:ascii="Wingdings" w:hAnsi="Wingdings" w:hint="default"/>
+        <w:sz w:val="20"/>
+      </w:rPr>
+    </w:lvl>
+    <w:lvl w:ilvl="3" w:tentative="1">
+      <w:start w:val="1"/>
+      <w:numFmt w:val="bullet"/>
+      <w:lvlText w:val=""/>
+      <w:lvlJc w:val="left"/>
+      <w:pPr>
+        <w:tabs>
+          <w:tab w:val="num" w:pos="2880"/>
+        </w:tabs>
+        <w:ind w:left="2880" w:hanging="360"/>
+      </w:pPr>
+      <w:rPr>
+        <w:rFonts w:ascii="Wingdings" w:hAnsi="Wingdings" w:hint="default"/>
+        <w:sz w:val="20"/>
+      </w:rPr>
+    </w:lvl>
+    <w:lvl w:ilvl="4" w:tentative="1">
+      <w:start w:val="1"/>
+      <w:numFmt w:val="bullet"/>
+      <w:lvlText w:val=""/>
+      <w:lvlJc w:val="left"/>
+      <w:pPr>
+        <w:tabs>
+          <w:tab w:val="num" w:pos="3600"/>
+        </w:tabs>
+        <w:ind w:left="3600" w:hanging="360"/>
+      </w:pPr>
+      <w:rPr>
+        <w:rFonts w:ascii="Wingdings" w:hAnsi="Wingdings" w:hint="default"/>
+        <w:sz w:val="20"/>
+      </w:rPr>
+    </w:lvl>
+    <w:lvl w:ilvl="5" w:tentative="1">
+      <w:start w:val="1"/>
+      <w:numFmt w:val="bullet"/>
+      <w:lvlText w:val=""/>
+      <w:lvlJc w:val="left"/>
+      <w:pPr>
+        <w:tabs>
+          <w:tab w:val="num" w:pos="4320"/>
+        </w:tabs>
+        <w:ind w:left="4320" w:hanging="360"/>
+      </w:pPr>
+      <w:rPr>
+        <w:rFonts w:ascii="Wingdings" w:hAnsi="Wingdings" w:hint="default"/>
+        <w:sz w:val="20"/>
+      </w:rPr>
+    </w:lvl>
+    <w:lvl w:ilvl="6" w:tentative="1">
+      <w:start w:val="1"/>
+      <w:numFmt w:val="bullet"/>
+      <w:lvlText w:val=""/>
+      <w:lvlJc w:val="left"/>
+      <w:pPr>
+        <w:tabs>
+          <w:tab w:val="num" w:pos="5040"/>
+        </w:tabs>
+        <w:ind w:left="5040" w:hanging="360"/>
+      </w:pPr>
+      <w:rPr>
+        <w:rFonts w:ascii="Wingdings" w:hAnsi="Wingdings" w:hint="default"/>
+        <w:sz w:val="20"/>
+      </w:rPr>
+    </w:lvl>
+    <w:lvl w:ilvl="7" w:tentative="1">
+      <w:start w:val="1"/>
+      <w:numFmt w:val="bullet"/>
+      <w:lvlText w:val=""/>
+      <w:lvlJc w:val="left"/>
+      <w:pPr>
+        <w:tabs>
+          <w:tab w:val="num" w:pos="5760"/>
+        </w:tabs>
+        <w:ind w:left="5760" w:hanging="360"/>
+      </w:pPr>
+      <w:rPr>
+        <w:rFonts w:ascii="Wingdings" w:hAnsi="Wingdings" w:hint="default"/>
+        <w:sz w:val="20"/>
+      </w:rPr>
+    </w:lvl>
+    <w:lvl w:ilvl="8" w:tentative="1">
+      <w:start w:val="1"/>
+      <w:numFmt w:val="bullet"/>
+      <w:lvlText w:val=""/>
+      <w:lvlJc w:val="left"/>
+      <w:pPr>
+        <w:tabs>
+          <w:tab w:val="num" w:pos="6480"/>
+        </w:tabs>
+        <w:ind w:left="6480" w:hanging="360"/>
+      </w:pPr>
+      <w:rPr>
+        <w:rFonts w:ascii="Wingdings" w:hAnsi="Wingdings" w:hint="default"/>
+        <w:sz w:val="20"/>
+      </w:rPr>
+    </w:lvl>
+  </w:abstractNum>
+  <w:abstractNum w:abstractNumId="25" w15:restartNumberingAfterBreak="0">
     <w:nsid w:val="5AD265A9"/>
     <w:multiLevelType w:val="multilevel"/>
     <w:tmpl w:val="A238C0A0"/>
@@ -14005,7 +16358,7 @@
       </w:rPr>
     </w:lvl>
   </w:abstractNum>
-  <w:abstractNum w:abstractNumId="20" w15:restartNumberingAfterBreak="0">
+  <w:abstractNum w:abstractNumId="26" w15:restartNumberingAfterBreak="0">
     <w:nsid w:val="62CE525F"/>
     <w:multiLevelType w:val="multilevel"/>
     <w:tmpl w:val="9558D32E"/>
@@ -14154,7 +16507,7 @@
       </w:rPr>
     </w:lvl>
   </w:abstractNum>
-  <w:abstractNum w:abstractNumId="21" w15:restartNumberingAfterBreak="0">
+  <w:abstractNum w:abstractNumId="27" w15:restartNumberingAfterBreak="0">
     <w:nsid w:val="633544C3"/>
     <w:multiLevelType w:val="multilevel"/>
     <w:tmpl w:val="51D011B4"/>
@@ -14303,7 +16656,156 @@
       </w:rPr>
     </w:lvl>
   </w:abstractNum>
-  <w:abstractNum w:abstractNumId="22" w15:restartNumberingAfterBreak="0">
+  <w:abstractNum w:abstractNumId="28" w15:restartNumberingAfterBreak="0">
+    <w:nsid w:val="63B73460"/>
+    <w:multiLevelType w:val="multilevel"/>
+    <w:tmpl w:val="0216699E"/>
+    <w:lvl w:ilvl="0">
+      <w:start w:val="1"/>
+      <w:numFmt w:val="bullet"/>
+      <w:lvlText w:val=""/>
+      <w:lvlJc w:val="left"/>
+      <w:pPr>
+        <w:tabs>
+          <w:tab w:val="num" w:pos="720"/>
+        </w:tabs>
+        <w:ind w:left="720" w:hanging="360"/>
+      </w:pPr>
+      <w:rPr>
+        <w:rFonts w:ascii="Symbol" w:hAnsi="Symbol" w:hint="default"/>
+        <w:sz w:val="20"/>
+      </w:rPr>
+    </w:lvl>
+    <w:lvl w:ilvl="1" w:tentative="1">
+      <w:start w:val="1"/>
+      <w:numFmt w:val="bullet"/>
+      <w:lvlText w:val="o"/>
+      <w:lvlJc w:val="left"/>
+      <w:pPr>
+        <w:tabs>
+          <w:tab w:val="num" w:pos="1440"/>
+        </w:tabs>
+        <w:ind w:left="1440" w:hanging="360"/>
+      </w:pPr>
+      <w:rPr>
+        <w:rFonts w:ascii="Courier New" w:hAnsi="Courier New" w:hint="default"/>
+        <w:sz w:val="20"/>
+      </w:rPr>
+    </w:lvl>
+    <w:lvl w:ilvl="2" w:tentative="1">
+      <w:start w:val="1"/>
+      <w:numFmt w:val="bullet"/>
+      <w:lvlText w:val=""/>
+      <w:lvlJc w:val="left"/>
+      <w:pPr>
+        <w:tabs>
+          <w:tab w:val="num" w:pos="2160"/>
+        </w:tabs>
+        <w:ind w:left="2160" w:hanging="360"/>
+      </w:pPr>
+      <w:rPr>
+        <w:rFonts w:ascii="Wingdings" w:hAnsi="Wingdings" w:hint="default"/>
+        <w:sz w:val="20"/>
+      </w:rPr>
+    </w:lvl>
+    <w:lvl w:ilvl="3" w:tentative="1">
+      <w:start w:val="1"/>
+      <w:numFmt w:val="bullet"/>
+      <w:lvlText w:val=""/>
+      <w:lvlJc w:val="left"/>
+      <w:pPr>
+        <w:tabs>
+          <w:tab w:val="num" w:pos="2880"/>
+        </w:tabs>
+        <w:ind w:left="2880" w:hanging="360"/>
+      </w:pPr>
+      <w:rPr>
+        <w:rFonts w:ascii="Wingdings" w:hAnsi="Wingdings" w:hint="default"/>
+        <w:sz w:val="20"/>
+      </w:rPr>
+    </w:lvl>
+    <w:lvl w:ilvl="4" w:tentative="1">
+      <w:start w:val="1"/>
+      <w:numFmt w:val="bullet"/>
+      <w:lvlText w:val=""/>
+      <w:lvlJc w:val="left"/>
+      <w:pPr>
+        <w:tabs>
+          <w:tab w:val="num" w:pos="3600"/>
+        </w:tabs>
+        <w:ind w:left="3600" w:hanging="360"/>
+      </w:pPr>
+      <w:rPr>
+        <w:rFonts w:ascii="Wingdings" w:hAnsi="Wingdings" w:hint="default"/>
+        <w:sz w:val="20"/>
+      </w:rPr>
+    </w:lvl>
+    <w:lvl w:ilvl="5" w:tentative="1">
+      <w:start w:val="1"/>
+      <w:numFmt w:val="bullet"/>
+      <w:lvlText w:val=""/>
+      <w:lvlJc w:val="left"/>
+      <w:pPr>
+        <w:tabs>
+          <w:tab w:val="num" w:pos="4320"/>
+        </w:tabs>
+        <w:ind w:left="4320" w:hanging="360"/>
+      </w:pPr>
+      <w:rPr>
+        <w:rFonts w:ascii="Wingdings" w:hAnsi="Wingdings" w:hint="default"/>
+        <w:sz w:val="20"/>
+      </w:rPr>
+    </w:lvl>
+    <w:lvl w:ilvl="6" w:tentative="1">
+      <w:start w:val="1"/>
+      <w:numFmt w:val="bullet"/>
+      <w:lvlText w:val=""/>
+      <w:lvlJc w:val="left"/>
+      <w:pPr>
+        <w:tabs>
+          <w:tab w:val="num" w:pos="5040"/>
+        </w:tabs>
+        <w:ind w:left="5040" w:hanging="360"/>
+      </w:pPr>
+      <w:rPr>
+        <w:rFonts w:ascii="Wingdings" w:hAnsi="Wingdings" w:hint="default"/>
+        <w:sz w:val="20"/>
+      </w:rPr>
+    </w:lvl>
+    <w:lvl w:ilvl="7" w:tentative="1">
+      <w:start w:val="1"/>
+      <w:numFmt w:val="bullet"/>
+      <w:lvlText w:val=""/>
+      <w:lvlJc w:val="left"/>
+      <w:pPr>
+        <w:tabs>
+          <w:tab w:val="num" w:pos="5760"/>
+        </w:tabs>
+        <w:ind w:left="5760" w:hanging="360"/>
+      </w:pPr>
+      <w:rPr>
+        <w:rFonts w:ascii="Wingdings" w:hAnsi="Wingdings" w:hint="default"/>
+        <w:sz w:val="20"/>
+      </w:rPr>
+    </w:lvl>
+    <w:lvl w:ilvl="8" w:tentative="1">
+      <w:start w:val="1"/>
+      <w:numFmt w:val="bullet"/>
+      <w:lvlText w:val=""/>
+      <w:lvlJc w:val="left"/>
+      <w:pPr>
+        <w:tabs>
+          <w:tab w:val="num" w:pos="6480"/>
+        </w:tabs>
+        <w:ind w:left="6480" w:hanging="360"/>
+      </w:pPr>
+      <w:rPr>
+        <w:rFonts w:ascii="Wingdings" w:hAnsi="Wingdings" w:hint="default"/>
+        <w:sz w:val="20"/>
+      </w:rPr>
+    </w:lvl>
+  </w:abstractNum>
+  <w:abstractNum w:abstractNumId="29" w15:restartNumberingAfterBreak="0">
     <w:nsid w:val="6980107D"/>
     <w:multiLevelType w:val="multilevel"/>
     <w:tmpl w:val="86E0A468"/>
@@ -14452,7 +16954,7 @@
       </w:rPr>
     </w:lvl>
   </w:abstractNum>
-  <w:abstractNum w:abstractNumId="23" w15:restartNumberingAfterBreak="0">
+  <w:abstractNum w:abstractNumId="30" w15:restartNumberingAfterBreak="0">
     <w:nsid w:val="7D2252D2"/>
     <w:multiLevelType w:val="multilevel"/>
     <w:tmpl w:val="29089438"/>
@@ -14601,7 +17103,7 @@
       </w:rPr>
     </w:lvl>
   </w:abstractNum>
-  <w:abstractNum w:abstractNumId="24" w15:restartNumberingAfterBreak="0">
+  <w:abstractNum w:abstractNumId="31" w15:restartNumberingAfterBreak="0">
     <w:nsid w:val="7EA60C77"/>
     <w:multiLevelType w:val="multilevel"/>
     <w:tmpl w:val="E42033BA"/>
@@ -14750,50 +17252,199 @@
       </w:rPr>
     </w:lvl>
   </w:abstractNum>
+  <w:abstractNum w:abstractNumId="32" w15:restartNumberingAfterBreak="0">
+    <w:nsid w:val="7F884667"/>
+    <w:multiLevelType w:val="multilevel"/>
+    <w:tmpl w:val="45F6434C"/>
+    <w:lvl w:ilvl="0">
+      <w:start w:val="1"/>
+      <w:numFmt w:val="bullet"/>
+      <w:lvlText w:val=""/>
+      <w:lvlJc w:val="left"/>
+      <w:pPr>
+        <w:tabs>
+          <w:tab w:val="num" w:pos="720"/>
+        </w:tabs>
+        <w:ind w:left="720" w:hanging="360"/>
+      </w:pPr>
+      <w:rPr>
+        <w:rFonts w:ascii="Symbol" w:hAnsi="Symbol" w:hint="default"/>
+        <w:sz w:val="20"/>
+      </w:rPr>
+    </w:lvl>
+    <w:lvl w:ilvl="1" w:tentative="1">
+      <w:start w:val="1"/>
+      <w:numFmt w:val="bullet"/>
+      <w:lvlText w:val="o"/>
+      <w:lvlJc w:val="left"/>
+      <w:pPr>
+        <w:tabs>
+          <w:tab w:val="num" w:pos="1440"/>
+        </w:tabs>
+        <w:ind w:left="1440" w:hanging="360"/>
+      </w:pPr>
+      <w:rPr>
+        <w:rFonts w:ascii="Courier New" w:hAnsi="Courier New" w:hint="default"/>
+        <w:sz w:val="20"/>
+      </w:rPr>
+    </w:lvl>
+    <w:lvl w:ilvl="2" w:tentative="1">
+      <w:start w:val="1"/>
+      <w:numFmt w:val="bullet"/>
+      <w:lvlText w:val=""/>
+      <w:lvlJc w:val="left"/>
+      <w:pPr>
+        <w:tabs>
+          <w:tab w:val="num" w:pos="2160"/>
+        </w:tabs>
+        <w:ind w:left="2160" w:hanging="360"/>
+      </w:pPr>
+      <w:rPr>
+        <w:rFonts w:ascii="Wingdings" w:hAnsi="Wingdings" w:hint="default"/>
+        <w:sz w:val="20"/>
+      </w:rPr>
+    </w:lvl>
+    <w:lvl w:ilvl="3" w:tentative="1">
+      <w:start w:val="1"/>
+      <w:numFmt w:val="bullet"/>
+      <w:lvlText w:val=""/>
+      <w:lvlJc w:val="left"/>
+      <w:pPr>
+        <w:tabs>
+          <w:tab w:val="num" w:pos="2880"/>
+        </w:tabs>
+        <w:ind w:left="2880" w:hanging="360"/>
+      </w:pPr>
+      <w:rPr>
+        <w:rFonts w:ascii="Wingdings" w:hAnsi="Wingdings" w:hint="default"/>
+        <w:sz w:val="20"/>
+      </w:rPr>
+    </w:lvl>
+    <w:lvl w:ilvl="4" w:tentative="1">
+      <w:start w:val="1"/>
+      <w:numFmt w:val="bullet"/>
+      <w:lvlText w:val=""/>
+      <w:lvlJc w:val="left"/>
+      <w:pPr>
+        <w:tabs>
+          <w:tab w:val="num" w:pos="3600"/>
+        </w:tabs>
+        <w:ind w:left="3600" w:hanging="360"/>
+      </w:pPr>
+      <w:rPr>
+        <w:rFonts w:ascii="Wingdings" w:hAnsi="Wingdings" w:hint="default"/>
+        <w:sz w:val="20"/>
+      </w:rPr>
+    </w:lvl>
+    <w:lvl w:ilvl="5" w:tentative="1">
+      <w:start w:val="1"/>
+      <w:numFmt w:val="bullet"/>
+      <w:lvlText w:val=""/>
+      <w:lvlJc w:val="left"/>
+      <w:pPr>
+        <w:tabs>
+          <w:tab w:val="num" w:pos="4320"/>
+        </w:tabs>
+        <w:ind w:left="4320" w:hanging="360"/>
+      </w:pPr>
+      <w:rPr>
+        <w:rFonts w:ascii="Wingdings" w:hAnsi="Wingdings" w:hint="default"/>
+        <w:sz w:val="20"/>
+      </w:rPr>
+    </w:lvl>
+    <w:lvl w:ilvl="6" w:tentative="1">
+      <w:start w:val="1"/>
+      <w:numFmt w:val="bullet"/>
+      <w:lvlText w:val=""/>
+      <w:lvlJc w:val="left"/>
+      <w:pPr>
+        <w:tabs>
+          <w:tab w:val="num" w:pos="5040"/>
+        </w:tabs>
+        <w:ind w:left="5040" w:hanging="360"/>
+      </w:pPr>
+      <w:rPr>
+        <w:rFonts w:ascii="Wingdings" w:hAnsi="Wingdings" w:hint="default"/>
+        <w:sz w:val="20"/>
+      </w:rPr>
+    </w:lvl>
+    <w:lvl w:ilvl="7" w:tentative="1">
+      <w:start w:val="1"/>
+      <w:numFmt w:val="bullet"/>
+      <w:lvlText w:val=""/>
+      <w:lvlJc w:val="left"/>
+      <w:pPr>
+        <w:tabs>
+          <w:tab w:val="num" w:pos="5760"/>
+        </w:tabs>
+        <w:ind w:left="5760" w:hanging="360"/>
+      </w:pPr>
+      <w:rPr>
+        <w:rFonts w:ascii="Wingdings" w:hAnsi="Wingdings" w:hint="default"/>
+        <w:sz w:val="20"/>
+      </w:rPr>
+    </w:lvl>
+    <w:lvl w:ilvl="8" w:tentative="1">
+      <w:start w:val="1"/>
+      <w:numFmt w:val="bullet"/>
+      <w:lvlText w:val=""/>
+      <w:lvlJc w:val="left"/>
+      <w:pPr>
+        <w:tabs>
+          <w:tab w:val="num" w:pos="6480"/>
+        </w:tabs>
+        <w:ind w:left="6480" w:hanging="360"/>
+      </w:pPr>
+      <w:rPr>
+        <w:rFonts w:ascii="Wingdings" w:hAnsi="Wingdings" w:hint="default"/>
+        <w:sz w:val="20"/>
+      </w:rPr>
+    </w:lvl>
+  </w:abstractNum>
   <w:num w:numId="1" w16cid:durableId="1333994352">
-    <w:abstractNumId w:val="21"/>
+    <w:abstractNumId w:val="27"/>
   </w:num>
   <w:num w:numId="2" w16cid:durableId="1582985312">
-    <w:abstractNumId w:val="4"/>
+    <w:abstractNumId w:val="5"/>
   </w:num>
   <w:num w:numId="3" w16cid:durableId="974332255">
-    <w:abstractNumId w:val="19"/>
+    <w:abstractNumId w:val="25"/>
   </w:num>
   <w:num w:numId="4" w16cid:durableId="1907260751">
-    <w:abstractNumId w:val="24"/>
+    <w:abstractNumId w:val="31"/>
   </w:num>
   <w:num w:numId="5" w16cid:durableId="258486929">
-    <w:abstractNumId w:val="11"/>
+    <w:abstractNumId w:val="12"/>
   </w:num>
   <w:num w:numId="6" w16cid:durableId="802312493">
+    <w:abstractNumId w:val="10"/>
+  </w:num>
+  <w:num w:numId="7" w16cid:durableId="1376005540">
     <w:abstractNumId w:val="9"/>
   </w:num>
-  <w:num w:numId="7" w16cid:durableId="1376005540">
-    <w:abstractNumId w:val="8"/>
-  </w:num>
   <w:num w:numId="8" w16cid:durableId="583876663">
-    <w:abstractNumId w:val="12"/>
+    <w:abstractNumId w:val="13"/>
   </w:num>
   <w:num w:numId="9" w16cid:durableId="1338994710">
-    <w:abstractNumId w:val="23"/>
+    <w:abstractNumId w:val="30"/>
   </w:num>
   <w:num w:numId="10" w16cid:durableId="241185970">
-    <w:abstractNumId w:val="15"/>
+    <w:abstractNumId w:val="19"/>
   </w:num>
   <w:num w:numId="11" w16cid:durableId="1615088528">
     <w:abstractNumId w:val="1"/>
   </w:num>
   <w:num w:numId="12" w16cid:durableId="349650397">
-    <w:abstractNumId w:val="3"/>
+    <w:abstractNumId w:val="4"/>
   </w:num>
   <w:num w:numId="13" w16cid:durableId="300118852">
-    <w:abstractNumId w:val="6"/>
+    <w:abstractNumId w:val="7"/>
   </w:num>
   <w:num w:numId="14" w16cid:durableId="1316033885">
-    <w:abstractNumId w:val="10"/>
+    <w:abstractNumId w:val="11"/>
   </w:num>
   <w:num w:numId="15" w16cid:durableId="885486055">
-    <w:abstractNumId w:val="18"/>
+    <w:abstractNumId w:val="23"/>
   </w:num>
   <w:num w:numId="16" w16cid:durableId="1714379758">
     <w:abstractNumId w:val="2"/>
@@ -14802,28 +17453,52 @@
     <w:abstractNumId w:val="0"/>
   </w:num>
   <w:num w:numId="18" w16cid:durableId="869490679">
-    <w:abstractNumId w:val="13"/>
+    <w:abstractNumId w:val="14"/>
   </w:num>
   <w:num w:numId="19" w16cid:durableId="1973828445">
+    <w:abstractNumId w:val="20"/>
+  </w:num>
+  <w:num w:numId="20" w16cid:durableId="1907955737">
+    <w:abstractNumId w:val="8"/>
+  </w:num>
+  <w:num w:numId="21" w16cid:durableId="586497717">
+    <w:abstractNumId w:val="21"/>
+  </w:num>
+  <w:num w:numId="22" w16cid:durableId="379938825">
+    <w:abstractNumId w:val="26"/>
+  </w:num>
+  <w:num w:numId="23" w16cid:durableId="652370293">
+    <w:abstractNumId w:val="6"/>
+  </w:num>
+  <w:num w:numId="24" w16cid:durableId="1768846461">
+    <w:abstractNumId w:val="29"/>
+  </w:num>
+  <w:num w:numId="25" w16cid:durableId="2031176211">
+    <w:abstractNumId w:val="17"/>
+  </w:num>
+  <w:num w:numId="26" w16cid:durableId="458842717">
+    <w:abstractNumId w:val="32"/>
+  </w:num>
+  <w:num w:numId="27" w16cid:durableId="1799881495">
+    <w:abstractNumId w:val="24"/>
+  </w:num>
+  <w:num w:numId="28" w16cid:durableId="1582836563">
     <w:abstractNumId w:val="16"/>
   </w:num>
-  <w:num w:numId="20" w16cid:durableId="1907955737">
-    <w:abstractNumId w:val="7"/>
+  <w:num w:numId="29" w16cid:durableId="351302276">
+    <w:abstractNumId w:val="28"/>
   </w:num>
-  <w:num w:numId="21" w16cid:durableId="586497717">
-    <w:abstractNumId w:val="17"/>
+  <w:num w:numId="30" w16cid:durableId="2051415743">
+    <w:abstractNumId w:val="15"/>
   </w:num>
-  <w:num w:numId="22" w16cid:durableId="379938825">
-    <w:abstractNumId w:val="20"/>
+  <w:num w:numId="31" w16cid:durableId="1171993637">
+    <w:abstractNumId w:val="18"/>
   </w:num>
-  <w:num w:numId="23" w16cid:durableId="652370293">
-    <w:abstractNumId w:val="5"/>
+  <w:num w:numId="32" w16cid:durableId="192114303">
+    <w:abstractNumId w:val="3"/>
   </w:num>
-  <w:num w:numId="24" w16cid:durableId="1768846461">
+  <w:num w:numId="33" w16cid:durableId="1341354850">
     <w:abstractNumId w:val="22"/>
-  </w:num>
-  <w:num w:numId="25" w16cid:durableId="2031176211">
-    <w:abstractNumId w:val="14"/>
   </w:num>
 </w:numbering>
 </file>
